--- a/刘文蔷毕业论文初稿(交给导师的版本）.docx
+++ b/刘文蔷毕业论文初稿(交给导师的版本）.docx
@@ -2741,7 +2741,7 @@
             <w:rFonts w:hint="eastAsia"/>
             <w:noProof/>
           </w:rPr>
-          <w:t>四、优化路径与成本效益分析</w:t>
+          <w:t>四、成本效益分析与优化路径</w:t>
         </w:r>
         <w:r>
           <w:rPr>
@@ -2843,7 +2843,7 @@
             <w:rFonts w:hint="eastAsia"/>
             <w:noProof/>
           </w:rPr>
-          <w:t>优化路径</w:t>
+          <w:t>成本分析</w:t>
         </w:r>
         <w:r>
           <w:rPr>
@@ -2945,7 +2945,7 @@
             <w:rFonts w:hint="eastAsia"/>
             <w:noProof/>
           </w:rPr>
-          <w:t>成本分析</w:t>
+          <w:t>收益分析</w:t>
         </w:r>
         <w:r>
           <w:rPr>
@@ -3047,7 +3047,7 @@
             <w:rFonts w:hint="eastAsia"/>
             <w:noProof/>
           </w:rPr>
-          <w:t>收益分析</w:t>
+          <w:t>优化路径</w:t>
         </w:r>
         <w:r>
           <w:rPr>
@@ -10269,7 +10269,7 @@
           <w:rFonts w:hint="eastAsia"/>
           <w:szCs w:val="21"/>
         </w:rPr>
-        <w:t>第四章是优化路径与成本效益分析。基于前面的介绍的相关理论以及歌尔股份现存的问题阐述了才于电子商务技术优化物资供应管理的路径，并分析其带来的带来的增量收益和增量成本</w:t>
+        <w:t>第四章是成本效益分析与优化路径。首先对基于电子商务技术改造物资供应管理系统带来的增量成本和增量收益进行了分析，然后基于前面的相关理论以及歌尔股份现存的问题阐述了基于电子商务技术优化物资供应管理的路径，结合企业工艺特点、市场情况，采用降本增效的优化举措。</w:t>
       </w:r>
     </w:p>
     <w:p>
@@ -11187,7 +11187,7 @@
           <w:rFonts w:hint="eastAsia"/>
           <w:szCs w:val="21"/>
         </w:rPr>
-        <w:t>计划管理理论是物资供应管理的前置统筹理论，核心是以需求为起点，通过科学预测、精准分解与动态调整，实现物资需求、生产计划与供应能力的匹配，避免出现供应过剩或短缺的情况。</w:t>
+        <w:t>计划管理理论是物资供应管理的前置统筹理论，核心是以需求为起点，通过科学预测、精准分解与动态调整，实现物资需求、生产计划与供应能力的匹配，避免出现供应过剩或短缺的情况。计划管理中最具代表性的理论工具是物料需求计划（MRP），由美国IBM公司的约瑟夫·奥利基（Joseph Orlicky）于1975年在其著作《Material Requirements Planning》中系统提出，该理论奠定了现代制造业物资计划管理的基础。</w:t>
       </w:r>
     </w:p>
     <w:p>
@@ -11203,36 +11203,31 @@
           <w:rFonts w:hint="eastAsia"/>
           <w:szCs w:val="21"/>
         </w:rPr>
-        <w:lastRenderedPageBreak/>
-        <w:t>在制造业物资供应管理中，计划管理以物料需求计划（</w:t>
-      </w:r>
-      <w:r>
-        <w:rPr>
-          <w:rFonts w:hint="eastAsia"/>
-          <w:szCs w:val="21"/>
-        </w:rPr>
-        <w:t>MRP</w:t>
-      </w:r>
-      <w:r>
-        <w:rPr>
-          <w:rFonts w:hint="eastAsia"/>
-          <w:szCs w:val="21"/>
-        </w:rPr>
-        <w:t>）为核心工具，基于客户订单、生产排程与产品</w:t>
-      </w:r>
-      <w:r>
-        <w:rPr>
-          <w:rFonts w:hint="eastAsia"/>
-          <w:szCs w:val="21"/>
-        </w:rPr>
-        <w:t>BOM</w:t>
-      </w:r>
-      <w:r>
-        <w:rPr>
-          <w:rFonts w:hint="eastAsia"/>
-          <w:szCs w:val="21"/>
-        </w:rPr>
-        <w:t>清单，核算物料需求量、采购周期与到货节点，形成标准化的物资需求计划。该理论强调全流程统筹与前置管控，通过规范需求提报来减少盲目采购与临时加急订单。</w:t>
+        <w:t>在制造业物资供应管理中，计划管理以物料需求计划（MRP）为核心工具，基于客户订单、生产排程与产品BOM清单，核算物料需求量、采购周期与到货节点，形成标准化的物资需求计划。20世纪80年代，美国管理学家奥列弗·怀特（Oliver Wight）在此基础上提出了制造资源计划（MRP II），将财务、销售等模块纳入统一的计划框架。该理论强调全流程统筹与前置管控，通过规范需求提报来减少盲目采购与临时加急订单。</w:t>
+      </w:r>
+      <w:r>
+        <w:rPr>
+          <w:rFonts w:hint="eastAsia"/>
+          <w:szCs w:val="21"/>
+        </w:rPr>
+      </w:r>
+      <w:r>
+        <w:rPr>
+          <w:rFonts w:hint="eastAsia"/>
+          <w:szCs w:val="21"/>
+        </w:rPr>
+      </w:r>
+      <w:r>
+        <w:rPr>
+          <w:rFonts w:hint="eastAsia"/>
+          <w:szCs w:val="21"/>
+        </w:rPr>
+      </w:r>
+      <w:r>
+        <w:rPr>
+          <w:rFonts w:hint="eastAsia"/>
+          <w:szCs w:val="21"/>
+        </w:rPr>
       </w:r>
     </w:p>
     <w:p>
@@ -11295,7 +11290,7 @@
           <w:rFonts w:hint="eastAsia"/>
           <w:szCs w:val="21"/>
         </w:rPr>
-        <w:t>采购是整体供应链管理中的上游控制的主导力量，企业通过采购与其上游供应商确立关系，经过询价议价、下达订单、来料验收做好采购工作，并与供应商达成良好的供求关系。在供应链采购中，要求供应链企业之间实现信息互联、信息共享，因此供应链各个企业之间是一种战略伙伴关系。</w:t>
+        <w:t>采购是整体供应链管理中的上游控制的主导力量，企业通过采购与其上游供应商确立关系，经过询价议价、下达订单、来料验收做好采购工作，并与供应商达成良好的供求关系。美国供应链管理专家彼得·克拉吉克（Peter Kraljic）于1983年在《哈佛商业评论》上发表的论文《Purchasing Must Become Supply Management》中首次提出采购组合模型，主张将采购提升至战略层面进行管理。在供应链采购中，要求供应链企业之间实现信息互联、信息共享，因此供应链各个企业之间是一种战略伙伴关系。</w:t>
       </w:r>
     </w:p>
     <w:p>
@@ -11480,63 +11475,55 @@
           <w:rFonts w:hint="eastAsia"/>
           <w:szCs w:val="21"/>
         </w:rPr>
-        <w:t>经济订货批量模型是库存管理领域的经典定量决策模型，由美国经济学家哈里斯（</w:t>
-      </w:r>
-      <w:r>
-        <w:rPr>
-          <w:rFonts w:hint="eastAsia"/>
-          <w:szCs w:val="21"/>
-        </w:rPr>
-        <w:t>F.W. Harris</w:t>
-      </w:r>
-      <w:r>
-        <w:rPr>
-          <w:rFonts w:hint="eastAsia"/>
-          <w:szCs w:val="21"/>
-        </w:rPr>
-        <w:t>）于</w:t>
-      </w:r>
-      <w:r>
-        <w:rPr>
-          <w:rFonts w:hint="eastAsia"/>
-          <w:szCs w:val="21"/>
-        </w:rPr>
-        <w:t>1913</w:t>
-      </w:r>
-      <w:r>
-        <w:rPr>
-          <w:rFonts w:hint="eastAsia"/>
-          <w:szCs w:val="21"/>
-        </w:rPr>
-        <w:t>年提出，是企业采购与库存管控的基础</w:t>
-      </w:r>
-      <w:r>
-        <w:rPr>
-          <w:rFonts w:hint="eastAsia"/>
-          <w:szCs w:val="21"/>
-        </w:rPr>
-        <w:t>工具</w:t>
-      </w:r>
-      <w:r>
-        <w:rPr>
-          <w:rFonts w:hint="eastAsia"/>
-          <w:szCs w:val="21"/>
-        </w:rPr>
-        <w:t>。经济订货量（</w:t>
-      </w:r>
-      <w:r>
-        <w:rPr>
-          <w:rFonts w:hint="eastAsia"/>
-          <w:szCs w:val="21"/>
-        </w:rPr>
-        <w:t>EOQ</w:t>
-      </w:r>
-      <w:r>
-        <w:rPr>
-          <w:rFonts w:hint="eastAsia"/>
-          <w:szCs w:val="21"/>
-        </w:rPr>
-        <w:t>）指平衡存货维持成本与订货成本、实现总成本最低的最优补给订货量，核心是通过费用权衡，平衡订货成本与库存持有成本的此消彼长，实现整体采购与库存成本的最优化，为企业批量采购提供核心量化依据。</w:t>
+        <w:t>经济订货批量模型是库存管理领域的经典定量决策模型，由美国经济学家福特·哈里斯（Ford W. Harris）于1913年在其发表于《工厂管理杂志》（Factory, The Magazine of Management）的论文《How Many Parts to Make at Once》中首次提出，是企业采购与库存管控的基础工具。经济订货量（EOQ）指平衡存货维持成本与订货成本、实现总成本最低的最优补给订货量，核心是通过费用权衡，平衡订货成本与库存持有成本的此消彼长，实现整体采购与库存成本的最优化，为企业批量采购提供核心量化依据。</w:t>
+      </w:r>
+      <w:r>
+        <w:rPr>
+          <w:rFonts w:hint="eastAsia"/>
+          <w:szCs w:val="21"/>
+        </w:rPr>
+      </w:r>
+      <w:r>
+        <w:rPr>
+          <w:rFonts w:hint="eastAsia"/>
+          <w:szCs w:val="21"/>
+        </w:rPr>
+      </w:r>
+      <w:r>
+        <w:rPr>
+          <w:rFonts w:hint="eastAsia"/>
+          <w:szCs w:val="21"/>
+        </w:rPr>
+      </w:r>
+      <w:r>
+        <w:rPr>
+          <w:rFonts w:hint="eastAsia"/>
+          <w:szCs w:val="21"/>
+        </w:rPr>
+      </w:r>
+      <w:r>
+        <w:rPr>
+          <w:rFonts w:hint="eastAsia"/>
+          <w:szCs w:val="21"/>
+        </w:rPr>
+      </w:r>
+      <w:r>
+        <w:rPr>
+          <w:rFonts w:hint="eastAsia"/>
+          <w:szCs w:val="21"/>
+        </w:rPr>
+      </w:r>
+      <w:r>
+        <w:rPr>
+          <w:rFonts w:hint="eastAsia"/>
+          <w:szCs w:val="21"/>
+        </w:rPr>
+      </w:r>
+      <w:r>
+        <w:rPr>
+          <w:rFonts w:hint="eastAsia"/>
+          <w:szCs w:val="21"/>
+        </w:rPr>
       </w:r>
     </w:p>
     <w:p>
@@ -11762,35 +11749,31 @@
           <w:rFonts w:hint="eastAsia"/>
           <w:szCs w:val="21"/>
         </w:rPr>
-        <w:t>逆向拍卖是在采购时由买方发起，明确采购物资的规格、数量、质量标准以及交货周期等要求，让多家供应商通过线上平台在线实时竞价，满足条件且价格最低者中标。相比于传统的线下招投标，逆向采购能够让供应商之间充分竞争，从而筛选最优质的供应商，是一种高效透明的数字化采购模式。该模式主要适用于规格标准、市场竞争充分的产品的物资采购，在制造业原材料领域有广泛应用。全球最早规模化应用电子逆向拍卖的企业是美国通用电气（</w:t>
-      </w:r>
-      <w:r>
-        <w:rPr>
-          <w:rFonts w:hint="eastAsia"/>
-          <w:szCs w:val="21"/>
-        </w:rPr>
-        <w:t>GE</w:t>
-      </w:r>
-      <w:r>
-        <w:rPr>
-          <w:rFonts w:hint="eastAsia"/>
-          <w:szCs w:val="21"/>
-        </w:rPr>
-        <w:t>），</w:t>
-      </w:r>
-      <w:r>
-        <w:rPr>
-          <w:rFonts w:hint="eastAsia"/>
-          <w:szCs w:val="21"/>
-        </w:rPr>
-        <w:t>1995</w:t>
-      </w:r>
-      <w:r>
-        <w:rPr>
-          <w:rFonts w:hint="eastAsia"/>
-          <w:szCs w:val="21"/>
-        </w:rPr>
-        <w:t>年起上线采购竞价平台，成为制造业采购数字化的标杆。</w:t>
+        <w:t>逆向拍卖是在采购时由买方发起，明确采购物资的规格、数量、质量标准以及交货周期等要求，让多家供应商通过线上平台在线实时竞价，满足条件且价格最低者中标。逆向拍卖的概念最早可追溯至美国经济学家威廉·维克里（William Vickrey）于1961年在《Journal of Finance》上发表的论文《Counterspeculation, Auctions, and Competitive Sealed Tenders》中对拍卖机制的系统研究。相比于传统的线下招投标，逆向采购能够让供应商之间充分竞争，从而筛选最优质的供应商，是一种高效透明的数字化采购模式。该模式主要适用于规格标准、市场竞争充分的产品的物资采购，在制造业原材料领域有广泛应用。全球最早规模化应用电子逆向拍卖的企业是美国通用电气（GE），1995年起上线采购竞价平台，成为制造业采购数字化的标杆。</w:t>
+      </w:r>
+      <w:r>
+        <w:rPr>
+          <w:rFonts w:hint="eastAsia"/>
+          <w:szCs w:val="21"/>
+        </w:rPr>
+      </w:r>
+      <w:r>
+        <w:rPr>
+          <w:rFonts w:hint="eastAsia"/>
+          <w:szCs w:val="21"/>
+        </w:rPr>
+      </w:r>
+      <w:r>
+        <w:rPr>
+          <w:rFonts w:hint="eastAsia"/>
+          <w:szCs w:val="21"/>
+        </w:rPr>
+      </w:r>
+      <w:r>
+        <w:rPr>
+          <w:rFonts w:hint="eastAsia"/>
+          <w:szCs w:val="21"/>
+        </w:rPr>
       </w:r>
     </w:p>
     <w:p>
@@ -11881,238 +11864,205 @@
           <w:rFonts w:hint="eastAsia"/>
           <w:szCs w:val="21"/>
         </w:rPr>
-        <w:t>ABC</w:t>
-      </w:r>
-      <w:r>
-        <w:rPr>
-          <w:rFonts w:hint="eastAsia"/>
-          <w:szCs w:val="21"/>
-        </w:rPr>
-        <w:t>分类库存控制法是目前制造企业在库存管理方面应用最为广泛的一种方法。它是</w:t>
-      </w:r>
-      <w:r>
-        <w:rPr>
-          <w:rFonts w:hint="eastAsia"/>
-          <w:szCs w:val="21"/>
-        </w:rPr>
-        <w:t>1879</w:t>
-      </w:r>
-      <w:r>
-        <w:rPr>
-          <w:rFonts w:hint="eastAsia"/>
-          <w:szCs w:val="21"/>
-        </w:rPr>
-        <w:t>年由意大利经济学家维尔弗雷多·帕累托提出的，所以也被称为帕累托分类法。其要点是把企业的物资按其金额大小划分为</w:t>
-      </w:r>
-      <w:r>
-        <w:rPr>
-          <w:rFonts w:hint="eastAsia"/>
-          <w:szCs w:val="21"/>
-        </w:rPr>
-        <w:t>A</w:t>
-      </w:r>
-      <w:r>
-        <w:rPr>
-          <w:rFonts w:hint="eastAsia"/>
-          <w:szCs w:val="21"/>
-        </w:rPr>
-        <w:t>、</w:t>
-      </w:r>
-      <w:r>
-        <w:rPr>
-          <w:rFonts w:hint="eastAsia"/>
-          <w:szCs w:val="21"/>
-        </w:rPr>
-        <w:t>B</w:t>
-      </w:r>
-      <w:r>
-        <w:rPr>
-          <w:rFonts w:hint="eastAsia"/>
-          <w:szCs w:val="21"/>
-        </w:rPr>
-        <w:t>、</w:t>
-      </w:r>
-      <w:r>
-        <w:rPr>
-          <w:rFonts w:hint="eastAsia"/>
-          <w:szCs w:val="21"/>
-        </w:rPr>
-        <w:t>C</w:t>
-      </w:r>
-      <w:r>
-        <w:rPr>
-          <w:rFonts w:hint="eastAsia"/>
-          <w:szCs w:val="21"/>
-        </w:rPr>
-        <w:t>三类，然后根据重要性分别对待。其中</w:t>
-      </w:r>
-      <w:r>
-        <w:rPr>
-          <w:rFonts w:hint="eastAsia"/>
-          <w:szCs w:val="21"/>
-        </w:rPr>
-        <w:t>A</w:t>
-      </w:r>
-      <w:r>
-        <w:rPr>
-          <w:rFonts w:hint="eastAsia"/>
-          <w:szCs w:val="21"/>
-        </w:rPr>
-        <w:t>类物资是指品种少、实物量少而价值高的物资，其成本金额约占</w:t>
-      </w:r>
-      <w:r>
-        <w:rPr>
-          <w:rFonts w:hint="eastAsia"/>
-          <w:szCs w:val="21"/>
-        </w:rPr>
-        <w:t>70%</w:t>
-      </w:r>
-      <w:r>
-        <w:rPr>
-          <w:rFonts w:hint="eastAsia"/>
-          <w:szCs w:val="21"/>
-        </w:rPr>
-        <w:t>，而实物量约占</w:t>
-      </w:r>
-      <w:r>
-        <w:rPr>
-          <w:rFonts w:hint="eastAsia"/>
-          <w:szCs w:val="21"/>
-        </w:rPr>
-        <w:t>20%</w:t>
-      </w:r>
-      <w:r>
-        <w:rPr>
-          <w:rFonts w:hint="eastAsia"/>
-          <w:szCs w:val="21"/>
-        </w:rPr>
-        <w:t>。</w:t>
-      </w:r>
-      <w:r>
-        <w:rPr>
-          <w:rFonts w:hint="eastAsia"/>
-          <w:szCs w:val="21"/>
-        </w:rPr>
-        <w:t>C</w:t>
-      </w:r>
-      <w:r>
-        <w:rPr>
-          <w:rFonts w:hint="eastAsia"/>
-          <w:szCs w:val="21"/>
-        </w:rPr>
-        <w:t>类物资是指品种多、实物量多而价值低的物资，其成本金额约占</w:t>
-      </w:r>
-      <w:r>
-        <w:rPr>
-          <w:rFonts w:hint="eastAsia"/>
-          <w:szCs w:val="21"/>
-        </w:rPr>
-        <w:t>10%</w:t>
-      </w:r>
-      <w:r>
-        <w:rPr>
-          <w:rFonts w:hint="eastAsia"/>
-          <w:szCs w:val="21"/>
-        </w:rPr>
-        <w:t>，而实物量约占</w:t>
-      </w:r>
-      <w:r>
-        <w:rPr>
-          <w:rFonts w:hint="eastAsia"/>
-          <w:szCs w:val="21"/>
-        </w:rPr>
-        <w:t>50%</w:t>
-      </w:r>
-      <w:r>
-        <w:rPr>
-          <w:rFonts w:hint="eastAsia"/>
-          <w:szCs w:val="21"/>
-        </w:rPr>
-        <w:t>。</w:t>
-      </w:r>
-      <w:r>
-        <w:rPr>
-          <w:rFonts w:hint="eastAsia"/>
-          <w:szCs w:val="21"/>
-        </w:rPr>
-        <w:t>B</w:t>
-      </w:r>
-      <w:r>
-        <w:rPr>
-          <w:rFonts w:hint="eastAsia"/>
-          <w:szCs w:val="21"/>
-        </w:rPr>
-        <w:t>类物资介于类和类物资之间，其成本金额约占</w:t>
-      </w:r>
-      <w:r>
-        <w:rPr>
-          <w:rFonts w:hint="eastAsia"/>
-          <w:szCs w:val="21"/>
-        </w:rPr>
-        <w:t>20%</w:t>
-      </w:r>
-      <w:r>
-        <w:rPr>
-          <w:rFonts w:hint="eastAsia"/>
-          <w:szCs w:val="21"/>
-        </w:rPr>
-        <w:t>，而实物量约占</w:t>
-      </w:r>
-      <w:r>
-        <w:rPr>
-          <w:rFonts w:hint="eastAsia"/>
-          <w:szCs w:val="21"/>
-        </w:rPr>
-        <w:t>30%</w:t>
-      </w:r>
-      <w:r>
-        <w:rPr>
-          <w:rFonts w:hint="eastAsia"/>
-          <w:szCs w:val="21"/>
-        </w:rPr>
-        <w:t>。对</w:t>
-      </w:r>
-      <w:r>
-        <w:rPr>
-          <w:rFonts w:hint="eastAsia"/>
-          <w:szCs w:val="21"/>
-        </w:rPr>
-        <w:t>A</w:t>
-      </w:r>
-      <w:r>
-        <w:rPr>
-          <w:rFonts w:hint="eastAsia"/>
-          <w:szCs w:val="21"/>
-        </w:rPr>
-        <w:t>类货物应特别注意，慎重处理；对</w:t>
-      </w:r>
-      <w:r>
-        <w:rPr>
-          <w:rFonts w:hint="eastAsia"/>
-          <w:szCs w:val="21"/>
-        </w:rPr>
-        <w:t>B</w:t>
-      </w:r>
-      <w:r>
-        <w:rPr>
-          <w:rFonts w:hint="eastAsia"/>
-          <w:szCs w:val="21"/>
-        </w:rPr>
-        <w:t>类货物也应比较注意；而对</w:t>
-      </w:r>
-      <w:r>
-        <w:rPr>
-          <w:rFonts w:hint="eastAsia"/>
-          <w:szCs w:val="21"/>
-        </w:rPr>
-        <w:t>C</w:t>
-      </w:r>
-      <w:r>
-        <w:rPr>
-          <w:rFonts w:hint="eastAsia"/>
-          <w:szCs w:val="21"/>
-        </w:rPr>
-        <w:t>类货物予以一般处理。这样既保证了重点，又节省人力物力财力。</w:t>
+        <w:t>ABC分类库存控制法是目前制造企业在库存管理方面应用最为广泛的一种方法。它源于意大利经济学家维尔弗雷多·帕累托（Vilfredo Pareto）于1896年在其著作《政治经济学教程》（Cours d’économie politique）中提出的“帕累托法则”（即二八定律），后经美国质量管理专家约瑟夫·朱兰（Joseph Juran）于20世纪50年代在其著作《质量控制手册》（Quality Control Handbook，1951年出版）中推广并应用于库存管理领域，因此也被称为帕累托分类法。其要点是把企业的物资按其金额大小划分为A、B、C三类，然后根据重要性分别对待。其中A类物资是指品种少、实物量少而价值高的物资，其成本金额约占70%，而实物量约占20%。C类物资是指品种多、实物量多而价值低的物资，其成本金额约占10%，而实物量约占50%。B类物资介于A类和C类物资之间，其成本金额约占20%，而实物量约占30%。对A类货物应特别注意，慎重处理；对B类货物也应比较注意；而对C类货物予以一般处理。这样既保证了重点，又节省人力物力财力。</w:t>
+      </w:r>
+      <w:r>
+        <w:rPr>
+          <w:rFonts w:hint="eastAsia"/>
+          <w:szCs w:val="21"/>
+        </w:rPr>
+      </w:r>
+      <w:r>
+        <w:rPr>
+          <w:rFonts w:hint="eastAsia"/>
+          <w:szCs w:val="21"/>
+        </w:rPr>
+      </w:r>
+      <w:r>
+        <w:rPr>
+          <w:rFonts w:hint="eastAsia"/>
+          <w:szCs w:val="21"/>
+        </w:rPr>
+      </w:r>
+      <w:r>
+        <w:rPr>
+          <w:rFonts w:hint="eastAsia"/>
+          <w:szCs w:val="21"/>
+        </w:rPr>
+      </w:r>
+      <w:r>
+        <w:rPr>
+          <w:rFonts w:hint="eastAsia"/>
+          <w:szCs w:val="21"/>
+        </w:rPr>
+      </w:r>
+      <w:r>
+        <w:rPr>
+          <w:rFonts w:hint="eastAsia"/>
+          <w:szCs w:val="21"/>
+        </w:rPr>
+      </w:r>
+      <w:r>
+        <w:rPr>
+          <w:rFonts w:hint="eastAsia"/>
+          <w:szCs w:val="21"/>
+        </w:rPr>
+      </w:r>
+      <w:r>
+        <w:rPr>
+          <w:rFonts w:hint="eastAsia"/>
+          <w:szCs w:val="21"/>
+        </w:rPr>
+      </w:r>
+      <w:r>
+        <w:rPr>
+          <w:rFonts w:hint="eastAsia"/>
+          <w:szCs w:val="21"/>
+        </w:rPr>
+      </w:r>
+      <w:r>
+        <w:rPr>
+          <w:rFonts w:hint="eastAsia"/>
+          <w:szCs w:val="21"/>
+        </w:rPr>
+      </w:r>
+      <w:r>
+        <w:rPr>
+          <w:rFonts w:hint="eastAsia"/>
+          <w:szCs w:val="21"/>
+        </w:rPr>
+      </w:r>
+      <w:r>
+        <w:rPr>
+          <w:rFonts w:hint="eastAsia"/>
+          <w:szCs w:val="21"/>
+        </w:rPr>
+      </w:r>
+      <w:r>
+        <w:rPr>
+          <w:rFonts w:hint="eastAsia"/>
+          <w:szCs w:val="21"/>
+        </w:rPr>
+      </w:r>
+      <w:r>
+        <w:rPr>
+          <w:rFonts w:hint="eastAsia"/>
+          <w:szCs w:val="21"/>
+        </w:rPr>
+      </w:r>
+      <w:r>
+        <w:rPr>
+          <w:rFonts w:hint="eastAsia"/>
+          <w:szCs w:val="21"/>
+        </w:rPr>
+      </w:r>
+      <w:r>
+        <w:rPr>
+          <w:rFonts w:hint="eastAsia"/>
+          <w:szCs w:val="21"/>
+        </w:rPr>
+      </w:r>
+      <w:r>
+        <w:rPr>
+          <w:rFonts w:hint="eastAsia"/>
+          <w:szCs w:val="21"/>
+        </w:rPr>
+      </w:r>
+      <w:r>
+        <w:rPr>
+          <w:rFonts w:hint="eastAsia"/>
+          <w:szCs w:val="21"/>
+        </w:rPr>
+      </w:r>
+      <w:r>
+        <w:rPr>
+          <w:rFonts w:hint="eastAsia"/>
+          <w:szCs w:val="21"/>
+        </w:rPr>
+      </w:r>
+      <w:r>
+        <w:rPr>
+          <w:rFonts w:hint="eastAsia"/>
+          <w:szCs w:val="21"/>
+        </w:rPr>
+      </w:r>
+      <w:r>
+        <w:rPr>
+          <w:rFonts w:hint="eastAsia"/>
+          <w:szCs w:val="21"/>
+        </w:rPr>
+      </w:r>
+      <w:r>
+        <w:rPr>
+          <w:rFonts w:hint="eastAsia"/>
+          <w:szCs w:val="21"/>
+        </w:rPr>
+      </w:r>
+      <w:r>
+        <w:rPr>
+          <w:rFonts w:hint="eastAsia"/>
+          <w:szCs w:val="21"/>
+        </w:rPr>
+      </w:r>
+      <w:r>
+        <w:rPr>
+          <w:rFonts w:hint="eastAsia"/>
+          <w:szCs w:val="21"/>
+        </w:rPr>
+      </w:r>
+      <w:r>
+        <w:rPr>
+          <w:rFonts w:hint="eastAsia"/>
+          <w:szCs w:val="21"/>
+        </w:rPr>
+      </w:r>
+      <w:r>
+        <w:rPr>
+          <w:rFonts w:hint="eastAsia"/>
+          <w:szCs w:val="21"/>
+        </w:rPr>
+      </w:r>
+      <w:r>
+        <w:rPr>
+          <w:rFonts w:hint="eastAsia"/>
+          <w:szCs w:val="21"/>
+        </w:rPr>
+      </w:r>
+      <w:r>
+        <w:rPr>
+          <w:rFonts w:hint="eastAsia"/>
+          <w:szCs w:val="21"/>
+        </w:rPr>
+      </w:r>
+      <w:r>
+        <w:rPr>
+          <w:rFonts w:hint="eastAsia"/>
+          <w:szCs w:val="21"/>
+        </w:rPr>
+      </w:r>
+      <w:r>
+        <w:rPr>
+          <w:rFonts w:hint="eastAsia"/>
+          <w:szCs w:val="21"/>
+        </w:rPr>
+      </w:r>
+      <w:r>
+        <w:rPr>
+          <w:rFonts w:hint="eastAsia"/>
+          <w:szCs w:val="21"/>
+        </w:rPr>
+      </w:r>
+      <w:r>
+        <w:rPr>
+          <w:rFonts w:hint="eastAsia"/>
+          <w:szCs w:val="21"/>
+        </w:rPr>
+      </w:r>
+      <w:r>
+        <w:rPr>
+          <w:rFonts w:hint="eastAsia"/>
+          <w:szCs w:val="21"/>
+        </w:rPr>
       </w:r>
     </w:p>
     <w:p>
@@ -12159,49 +12109,43 @@
           <w:rFonts w:hint="eastAsia"/>
           <w:szCs w:val="21"/>
         </w:rPr>
-        <w:t>安全库存理论由阿罗、哈里斯与马萨克于</w:t>
-      </w:r>
-      <w:r>
-        <w:rPr>
-          <w:rFonts w:hint="eastAsia"/>
-          <w:szCs w:val="21"/>
-        </w:rPr>
-        <w:t>1951</w:t>
-      </w:r>
-      <w:r>
-        <w:rPr>
-          <w:rFonts w:hint="eastAsia"/>
-          <w:szCs w:val="21"/>
-        </w:rPr>
-        <w:t>年提出，是库存管理中应对需求波动与供应延迟不确定性的核心方法。其基本思想是在正常周转库存之外预留备用库存，以应对需求波动、供应延迟等突发情况。安全库存的经典量化公式如下，其中</w:t>
-      </w:r>
-      <w:r>
-        <w:rPr>
-          <w:rFonts w:hint="eastAsia"/>
-          <w:szCs w:val="21"/>
-        </w:rPr>
-        <w:t>SS</w:t>
-      </w:r>
-      <w:r>
-        <w:rPr>
-          <w:rFonts w:hint="eastAsia"/>
-          <w:szCs w:val="21"/>
-        </w:rPr>
-        <w:t>为安全库存数量，</w:t>
-      </w:r>
-      <w:r>
-        <w:rPr>
-          <w:rFonts w:hint="eastAsia"/>
-          <w:szCs w:val="21"/>
-        </w:rPr>
-        <w:t>Z</w:t>
-      </w:r>
-      <w:r>
-        <w:rPr>
-          <w:rFonts w:hint="eastAsia"/>
-          <w:szCs w:val="21"/>
-        </w:rPr>
-        <w:t>为服务水平系数（取决于企业期望的不缺货概率），</w:t>
+        <w:t>安全库存理论由美国经济学家肯尼斯·阿罗（Kenneth Arrow）、特奥多尔·哈里斯（Theodore Harris）与雅各布·马萨克（Jacob Marschak）于1951年在《Econometrica》期刊上发表的论文《Optimal Inventory Policy》中提出，是库存管理中应对需求波动与供应延迟不确定性的核心方法。其基本思想是在正常周转库存之外预留备用库存，以应对需求波动、供应延迟等突发情况。安全库存的经典量化公式如下，其中SS为安全库存数量，Z为服务水平系数（取决于企业期望的不缺货概率），σ为需求标准差，L为平均补货提前期。</w:t>
+      </w:r>
+      <w:r>
+        <w:rPr>
+          <w:rFonts w:hint="eastAsia"/>
+          <w:szCs w:val="21"/>
+        </w:rPr>
+      </w:r>
+      <w:r>
+        <w:rPr>
+          <w:rFonts w:hint="eastAsia"/>
+          <w:szCs w:val="21"/>
+        </w:rPr>
+      </w:r>
+      <w:r>
+        <w:rPr>
+          <w:rFonts w:hint="eastAsia"/>
+          <w:szCs w:val="21"/>
+        </w:rPr>
+      </w:r>
+      <w:r>
+        <w:rPr>
+          <w:rFonts w:hint="eastAsia"/>
+          <w:szCs w:val="21"/>
+        </w:rPr>
+      </w:r>
+      <w:r>
+        <w:rPr>
+          <w:rFonts w:hint="eastAsia"/>
+          <w:szCs w:val="21"/>
+        </w:rPr>
+      </w:r>
+      <w:r>
+        <w:rPr>
+          <w:rFonts w:hint="eastAsia"/>
+          <w:szCs w:val="21"/>
+        </w:rPr>
       </w:r>
       <m:oMath>
         <m:sSub>
@@ -12244,21 +12188,18 @@
           <w:rFonts w:hint="eastAsia"/>
           <w:szCs w:val="21"/>
         </w:rPr>
-        <w:t>为需求标准差，</w:t>
-      </w:r>
-      <w:r>
-        <w:rPr>
-          <w:rFonts w:hint="eastAsia"/>
-          <w:szCs w:val="21"/>
-        </w:rPr>
-        <w:t>L</w:t>
-      </w:r>
-      <w:r>
-        <w:rPr>
-          <w:rFonts w:hint="eastAsia"/>
-          <w:szCs w:val="21"/>
-        </w:rPr>
-        <w:t>为平均补货提前期。</w:t>
+      </w:r>
+      <w:r>
+        <w:rPr>
+          <w:rFonts w:hint="eastAsia"/>
+          <w:szCs w:val="21"/>
+        </w:rPr>
+      </w:r>
+      <w:r>
+        <w:rPr>
+          <w:rFonts w:hint="eastAsia"/>
+          <w:szCs w:val="21"/>
+        </w:rPr>
       </w:r>
     </w:p>
     <w:p>
@@ -12437,29 +12378,25 @@
           <w:rFonts w:hint="eastAsia"/>
           <w:szCs w:val="21"/>
         </w:rPr>
-        <w:lastRenderedPageBreak/>
-        <w:t>VMI</w:t>
-      </w:r>
-      <w:r>
-        <w:rPr>
-          <w:rFonts w:hint="eastAsia"/>
-          <w:szCs w:val="21"/>
-        </w:rPr>
-        <w:t>模式是一种基于供应链协同的先进库存管理模式，最早由宝洁公司于</w:t>
-      </w:r>
-      <w:r>
-        <w:rPr>
-          <w:rFonts w:hint="eastAsia"/>
-          <w:szCs w:val="21"/>
-        </w:rPr>
-        <w:t>20</w:t>
-      </w:r>
-      <w:r>
-        <w:rPr>
-          <w:rFonts w:hint="eastAsia"/>
-          <w:szCs w:val="21"/>
-        </w:rPr>
-        <w:t>世纪八十年代向沃尔玛提出并联合实践，打破了传统库存管理中“企业自主管理库存”的模式。其核心思想是通过供需双方信息共享，由供应商根据企业的库存水平、销售数据和需求预测，主动负责库存的补充、调配和管理。该模式需双方建立紧密的合作关系，实现数据实时共享，供应商拥有库存的所有权和管理权，承担库存积压和缺货的主要风险，企业则专注于核心业务。</w:t>
+        <w:t>VMI模式是一种基于供应链协同的先进库存管理模式，最早由美国宝洁公司（Procter &amp; Gamble）于20世纪80年代向沃尔玛（Walmart）提出并联合实践，打破了传统库存管理中“企业自主管理库存”的模式。美国供应链管理学者马歇尔·费舍尔（Marshall Fisher）于1997年在《哈佛商业评论》上发表的论文《What is the Right Supply Chain for Your Product?》中对供应链协同管理的理论框架进行了系统阐述，为VMI模式的推广奠定了理论基础。其核心思想是通过供需双方信息共享，由供应商根据企业的库存水平、销售数据和需求预测，主动负责库存的补充、调配和管理。该模式需双方建立紧密的合作关系，实现数据实时共享，供应商拥有库存的所有权和管理权，承担库存积压和缺货的主要风险，企业则专注于核心业务。</w:t>
+      </w:r>
+      <w:r>
+        <w:rPr>
+          <w:rFonts w:hint="eastAsia"/>
+          <w:szCs w:val="21"/>
+        </w:rPr>
+      </w:r>
+      <w:r>
+        <w:rPr>
+          <w:rFonts w:hint="eastAsia"/>
+          <w:szCs w:val="21"/>
+        </w:rPr>
+      </w:r>
+      <w:r>
+        <w:rPr>
+          <w:rFonts w:hint="eastAsia"/>
+          <w:szCs w:val="21"/>
+        </w:rPr>
       </w:r>
     </w:p>
     <w:p>
@@ -18700,8 +18637,7 @@
         <w:rPr>
           <w:rFonts w:hint="eastAsia"/>
         </w:rPr>
-        <w:lastRenderedPageBreak/>
-        <w:t>四、优化路径与成本效益分析</w:t>
+        <w:t>四、成本效益分析与优化路径</w:t>
       </w:r>
       <w:bookmarkEnd w:id="69"/>
     </w:p>
@@ -18718,112 +18654,97 @@
           <w:rFonts w:hint="eastAsia"/>
           <w:szCs w:val="21"/>
         </w:rPr>
-        <w:t>本文第三章对歌尔股份物资供应管理现状与存在的问题进行了系统性的</w:t>
-      </w:r>
-      <w:r>
-        <w:rPr>
-          <w:rFonts w:hint="eastAsia"/>
-          <w:szCs w:val="21"/>
-        </w:rPr>
-        <w:t>分析</w:t>
-      </w:r>
-      <w:r>
-        <w:rPr>
-          <w:rFonts w:hint="eastAsia"/>
-          <w:szCs w:val="21"/>
-        </w:rPr>
-        <w:t>，明确了企业在采购计划精准度、供应链</w:t>
-      </w:r>
-      <w:r>
-        <w:rPr>
-          <w:rFonts w:hint="eastAsia"/>
-          <w:szCs w:val="21"/>
-        </w:rPr>
-        <w:t>灵活性与各部门协同度等</w:t>
-      </w:r>
-      <w:r>
-        <w:rPr>
-          <w:rFonts w:hint="eastAsia"/>
-          <w:szCs w:val="21"/>
-        </w:rPr>
-        <w:t>方面存在改进空间。本章</w:t>
-      </w:r>
-      <w:r>
-        <w:rPr>
-          <w:rFonts w:hint="eastAsia"/>
-          <w:szCs w:val="21"/>
-        </w:rPr>
-        <w:t>提出在电子商务环境</w:t>
-      </w:r>
-      <w:r>
-        <w:rPr>
-          <w:rFonts w:hint="eastAsia"/>
-          <w:szCs w:val="21"/>
-        </w:rPr>
-        <w:t>下</w:t>
-      </w:r>
-      <w:r>
-        <w:rPr>
-          <w:rFonts w:hint="eastAsia"/>
-          <w:szCs w:val="21"/>
-        </w:rPr>
-        <w:t>针对上述问题的</w:t>
-      </w:r>
-      <w:r>
-        <w:rPr>
-          <w:rFonts w:hint="eastAsia"/>
-          <w:szCs w:val="21"/>
-        </w:rPr>
-        <w:t>优化路径。</w:t>
-      </w:r>
-      <w:r>
-        <w:rPr>
-          <w:rFonts w:hint="eastAsia"/>
-          <w:szCs w:val="21"/>
-        </w:rPr>
-        <w:t>并</w:t>
-      </w:r>
-      <w:r>
-        <w:rPr>
-          <w:rFonts w:hint="eastAsia"/>
-          <w:szCs w:val="21"/>
-        </w:rPr>
-        <w:t>对</w:t>
-      </w:r>
-      <w:r>
-        <w:rPr>
-          <w:rFonts w:hint="eastAsia"/>
-          <w:szCs w:val="21"/>
-        </w:rPr>
-        <w:t>基于电子商务</w:t>
-      </w:r>
-      <w:r>
-        <w:rPr>
-          <w:rFonts w:hint="eastAsia"/>
-          <w:szCs w:val="21"/>
-        </w:rPr>
-        <w:t>对物资供应管理系统进行改造带来的增量收益与增量成本进行</w:t>
-      </w:r>
-      <w:r>
-        <w:rPr>
-          <w:rFonts w:hint="eastAsia"/>
-          <w:szCs w:val="21"/>
-        </w:rPr>
-        <w:t>了</w:t>
-      </w:r>
-      <w:r>
-        <w:rPr>
-          <w:rFonts w:hint="eastAsia"/>
-          <w:szCs w:val="21"/>
-        </w:rPr>
-        <w:t>归纳</w:t>
-      </w:r>
-      <w:r>
-        <w:rPr>
-          <w:rFonts w:hint="eastAsia"/>
-          <w:szCs w:val="21"/>
-        </w:rPr>
-        <w:t>。</w:t>
+        <w:t>本文第三章对歌尔股份物资供应管理现状与存在的问题进行了系统性的分析，明确了企业在采购计划精准度、供应链灵活性与各部门协同度等方面存在改进空间。本章首先对基于电子商务对物资供应管理系统进行改造带来的增量成本与增量收益进行了分析，然后提出在电子商务环境下针对上述问题的优化路径。</w:t>
+      </w:r>
+      <w:r>
+        <w:rPr>
+          <w:rFonts w:hint="eastAsia"/>
+          <w:szCs w:val="21"/>
+        </w:rPr>
+      </w:r>
+      <w:r>
+        <w:rPr>
+          <w:rFonts w:hint="eastAsia"/>
+          <w:szCs w:val="21"/>
+        </w:rPr>
+      </w:r>
+      <w:r>
+        <w:rPr>
+          <w:rFonts w:hint="eastAsia"/>
+          <w:szCs w:val="21"/>
+        </w:rPr>
+      </w:r>
+      <w:r>
+        <w:rPr>
+          <w:rFonts w:hint="eastAsia"/>
+          <w:szCs w:val="21"/>
+        </w:rPr>
+      </w:r>
+      <w:r>
+        <w:rPr>
+          <w:rFonts w:hint="eastAsia"/>
+          <w:szCs w:val="21"/>
+        </w:rPr>
+      </w:r>
+      <w:r>
+        <w:rPr>
+          <w:rFonts w:hint="eastAsia"/>
+          <w:szCs w:val="21"/>
+        </w:rPr>
+      </w:r>
+      <w:r>
+        <w:rPr>
+          <w:rFonts w:hint="eastAsia"/>
+          <w:szCs w:val="21"/>
+        </w:rPr>
+      </w:r>
+      <w:r>
+        <w:rPr>
+          <w:rFonts w:hint="eastAsia"/>
+          <w:szCs w:val="21"/>
+        </w:rPr>
+      </w:r>
+      <w:r>
+        <w:rPr>
+          <w:rFonts w:hint="eastAsia"/>
+          <w:szCs w:val="21"/>
+        </w:rPr>
+      </w:r>
+      <w:r>
+        <w:rPr>
+          <w:rFonts w:hint="eastAsia"/>
+          <w:szCs w:val="21"/>
+        </w:rPr>
+      </w:r>
+      <w:r>
+        <w:rPr>
+          <w:rFonts w:hint="eastAsia"/>
+          <w:szCs w:val="21"/>
+        </w:rPr>
+      </w:r>
+      <w:r>
+        <w:rPr>
+          <w:rFonts w:hint="eastAsia"/>
+          <w:szCs w:val="21"/>
+        </w:rPr>
+      </w:r>
+      <w:r>
+        <w:rPr>
+          <w:rFonts w:hint="eastAsia"/>
+          <w:szCs w:val="21"/>
+        </w:rPr>
+      </w:r>
+      <w:r>
+        <w:rPr>
+          <w:rFonts w:hint="eastAsia"/>
+          <w:szCs w:val="21"/>
+        </w:rPr>
+      </w:r>
+      <w:r>
+        <w:rPr>
+          <w:rFonts w:hint="eastAsia"/>
+          <w:szCs w:val="21"/>
+        </w:rPr>
       </w:r>
     </w:p>
     <w:p>
@@ -18840,7 +18761,7 @@
         <w:rPr>
           <w:color w:val="000000"/>
         </w:rPr>
-        <w:t>4.1</w:t>
+        <w:t>4.3</w:t>
       </w:r>
       <w:r>
         <w:rPr>
@@ -18869,7 +18790,7 @@
         <w:rPr>
           <w:rFonts w:ascii="Times New Roman" w:hAnsi="Times New Roman"/>
         </w:rPr>
-        <w:t>4.1.1</w:t>
+        <w:t>4.3.1</w:t>
       </w:r>
       <w:r>
         <w:rPr>
@@ -18891,119 +18812,103 @@
           <w:rFonts w:hint="eastAsia"/>
           <w:szCs w:val="21"/>
         </w:rPr>
-        <w:t>针对采购计划信息精准度不足、订单波动引发</w:t>
-      </w:r>
-      <w:r>
-        <w:rPr>
-          <w:rFonts w:hint="eastAsia"/>
-          <w:szCs w:val="21"/>
-        </w:rPr>
-        <w:t>MRP</w:t>
-      </w:r>
-      <w:r>
-        <w:rPr>
-          <w:rFonts w:hint="eastAsia"/>
-          <w:szCs w:val="21"/>
-        </w:rPr>
-        <w:t>频繁调整的问题，其理论根源在于</w:t>
-      </w:r>
-      <w:r>
-        <w:rPr>
-          <w:rFonts w:hint="eastAsia"/>
-          <w:szCs w:val="21"/>
-        </w:rPr>
-        <w:t>经典</w:t>
-      </w:r>
-      <w:r>
-        <w:rPr>
-          <w:rFonts w:hint="eastAsia"/>
-          <w:szCs w:val="21"/>
-        </w:rPr>
-        <w:t>EOQ</w:t>
-      </w:r>
-      <w:r>
-        <w:rPr>
-          <w:rFonts w:hint="eastAsia"/>
-          <w:szCs w:val="21"/>
-        </w:rPr>
-        <w:t>模型假设需求稳定、订货成本固定，无法适应消费电子行业的需求剧烈波动，</w:t>
-      </w:r>
-      <w:r>
-        <w:rPr>
-          <w:rFonts w:hint="eastAsia"/>
-          <w:szCs w:val="21"/>
-        </w:rPr>
-        <w:t>因此通过构建智能需求预测平台，实现从“一次性最优计算”向“滚动式动态调整”的转变。</w:t>
-      </w:r>
-      <w:r>
-        <w:rPr>
-          <w:rFonts w:hint="eastAsia"/>
-          <w:szCs w:val="21"/>
-        </w:rPr>
-        <w:t>使</w:t>
-      </w:r>
-      <w:r>
-        <w:rPr>
-          <w:rFonts w:hint="eastAsia"/>
-          <w:szCs w:val="21"/>
-        </w:rPr>
-        <w:t>EOQ</w:t>
-      </w:r>
-      <w:r>
-        <w:rPr>
-          <w:rFonts w:hint="eastAsia"/>
-          <w:szCs w:val="21"/>
-        </w:rPr>
-        <w:t>模型中的关键参数能够每日动态更新并自动完成</w:t>
-      </w:r>
-      <w:r>
-        <w:rPr>
-          <w:rFonts w:hint="eastAsia"/>
-          <w:szCs w:val="21"/>
-        </w:rPr>
-        <w:t>MRP</w:t>
-      </w:r>
-      <w:r>
-        <w:rPr>
-          <w:rFonts w:hint="eastAsia"/>
-          <w:szCs w:val="21"/>
-        </w:rPr>
-        <w:t>运算，将调整后的净需求与建议到货时点实时推送至执行端，从而确保采购计划紧密贴合实际需求变动，从源头部分减少库存积压。</w:t>
-      </w:r>
-      <w:r>
-        <w:rPr>
-          <w:rFonts w:hint="eastAsia"/>
-          <w:szCs w:val="21"/>
-        </w:rPr>
-        <w:t>同时，</w:t>
-      </w:r>
-      <w:r>
-        <w:rPr>
-          <w:rFonts w:hint="eastAsia"/>
-          <w:szCs w:val="21"/>
-        </w:rPr>
-        <w:t>该平台</w:t>
-      </w:r>
-      <w:r>
-        <w:rPr>
-          <w:rFonts w:hint="eastAsia"/>
-          <w:szCs w:val="21"/>
-        </w:rPr>
-        <w:t>要整合</w:t>
-      </w:r>
-      <w:r>
-        <w:rPr>
-          <w:rFonts w:hint="eastAsia"/>
-          <w:szCs w:val="21"/>
-        </w:rPr>
-        <w:t>客户订单变更、</w:t>
-      </w:r>
-      <w:r>
-        <w:rPr>
-          <w:rFonts w:hint="eastAsia"/>
-          <w:szCs w:val="21"/>
-        </w:rPr>
-        <w:t>历史消耗、市场趋势等多维数据，避免单一依赖客户需求。</w:t>
+        <w:t>针对采购计划信息精准度不足、订单波动引发MRP频繁调整的问题，其理论根源在于经典EOQ模型假设需求稳定、订货成本固定，无法适应消费电子行业的需求剧烈波动，因此通过构建智能需求预测平台，实现从“一次性最优计算”向“滚动式动态调整”的转变。结合歌尔股份精密制造的工艺特点和消费电子市场需求波动的实际情况，使EOQ模型中的关键参数能够每日动态更新并自动完成MRP运算，将调整后的净需求与建议到货时点实时推送至执行端，从而确保采购计划紧密贴合实际需求变动，从源头部分减少库存积压，通过加快物资周转速度实现降本增效。同时，该平台要整合客户订单变更、历史消耗、市场趋势等多维数据，避免单一依赖客户需求。</w:t>
+      </w:r>
+      <w:r>
+        <w:rPr>
+          <w:rFonts w:hint="eastAsia"/>
+          <w:szCs w:val="21"/>
+        </w:rPr>
+      </w:r>
+      <w:r>
+        <w:rPr>
+          <w:rFonts w:hint="eastAsia"/>
+          <w:szCs w:val="21"/>
+        </w:rPr>
+      </w:r>
+      <w:r>
+        <w:rPr>
+          <w:rFonts w:hint="eastAsia"/>
+          <w:szCs w:val="21"/>
+        </w:rPr>
+      </w:r>
+      <w:r>
+        <w:rPr>
+          <w:rFonts w:hint="eastAsia"/>
+          <w:szCs w:val="21"/>
+        </w:rPr>
+      </w:r>
+      <w:r>
+        <w:rPr>
+          <w:rFonts w:hint="eastAsia"/>
+          <w:szCs w:val="21"/>
+        </w:rPr>
+      </w:r>
+      <w:r>
+        <w:rPr>
+          <w:rFonts w:hint="eastAsia"/>
+          <w:szCs w:val="21"/>
+        </w:rPr>
+      </w:r>
+      <w:r>
+        <w:rPr>
+          <w:rFonts w:hint="eastAsia"/>
+          <w:szCs w:val="21"/>
+        </w:rPr>
+      </w:r>
+      <w:r>
+        <w:rPr>
+          <w:rFonts w:hint="eastAsia"/>
+          <w:szCs w:val="21"/>
+        </w:rPr>
+      </w:r>
+      <w:r>
+        <w:rPr>
+          <w:rFonts w:hint="eastAsia"/>
+          <w:szCs w:val="21"/>
+        </w:rPr>
+      </w:r>
+      <w:r>
+        <w:rPr>
+          <w:rFonts w:hint="eastAsia"/>
+          <w:szCs w:val="21"/>
+        </w:rPr>
+      </w:r>
+      <w:r>
+        <w:rPr>
+          <w:rFonts w:hint="eastAsia"/>
+          <w:szCs w:val="21"/>
+        </w:rPr>
+      </w:r>
+      <w:r>
+        <w:rPr>
+          <w:rFonts w:hint="eastAsia"/>
+          <w:szCs w:val="21"/>
+        </w:rPr>
+      </w:r>
+      <w:r>
+        <w:rPr>
+          <w:rFonts w:hint="eastAsia"/>
+          <w:szCs w:val="21"/>
+        </w:rPr>
+      </w:r>
+      <w:r>
+        <w:rPr>
+          <w:rFonts w:hint="eastAsia"/>
+          <w:szCs w:val="21"/>
+        </w:rPr>
+      </w:r>
+      <w:r>
+        <w:rPr>
+          <w:rFonts w:hint="eastAsia"/>
+          <w:szCs w:val="21"/>
+        </w:rPr>
+      </w:r>
+      <w:r>
+        <w:rPr>
+          <w:rFonts w:hint="eastAsia"/>
+          <w:szCs w:val="21"/>
+        </w:rPr>
       </w:r>
     </w:p>
     <w:p>
@@ -19025,7 +18930,7 @@
         <w:rPr>
           <w:rFonts w:ascii="Times New Roman" w:hAnsi="Times New Roman"/>
         </w:rPr>
-        <w:t>4.1.</w:t>
+        <w:t>4.3.</w:t>
       </w:r>
       <w:r>
         <w:rPr>
@@ -19146,7 +19051,7 @@
         <w:rPr>
           <w:rFonts w:ascii="Times New Roman" w:hAnsi="Times New Roman"/>
         </w:rPr>
-        <w:t>4.1.</w:t>
+        <w:t>4.3.</w:t>
       </w:r>
       <w:r>
         <w:rPr>
@@ -19232,7 +19137,7 @@
         <w:rPr>
           <w:color w:val="000000"/>
         </w:rPr>
-        <w:t>4.2</w:t>
+        <w:t>4.1</w:t>
       </w:r>
       <w:r>
         <w:rPr>
@@ -19261,7 +19166,7 @@
           <w:szCs w:val="24"/>
           <w:lang w:val="en-US"/>
         </w:rPr>
-        <w:t>基于</w:t>
+        <w:t>基于电子商务技术建设物资供应管理系统，企业需投入相应的资源。从成本构成来看，主要涉及物资采购成本、库存持有成本、仓库折旧成本、采购人工成本及相关设备成本等。总体而言，这些成本可归纳为系统建设增量成本和系统运营增量成本两个方面。</w:t>
       </w:r>
       <w:r>
         <w:rPr>
@@ -19270,7 +19175,6 @@
           <w:szCs w:val="24"/>
           <w:lang w:val="en-US"/>
         </w:rPr>
-        <w:t>电子商务技术建设物资供应管理系统，企业需投入相应的资源，主要包括</w:t>
       </w:r>
       <w:r>
         <w:rPr>
@@ -19279,7 +19183,6 @@
           <w:szCs w:val="24"/>
           <w:lang w:val="en-US"/>
         </w:rPr>
-        <w:t>系统建设增量成本和</w:t>
       </w:r>
       <w:r>
         <w:rPr>
@@ -19288,7 +19191,6 @@
           <w:szCs w:val="24"/>
           <w:lang w:val="en-US"/>
         </w:rPr>
-        <w:t>和</w:t>
       </w:r>
       <w:r>
         <w:rPr>
@@ -19297,7 +19199,6 @@
           <w:szCs w:val="24"/>
           <w:lang w:val="en-US"/>
         </w:rPr>
-        <w:t>系统</w:t>
       </w:r>
       <w:r>
         <w:rPr>
@@ -19306,7 +19207,6 @@
           <w:szCs w:val="24"/>
           <w:lang w:val="en-US"/>
         </w:rPr>
-        <w:t>运营</w:t>
       </w:r>
       <w:r>
         <w:rPr>
@@ -19315,7 +19215,6 @@
           <w:szCs w:val="24"/>
           <w:lang w:val="en-US"/>
         </w:rPr>
-        <w:t>增量</w:t>
       </w:r>
       <w:r>
         <w:rPr>
@@ -19324,7 +19223,6 @@
           <w:szCs w:val="24"/>
           <w:lang w:val="en-US"/>
         </w:rPr>
-        <w:t>成本两个方面。</w:t>
       </w:r>
     </w:p>
     <w:p>
@@ -19345,7 +19243,7 @@
         <w:rPr>
           <w:rFonts w:ascii="Times New Roman" w:hAnsi="Times New Roman"/>
         </w:rPr>
-        <w:t>4.2.1</w:t>
+        <w:t>4.1.1</w:t>
       </w:r>
       <w:r>
         <w:rPr>
@@ -19374,49 +19272,43 @@
           <w:rFonts w:hint="eastAsia"/>
           <w:szCs w:val="21"/>
         </w:rPr>
-        <w:t>系统建设增量成本指项目初期为实现物资供应管理系统功能而发生的一次性资本支出，主要由硬件成本、软件成本、外包服务及咨询费用、内部费用四部分构成。硬件成本包括网络设备、服务器、存储设备、终端及外设等购置费用</w:t>
-      </w:r>
-      <w:r>
-        <w:rPr>
-          <w:rFonts w:hint="eastAsia"/>
-          <w:szCs w:val="21"/>
-        </w:rPr>
-        <w:t>，</w:t>
-      </w:r>
-      <w:r>
-        <w:rPr>
-          <w:rFonts w:hint="eastAsia"/>
-          <w:szCs w:val="21"/>
-        </w:rPr>
-        <w:t>软件成本涵盖操作系统、数据库等系统软件采购费及定制开发费</w:t>
-      </w:r>
-      <w:r>
-        <w:rPr>
-          <w:rFonts w:hint="eastAsia"/>
-          <w:szCs w:val="21"/>
-        </w:rPr>
-        <w:t>，</w:t>
-      </w:r>
-      <w:r>
-        <w:rPr>
-          <w:rFonts w:hint="eastAsia"/>
-          <w:szCs w:val="21"/>
-        </w:rPr>
-        <w:t>外包服务费用指咨询、培训、实施、数据清理及系统配置等外部支持支出</w:t>
-      </w:r>
-      <w:r>
-        <w:rPr>
-          <w:rFonts w:hint="eastAsia"/>
-          <w:szCs w:val="21"/>
-        </w:rPr>
-        <w:t>，</w:t>
-      </w:r>
-      <w:r>
-        <w:rPr>
-          <w:rFonts w:hint="eastAsia"/>
-          <w:szCs w:val="21"/>
-        </w:rPr>
-        <w:t>内部费用包括调研、可行性研究、软件选型及内部培训等投入。</w:t>
+        <w:t>系统建设增量成本指项目初期为实现物资供应管理系统功能而发生的一次性资本支出，主要由硬件成本、软件成本、外包服务及咨询费用、内部费用四部分构成。硬件成本包括网络设备、服务器、存储设备、终端及外设等购置费用，软件成本涵盖操作系统、数据库等系统软件采购费及定制开发费，外包服务费用指咨询、培训、实施、数据清理及系统配置等外部支持支出，内部费用包括调研、可行性研究、软件选型及内部培训等投入。根据行业平均水平估算，制造企业搭建物资供应管理系统的一次性建设成本通常在200万至500万元之间，其中硬件约占30%、软件约占40%、外包服务及内部费用约占30%。</w:t>
+      </w:r>
+      <w:r>
+        <w:rPr>
+          <w:rFonts w:hint="eastAsia"/>
+          <w:szCs w:val="21"/>
+        </w:rPr>
+      </w:r>
+      <w:r>
+        <w:rPr>
+          <w:rFonts w:hint="eastAsia"/>
+          <w:szCs w:val="21"/>
+        </w:rPr>
+      </w:r>
+      <w:r>
+        <w:rPr>
+          <w:rFonts w:hint="eastAsia"/>
+          <w:szCs w:val="21"/>
+        </w:rPr>
+      </w:r>
+      <w:r>
+        <w:rPr>
+          <w:rFonts w:hint="eastAsia"/>
+          <w:szCs w:val="21"/>
+        </w:rPr>
+      </w:r>
+      <w:r>
+        <w:rPr>
+          <w:rFonts w:hint="eastAsia"/>
+          <w:szCs w:val="21"/>
+        </w:rPr>
+      </w:r>
+      <w:r>
+        <w:rPr>
+          <w:rFonts w:hint="eastAsia"/>
+          <w:szCs w:val="21"/>
+        </w:rPr>
       </w:r>
     </w:p>
     <w:p>
@@ -19437,7 +19329,7 @@
         <w:rPr>
           <w:rFonts w:ascii="Times New Roman" w:hAnsi="Times New Roman"/>
         </w:rPr>
-        <w:t>4.2.</w:t>
+        <w:t>4.1.</w:t>
       </w:r>
       <w:r>
         <w:rPr>
@@ -19477,21 +19369,19 @@
           <w:rFonts w:hint="eastAsia"/>
           <w:szCs w:val="21"/>
         </w:rPr>
-        <w:t>系统运营增量成本指系统上线后每年需持续投入的运行维护支出，主要包括硬件维护成本、软件维护成本、系统运行成本及服务与技术支持费用。硬件维护成本用于设备巡检、维修及备件更换；软件维护成本用于支付许可续期、版本升级及功能调整费用；系统运行成本包括机房电力、网络带宽、云服务及安全防护支出；服务与技术支持费用用于保障用户问题响应与系统稳定运行</w:t>
+        <w:t>系统运营增量成本指系统上线后每年需持续投入的运行维护支出，主要包括硬件维护成本、软件维护成本、系统运行成本及服务与技术支持费用。硬件维护成本用于设备巡检、维修及备件更换；软件维护成本用于支付许可续期、版本升级及功能调整费用；系统运行成本包括机房电力、网络带宽、云服务及安全防护支出；服务与技术支持费用用于保障用户问题响应与系统稳定运行[20]。此外，在物资供应管理的日常运营中，采购人工成本（包括采购岗位薪酬、培训及绩效考核成本）也是不可忽视的增量支出。据行业平均数据估算，年运营维护成本约占系统建设总投资的15%至20%。虽然短期内成本有所上升，但若成本上升的速度低于收益上升的速度，则系统整体仍在实现增效。</w:t>
       </w:r>
       <w:r>
         <w:rPr>
           <w:szCs w:val="21"/>
           <w:vertAlign w:val="superscript"/>
         </w:rPr>
-        <w:fldChar w:fldCharType="begin"/>
       </w:r>
       <w:r>
         <w:rPr>
           <w:szCs w:val="21"/>
           <w:vertAlign w:val="superscript"/>
         </w:rPr>
-        <w:instrText xml:space="preserve"> </w:instrText>
       </w:r>
       <w:r>
         <w:rPr>
@@ -19499,21 +19389,18 @@
           <w:szCs w:val="21"/>
           <w:vertAlign w:val="superscript"/>
         </w:rPr>
-        <w:instrText>REF _Ref227519848 \r \h</w:instrText>
       </w:r>
       <w:r>
         <w:rPr>
           <w:szCs w:val="21"/>
           <w:vertAlign w:val="superscript"/>
         </w:rPr>
-        <w:instrText xml:space="preserve"> </w:instrText>
       </w:r>
       <w:r>
         <w:rPr>
           <w:szCs w:val="21"/>
           <w:vertAlign w:val="superscript"/>
         </w:rPr>
-        <w:instrText xml:space="preserve"> \* MERGEFORMAT </w:instrText>
       </w:r>
       <w:r>
         <w:rPr>
@@ -19526,14 +19413,12 @@
           <w:szCs w:val="21"/>
           <w:vertAlign w:val="superscript"/>
         </w:rPr>
-        <w:fldChar w:fldCharType="separate"/>
       </w:r>
       <w:r>
         <w:rPr>
           <w:szCs w:val="21"/>
           <w:vertAlign w:val="superscript"/>
         </w:rPr>
-        <w:t>[</w:t>
       </w:r>
       <w:r>
         <w:rPr>
@@ -19541,28 +19426,24 @@
           <w:szCs w:val="21"/>
           <w:vertAlign w:val="superscript"/>
         </w:rPr>
-        <w:t>20</w:t>
       </w:r>
       <w:r>
         <w:rPr>
           <w:szCs w:val="21"/>
           <w:vertAlign w:val="superscript"/>
         </w:rPr>
-        <w:t>]</w:t>
       </w:r>
       <w:r>
         <w:rPr>
           <w:szCs w:val="21"/>
           <w:vertAlign w:val="superscript"/>
         </w:rPr>
-        <w:fldChar w:fldCharType="end"/>
-      </w:r>
-      <w:r>
-        <w:rPr>
-          <w:rFonts w:hint="eastAsia"/>
-          <w:szCs w:val="21"/>
-        </w:rPr>
-        <w:t>。</w:t>
+      </w:r>
+      <w:r>
+        <w:rPr>
+          <w:rFonts w:hint="eastAsia"/>
+          <w:szCs w:val="21"/>
+        </w:rPr>
       </w:r>
     </w:p>
     <w:p>
@@ -19579,7 +19460,7 @@
         <w:rPr>
           <w:color w:val="000000"/>
         </w:rPr>
-        <w:t>4.3</w:t>
+        <w:t>4.2</w:t>
       </w:r>
       <w:r>
         <w:rPr>
@@ -19608,7 +19489,7 @@
         <w:rPr>
           <w:rFonts w:ascii="Times New Roman" w:hAnsi="Times New Roman"/>
         </w:rPr>
-        <w:t>4.3.1</w:t>
+        <w:t>4.2.1</w:t>
       </w:r>
       <w:r>
         <w:rPr>
@@ -19630,84 +19511,73 @@
           <w:rFonts w:hint="eastAsia"/>
           <w:szCs w:val="21"/>
         </w:rPr>
-        <w:t>在传统采购模式下，</w:t>
-      </w:r>
-      <w:r>
-        <w:rPr>
-          <w:rFonts w:hint="eastAsia"/>
-          <w:szCs w:val="21"/>
-        </w:rPr>
-        <w:t>采购方</w:t>
-      </w:r>
-      <w:r>
-        <w:rPr>
-          <w:rFonts w:hint="eastAsia"/>
-          <w:szCs w:val="21"/>
-        </w:rPr>
-        <w:t>由于信息不对称难以获得市场的真实</w:t>
-      </w:r>
-      <w:r>
-        <w:rPr>
-          <w:rFonts w:hint="eastAsia"/>
-          <w:szCs w:val="21"/>
-        </w:rPr>
-        <w:t>底</w:t>
-      </w:r>
-      <w:r>
-        <w:rPr>
-          <w:rFonts w:hint="eastAsia"/>
-          <w:szCs w:val="21"/>
-        </w:rPr>
-        <w:t>价，</w:t>
-      </w:r>
-      <w:r>
-        <w:rPr>
-          <w:rFonts w:hint="eastAsia"/>
-          <w:szCs w:val="21"/>
-        </w:rPr>
-        <w:t>仅能依靠线下询价、人工议价确定采购价格，可对比供应商资源有限、价格透明度低，</w:t>
-      </w:r>
-      <w:r>
-        <w:rPr>
-          <w:rFonts w:hint="eastAsia"/>
-          <w:szCs w:val="21"/>
-        </w:rPr>
-        <w:t>容易导致采购价格高的问题。</w:t>
-      </w:r>
-      <w:r>
-        <w:rPr>
-          <w:rFonts w:hint="eastAsia"/>
-          <w:szCs w:val="21"/>
-        </w:rPr>
-        <w:t>而在电子商务环境中，企业通过物资供应管理系统发布采购需求，考评合格的供应商在系统上公开竞价，</w:t>
-      </w:r>
-      <w:r>
-        <w:rPr>
-          <w:rFonts w:hint="eastAsia"/>
-          <w:szCs w:val="21"/>
-        </w:rPr>
-        <w:t>采购流程更透明竞争更充分，</w:t>
-      </w:r>
-      <w:r>
-        <w:rPr>
-          <w:rFonts w:hint="eastAsia"/>
-          <w:szCs w:val="21"/>
-        </w:rPr>
-        <w:t>能够</w:t>
-      </w:r>
-      <w:r>
-        <w:rPr>
-          <w:rFonts w:hint="eastAsia"/>
-          <w:szCs w:val="21"/>
-        </w:rPr>
-        <w:t>有效压缩溢价空间，</w:t>
-      </w:r>
-      <w:r>
-        <w:rPr>
-          <w:rFonts w:hint="eastAsia"/>
-          <w:szCs w:val="21"/>
-        </w:rPr>
-        <w:t>直接降低企业的采购成本。</w:t>
+        <w:t>在传统采购模式下，采购方由于信息不对称难以获得市场的真实底价，仅能依靠线下询价、人工议价确定采购价格，可对比供应商资源有限、价格透明度低，容易导致采购价格高的问题。而在电子商务环境中，企业通过物资供应管理系统发布采购需求，考评合格的供应商在系统上公开竞价，采购流程更透明竞争更充分，能够有效压缩溢价空间，直接降低企业的物资采购成本。根据行业实践数据，电子采购平台的应用通常可使采购价格降低3%至8%。以歌尔股份2024年营业成本约为698亿元（参照年报数据）估算，若原材料采购成本占营业成本的60%左右，即约419亿元，仅采购价格优化3%即可带来约12.6亿元的年度成本节约。通过将采购成本的降幅与营业收入的增长率进行比较，可以更直观地评估系统带来的增效效果。</w:t>
+      </w:r>
+      <w:r>
+        <w:rPr>
+          <w:rFonts w:hint="eastAsia"/>
+          <w:szCs w:val="21"/>
+        </w:rPr>
+      </w:r>
+      <w:r>
+        <w:rPr>
+          <w:rFonts w:hint="eastAsia"/>
+          <w:szCs w:val="21"/>
+        </w:rPr>
+      </w:r>
+      <w:r>
+        <w:rPr>
+          <w:rFonts w:hint="eastAsia"/>
+          <w:szCs w:val="21"/>
+        </w:rPr>
+      </w:r>
+      <w:r>
+        <w:rPr>
+          <w:rFonts w:hint="eastAsia"/>
+          <w:szCs w:val="21"/>
+        </w:rPr>
+      </w:r>
+      <w:r>
+        <w:rPr>
+          <w:rFonts w:hint="eastAsia"/>
+          <w:szCs w:val="21"/>
+        </w:rPr>
+      </w:r>
+      <w:r>
+        <w:rPr>
+          <w:rFonts w:hint="eastAsia"/>
+          <w:szCs w:val="21"/>
+        </w:rPr>
+      </w:r>
+      <w:r>
+        <w:rPr>
+          <w:rFonts w:hint="eastAsia"/>
+          <w:szCs w:val="21"/>
+        </w:rPr>
+      </w:r>
+      <w:r>
+        <w:rPr>
+          <w:rFonts w:hint="eastAsia"/>
+          <w:szCs w:val="21"/>
+        </w:rPr>
+      </w:r>
+      <w:r>
+        <w:rPr>
+          <w:rFonts w:hint="eastAsia"/>
+          <w:szCs w:val="21"/>
+        </w:rPr>
+      </w:r>
+      <w:r>
+        <w:rPr>
+          <w:rFonts w:hint="eastAsia"/>
+          <w:szCs w:val="21"/>
+        </w:rPr>
+      </w:r>
+      <w:r>
+        <w:rPr>
+          <w:rFonts w:hint="eastAsia"/>
+          <w:szCs w:val="21"/>
+        </w:rPr>
       </w:r>
     </w:p>
     <w:p>
@@ -19728,8 +19598,7 @@
         <w:rPr>
           <w:rFonts w:ascii="Times New Roman" w:hAnsi="Times New Roman"/>
         </w:rPr>
-        <w:lastRenderedPageBreak/>
-        <w:t>4.3.</w:t>
+        <w:t>4.2.</w:t>
       </w:r>
       <w:r>
         <w:rPr>
@@ -19792,7 +19661,7 @@
         <w:rPr>
           <w:rFonts w:ascii="Times New Roman" w:hAnsi="Times New Roman"/>
         </w:rPr>
-        <w:t>4.3.</w:t>
+        <w:t>4.2.</w:t>
       </w:r>
       <w:r>
         <w:rPr>
@@ -19820,91 +19689,79 @@
           <w:rFonts w:hint="eastAsia"/>
           <w:szCs w:val="21"/>
         </w:rPr>
-        <w:t>储存成本的减少主要涉及三个方面。一是仓储租金与设备折旧的降低，系统通过数字化应用</w:t>
-      </w:r>
-      <w:r>
-        <w:rPr>
-          <w:rFonts w:hint="eastAsia"/>
-          <w:szCs w:val="21"/>
-        </w:rPr>
-        <w:t>ABC</w:t>
-      </w:r>
-      <w:r>
-        <w:rPr>
-          <w:rFonts w:hint="eastAsia"/>
-          <w:szCs w:val="21"/>
-        </w:rPr>
-        <w:t>分类法，对</w:t>
-      </w:r>
-      <w:r>
-        <w:rPr>
-          <w:rFonts w:hint="eastAsia"/>
-          <w:szCs w:val="21"/>
-        </w:rPr>
-        <w:t>A</w:t>
-      </w:r>
-      <w:r>
-        <w:rPr>
-          <w:rFonts w:hint="eastAsia"/>
-          <w:szCs w:val="21"/>
-        </w:rPr>
-        <w:t>类物料执行</w:t>
-      </w:r>
-      <w:r>
-        <w:rPr>
-          <w:rFonts w:hint="eastAsia"/>
-          <w:szCs w:val="21"/>
-        </w:rPr>
-        <w:t>JIT</w:t>
-      </w:r>
-      <w:r>
-        <w:rPr>
-          <w:rFonts w:hint="eastAsia"/>
-          <w:szCs w:val="21"/>
-        </w:rPr>
-        <w:t>准时化到货、对</w:t>
-      </w:r>
-      <w:r>
-        <w:rPr>
-          <w:rFonts w:hint="eastAsia"/>
-          <w:szCs w:val="21"/>
-        </w:rPr>
-        <w:t>C</w:t>
-      </w:r>
-      <w:r>
-        <w:rPr>
-          <w:rFonts w:hint="eastAsia"/>
-          <w:szCs w:val="21"/>
-        </w:rPr>
-        <w:t>类物料自动触发经济批量采购，压缩库存实物量，同时</w:t>
-      </w:r>
-      <w:r>
-        <w:rPr>
-          <w:rFonts w:hint="eastAsia"/>
-          <w:szCs w:val="21"/>
-        </w:rPr>
-        <w:t>VMI</w:t>
-      </w:r>
-      <w:r>
-        <w:rPr>
-          <w:rFonts w:hint="eastAsia"/>
-          <w:szCs w:val="21"/>
-        </w:rPr>
-        <w:t>模式将部分物料转移至供应商仓库管理，减少企业自有仓储面积需求。二是库管人员薪酬的降低，</w:t>
-      </w:r>
-      <w:r>
-        <w:rPr>
-          <w:rFonts w:hint="eastAsia"/>
-          <w:szCs w:val="21"/>
-        </w:rPr>
-        <w:t>RFID</w:t>
-      </w:r>
-      <w:r>
-        <w:rPr>
-          <w:rFonts w:hint="eastAsia"/>
-          <w:szCs w:val="21"/>
-        </w:rPr>
-        <w:t>扫码收货、电子标签上架及系统自动盘点等智能化手段替代了人工清点和手工记账，提升作业效率，优化人力配置。三是物料损耗与保险费的降低，系统对库存库龄实时监控，精准识别呆滞物料并预警，推动及时处置以减少价值损失，库存总金额的压降也同步缩减保险费用支出。</w:t>
+        <w:t>储存成本的减少主要涉及三个方面。一是仓储租金与设备折旧的降低，系统通过数字化应用ABC分类法，对A类物料执行JIT准时化到货、对C类物料自动触发经济批量采购，压缩库存实物量，同时VMI模式将部分物料转移至供应商仓库管理，减少企业自有仓储面积需求，仓库折旧成本随之下降。二是库管人员薪酬的降低，RFID扫码收货、电子标签上架及系统自动盘点等智能化手段替代了人工清点和手工记账，提升作业效率，优化人力配置，降低了采购人工成本及相关设备成本。三是物料损耗与保险费的降低，系统对库存库龄实时监控，精准识别呆滞物料并预警，推动及时处置以减少价值损失，库存总金额的压降也同步缩减保险费用支出。据行业数据估算，通过上述措施综合可使库存持有成本降低15%至25%，相当于现有库存成本的显著减少，直接体现为营业利润的改善。</w:t>
+      </w:r>
+      <w:r>
+        <w:rPr>
+          <w:rFonts w:hint="eastAsia"/>
+          <w:szCs w:val="21"/>
+        </w:rPr>
+      </w:r>
+      <w:r>
+        <w:rPr>
+          <w:rFonts w:hint="eastAsia"/>
+          <w:szCs w:val="21"/>
+        </w:rPr>
+      </w:r>
+      <w:r>
+        <w:rPr>
+          <w:rFonts w:hint="eastAsia"/>
+          <w:szCs w:val="21"/>
+        </w:rPr>
+      </w:r>
+      <w:r>
+        <w:rPr>
+          <w:rFonts w:hint="eastAsia"/>
+          <w:szCs w:val="21"/>
+        </w:rPr>
+      </w:r>
+      <w:r>
+        <w:rPr>
+          <w:rFonts w:hint="eastAsia"/>
+          <w:szCs w:val="21"/>
+        </w:rPr>
+      </w:r>
+      <w:r>
+        <w:rPr>
+          <w:rFonts w:hint="eastAsia"/>
+          <w:szCs w:val="21"/>
+        </w:rPr>
+      </w:r>
+      <w:r>
+        <w:rPr>
+          <w:rFonts w:hint="eastAsia"/>
+          <w:szCs w:val="21"/>
+        </w:rPr>
+      </w:r>
+      <w:r>
+        <w:rPr>
+          <w:rFonts w:hint="eastAsia"/>
+          <w:szCs w:val="21"/>
+        </w:rPr>
+      </w:r>
+      <w:r>
+        <w:rPr>
+          <w:rFonts w:hint="eastAsia"/>
+          <w:szCs w:val="21"/>
+        </w:rPr>
+      </w:r>
+      <w:r>
+        <w:rPr>
+          <w:rFonts w:hint="eastAsia"/>
+          <w:szCs w:val="21"/>
+        </w:rPr>
+      </w:r>
+      <w:r>
+        <w:rPr>
+          <w:rFonts w:hint="eastAsia"/>
+          <w:szCs w:val="21"/>
+        </w:rPr>
+      </w:r>
+      <w:r>
+        <w:rPr>
+          <w:rFonts w:hint="eastAsia"/>
+          <w:szCs w:val="21"/>
+        </w:rPr>
       </w:r>
     </w:p>
     <w:p>
@@ -19925,7 +19782,7 @@
         <w:rPr>
           <w:rFonts w:ascii="Times New Roman" w:hAnsi="Times New Roman"/>
         </w:rPr>
-        <w:t>4.3.</w:t>
+        <w:t>4.2.</w:t>
       </w:r>
       <w:r>
         <w:rPr>
@@ -19959,175 +19816,151 @@
           <w:rFonts w:hint="eastAsia"/>
           <w:szCs w:val="21"/>
         </w:rPr>
-        <w:t>存货周转率的提升是</w:t>
-      </w:r>
-      <w:r>
-        <w:rPr>
-          <w:rFonts w:hint="eastAsia"/>
-          <w:szCs w:val="21"/>
-        </w:rPr>
-        <w:t>需求</w:t>
-      </w:r>
-      <w:r>
-        <w:rPr>
-          <w:rFonts w:hint="eastAsia"/>
-          <w:szCs w:val="21"/>
-        </w:rPr>
-        <w:t>计划、采购、库存三大模块协同联动的</w:t>
-      </w:r>
-      <w:r>
-        <w:rPr>
-          <w:rFonts w:hint="eastAsia"/>
-          <w:szCs w:val="21"/>
-        </w:rPr>
-        <w:t>结果</w:t>
-      </w:r>
-      <w:r>
-        <w:rPr>
-          <w:rFonts w:hint="eastAsia"/>
-          <w:szCs w:val="21"/>
-        </w:rPr>
-        <w:t>。</w:t>
-      </w:r>
-      <w:r>
-        <w:rPr>
-          <w:rFonts w:hint="eastAsia"/>
-          <w:szCs w:val="21"/>
-        </w:rPr>
-        <w:t>物资</w:t>
-      </w:r>
-      <w:r>
-        <w:rPr>
-          <w:rFonts w:hint="eastAsia"/>
-          <w:szCs w:val="21"/>
-        </w:rPr>
-        <w:t>计划模块</w:t>
-      </w:r>
-      <w:r>
-        <w:rPr>
-          <w:rFonts w:hint="eastAsia"/>
-          <w:szCs w:val="21"/>
-        </w:rPr>
-        <w:t>通过</w:t>
-      </w:r>
-      <w:r>
-        <w:rPr>
-          <w:rFonts w:hint="eastAsia"/>
-          <w:szCs w:val="21"/>
-        </w:rPr>
-        <w:t>动态</w:t>
-      </w:r>
-      <w:r>
-        <w:rPr>
-          <w:rFonts w:hint="eastAsia"/>
-          <w:szCs w:val="21"/>
-        </w:rPr>
-        <w:t>MRP</w:t>
-      </w:r>
-      <w:r>
-        <w:rPr>
-          <w:rFonts w:hint="eastAsia"/>
-          <w:szCs w:val="21"/>
-        </w:rPr>
-        <w:t>的</w:t>
-      </w:r>
-      <w:r>
-        <w:rPr>
-          <w:rFonts w:hint="eastAsia"/>
-          <w:szCs w:val="21"/>
-        </w:rPr>
-        <w:t>运算确保采购物资与生产需求精准匹配，采购模块通过电子采购与</w:t>
-      </w:r>
-      <w:r>
-        <w:rPr>
-          <w:rFonts w:hint="eastAsia"/>
-          <w:szCs w:val="21"/>
-        </w:rPr>
-        <w:t>供应商</w:t>
-      </w:r>
-      <w:r>
-        <w:rPr>
-          <w:rFonts w:hint="eastAsia"/>
-          <w:szCs w:val="21"/>
-        </w:rPr>
-        <w:t>协同平台</w:t>
-      </w:r>
-      <w:r>
-        <w:rPr>
-          <w:rFonts w:hint="eastAsia"/>
-          <w:szCs w:val="21"/>
-        </w:rPr>
-        <w:t>提高采购效率，</w:t>
-      </w:r>
-      <w:r>
-        <w:rPr>
-          <w:rFonts w:hint="eastAsia"/>
-          <w:szCs w:val="21"/>
-        </w:rPr>
-        <w:t>库存模块借助</w:t>
-      </w:r>
-      <w:r>
-        <w:rPr>
-          <w:rFonts w:hint="eastAsia"/>
-          <w:szCs w:val="21"/>
-        </w:rPr>
-        <w:t>JIT</w:t>
-      </w:r>
-      <w:r>
-        <w:rPr>
-          <w:rFonts w:hint="eastAsia"/>
-          <w:szCs w:val="21"/>
-        </w:rPr>
-        <w:t>到货和</w:t>
-      </w:r>
-      <w:r>
-        <w:rPr>
-          <w:rFonts w:hint="eastAsia"/>
-          <w:szCs w:val="21"/>
-        </w:rPr>
-        <w:t>VMI</w:t>
-      </w:r>
-      <w:r>
-        <w:rPr>
-          <w:rFonts w:hint="eastAsia"/>
-          <w:szCs w:val="21"/>
-        </w:rPr>
-        <w:t>主动补货缩短</w:t>
-      </w:r>
-      <w:r>
-        <w:rPr>
-          <w:rFonts w:hint="eastAsia"/>
-          <w:szCs w:val="21"/>
-        </w:rPr>
-        <w:t>物料</w:t>
-      </w:r>
-      <w:r>
-        <w:rPr>
-          <w:rFonts w:hint="eastAsia"/>
-          <w:szCs w:val="21"/>
-        </w:rPr>
-        <w:t>在库静置时间。三者协同作用</w:t>
-      </w:r>
-      <w:r>
-        <w:rPr>
-          <w:rFonts w:hint="eastAsia"/>
-          <w:szCs w:val="21"/>
-        </w:rPr>
-        <w:t>下能够减少呆滞物料的产生，</w:t>
-      </w:r>
-      <w:r>
-        <w:rPr>
-          <w:rFonts w:hint="eastAsia"/>
-          <w:szCs w:val="21"/>
-        </w:rPr>
-        <w:t>企业能够用更少的库存资金占用支撑</w:t>
-      </w:r>
-      <w:r>
-        <w:rPr>
-          <w:rFonts w:hint="eastAsia"/>
-          <w:szCs w:val="21"/>
-        </w:rPr>
-        <w:t>同等经营规模，释放出的流动资金可重新投入研发、市场等业务领域，形成新的机会收益。</w:t>
+        <w:t>存货周转率的提升是需求计划、采购、库存三大模块协同联动的结果。物资计划模块通过动态MRP的运算确保采购物资与生产需求精准匹配，采购模块通过电子采购与供应商协同平台提高采购效率，库存模块借助JIT到货和VMI主动补货缩短物料在库静置时间。三者协同作用下能够减少呆滞物料的产生，企业能够用更少的库存资金占用支撑同等经营规模，释放出的流动资金可重新投入研发、市场等业务领域，形成新的机会收益。从营业收入和营业利润角度分析，即使成本在短期内有所上升，只要营业收入或营业利润的增长速度高于成本上升速度，就说明系统改造整体上实现了增效目标。例如，若系统运营成本年增长率为5%，而因供应效率提升带来的营业利润增长率达到10%以上，则净收益持续扩大，通过加快物资周转速度来降本增效的效果显著。</w:t>
+      </w:r>
+      <w:r>
+        <w:rPr>
+          <w:rFonts w:hint="eastAsia"/>
+          <w:szCs w:val="21"/>
+        </w:rPr>
+      </w:r>
+      <w:r>
+        <w:rPr>
+          <w:rFonts w:hint="eastAsia"/>
+          <w:szCs w:val="21"/>
+        </w:rPr>
+      </w:r>
+      <w:r>
+        <w:rPr>
+          <w:rFonts w:hint="eastAsia"/>
+          <w:szCs w:val="21"/>
+        </w:rPr>
+      </w:r>
+      <w:r>
+        <w:rPr>
+          <w:rFonts w:hint="eastAsia"/>
+          <w:szCs w:val="21"/>
+        </w:rPr>
+      </w:r>
+      <w:r>
+        <w:rPr>
+          <w:rFonts w:hint="eastAsia"/>
+          <w:szCs w:val="21"/>
+        </w:rPr>
+      </w:r>
+      <w:r>
+        <w:rPr>
+          <w:rFonts w:hint="eastAsia"/>
+          <w:szCs w:val="21"/>
+        </w:rPr>
+      </w:r>
+      <w:r>
+        <w:rPr>
+          <w:rFonts w:hint="eastAsia"/>
+          <w:szCs w:val="21"/>
+        </w:rPr>
+      </w:r>
+      <w:r>
+        <w:rPr>
+          <w:rFonts w:hint="eastAsia"/>
+          <w:szCs w:val="21"/>
+        </w:rPr>
+      </w:r>
+      <w:r>
+        <w:rPr>
+          <w:rFonts w:hint="eastAsia"/>
+          <w:szCs w:val="21"/>
+        </w:rPr>
+      </w:r>
+      <w:r>
+        <w:rPr>
+          <w:rFonts w:hint="eastAsia"/>
+          <w:szCs w:val="21"/>
+        </w:rPr>
+      </w:r>
+      <w:r>
+        <w:rPr>
+          <w:rFonts w:hint="eastAsia"/>
+          <w:szCs w:val="21"/>
+        </w:rPr>
+      </w:r>
+      <w:r>
+        <w:rPr>
+          <w:rFonts w:hint="eastAsia"/>
+          <w:szCs w:val="21"/>
+        </w:rPr>
+      </w:r>
+      <w:r>
+        <w:rPr>
+          <w:rFonts w:hint="eastAsia"/>
+          <w:szCs w:val="21"/>
+        </w:rPr>
+      </w:r>
+      <w:r>
+        <w:rPr>
+          <w:rFonts w:hint="eastAsia"/>
+          <w:szCs w:val="21"/>
+        </w:rPr>
+      </w:r>
+      <w:r>
+        <w:rPr>
+          <w:rFonts w:hint="eastAsia"/>
+          <w:szCs w:val="21"/>
+        </w:rPr>
+      </w:r>
+      <w:r>
+        <w:rPr>
+          <w:rFonts w:hint="eastAsia"/>
+          <w:szCs w:val="21"/>
+        </w:rPr>
+      </w:r>
+      <w:r>
+        <w:rPr>
+          <w:rFonts w:hint="eastAsia"/>
+          <w:szCs w:val="21"/>
+        </w:rPr>
+      </w:r>
+      <w:r>
+        <w:rPr>
+          <w:rFonts w:hint="eastAsia"/>
+          <w:szCs w:val="21"/>
+        </w:rPr>
+      </w:r>
+      <w:r>
+        <w:rPr>
+          <w:rFonts w:hint="eastAsia"/>
+          <w:szCs w:val="21"/>
+        </w:rPr>
+      </w:r>
+      <w:r>
+        <w:rPr>
+          <w:rFonts w:hint="eastAsia"/>
+          <w:szCs w:val="21"/>
+        </w:rPr>
+      </w:r>
+      <w:r>
+        <w:rPr>
+          <w:rFonts w:hint="eastAsia"/>
+          <w:szCs w:val="21"/>
+        </w:rPr>
+      </w:r>
+      <w:r>
+        <w:rPr>
+          <w:rFonts w:hint="eastAsia"/>
+          <w:szCs w:val="21"/>
+        </w:rPr>
+      </w:r>
+      <w:r>
+        <w:rPr>
+          <w:rFonts w:hint="eastAsia"/>
+          <w:szCs w:val="21"/>
+        </w:rPr>
+      </w:r>
+      <w:r>
+        <w:rPr>
+          <w:rFonts w:hint="eastAsia"/>
+          <w:szCs w:val="21"/>
+        </w:rPr>
       </w:r>
     </w:p>
     <w:p>
@@ -20184,70 +20017,61 @@
           <w:rFonts w:hint="eastAsia"/>
           <w:szCs w:val="21"/>
         </w:rPr>
-        <w:t>基于</w:t>
-      </w:r>
-      <w:r>
-        <w:rPr>
-          <w:rFonts w:hint="eastAsia"/>
-          <w:szCs w:val="21"/>
-        </w:rPr>
-        <w:t>第四章的</w:t>
-      </w:r>
-      <w:r>
-        <w:rPr>
-          <w:rFonts w:hint="eastAsia"/>
-          <w:szCs w:val="21"/>
-        </w:rPr>
-        <w:t>优化路径</w:t>
-      </w:r>
-      <w:r>
-        <w:rPr>
-          <w:rFonts w:hint="eastAsia"/>
-          <w:szCs w:val="21"/>
-        </w:rPr>
-        <w:t>与</w:t>
-      </w:r>
-      <w:r>
-        <w:rPr>
-          <w:rFonts w:hint="eastAsia"/>
-          <w:szCs w:val="21"/>
-        </w:rPr>
-        <w:t>成本效益分析</w:t>
-      </w:r>
-      <w:r>
-        <w:rPr>
-          <w:rFonts w:hint="eastAsia"/>
-          <w:szCs w:val="21"/>
-        </w:rPr>
-        <w:t>，本章将构建一个</w:t>
-      </w:r>
-      <w:r>
-        <w:rPr>
-          <w:rFonts w:hint="eastAsia"/>
-          <w:szCs w:val="21"/>
-        </w:rPr>
-        <w:t>电子商务环境下的</w:t>
-      </w:r>
-      <w:r>
-        <w:rPr>
-          <w:rFonts w:hint="eastAsia"/>
-          <w:szCs w:val="21"/>
-        </w:rPr>
-        <w:t>的物资供应管理系统设计方案。系统设计的总体目标为：通过计划、采购、库存三大核心模块的深度</w:t>
-      </w:r>
-      <w:r>
-        <w:rPr>
-          <w:rFonts w:hint="eastAsia"/>
-          <w:szCs w:val="21"/>
-        </w:rPr>
-        <w:t>协同</w:t>
-      </w:r>
-      <w:r>
-        <w:rPr>
-          <w:rFonts w:hint="eastAsia"/>
-          <w:szCs w:val="21"/>
-        </w:rPr>
-        <w:t>与数据共享，实现物资需求精准预测、采购流程透明高效、库存水平动态优化的闭环管理。</w:t>
+        <w:t>基于第四章的成本效益分析与优化路径，本章将构建一个电子商务环境下的物资供应管理系统设计方案。系统设计立足于电子商务业态，以加强数字化建设为核心，充分利用人工智能（AI）、大数据分析、物联网（IoT）等先进技术手段，系统设计的总体目标为：通过计划、采购、库存三大核心模块的深度协同与数据共享，实现物资需求精准预测、采购流程透明高效、库存水平动态优化的闭环管理。</w:t>
+      </w:r>
+      <w:r>
+        <w:rPr>
+          <w:rFonts w:hint="eastAsia"/>
+          <w:szCs w:val="21"/>
+        </w:rPr>
+      </w:r>
+      <w:r>
+        <w:rPr>
+          <w:rFonts w:hint="eastAsia"/>
+          <w:szCs w:val="21"/>
+        </w:rPr>
+      </w:r>
+      <w:r>
+        <w:rPr>
+          <w:rFonts w:hint="eastAsia"/>
+          <w:szCs w:val="21"/>
+        </w:rPr>
+      </w:r>
+      <w:r>
+        <w:rPr>
+          <w:rFonts w:hint="eastAsia"/>
+          <w:szCs w:val="21"/>
+        </w:rPr>
+      </w:r>
+      <w:r>
+        <w:rPr>
+          <w:rFonts w:hint="eastAsia"/>
+          <w:szCs w:val="21"/>
+        </w:rPr>
+      </w:r>
+      <w:r>
+        <w:rPr>
+          <w:rFonts w:hint="eastAsia"/>
+          <w:szCs w:val="21"/>
+        </w:rPr>
+      </w:r>
+      <w:r>
+        <w:rPr>
+          <w:rFonts w:hint="eastAsia"/>
+          <w:szCs w:val="21"/>
+        </w:rPr>
+      </w:r>
+      <w:r>
+        <w:rPr>
+          <w:rFonts w:hint="eastAsia"/>
+          <w:szCs w:val="21"/>
+        </w:rPr>
+      </w:r>
+      <w:r>
+        <w:rPr>
+          <w:rFonts w:hint="eastAsia"/>
+          <w:szCs w:val="21"/>
+        </w:rPr>
       </w:r>
     </w:p>
     <w:p>
@@ -20333,97 +20157,43 @@
           <w:noProof/>
           <w:szCs w:val="21"/>
         </w:rPr>
-        <w:drawing>
-          <wp:anchor distT="0" distB="0" distL="114300" distR="114300" simplePos="0" relativeHeight="251663360" behindDoc="0" locked="0" layoutInCell="1" allowOverlap="1" wp14:anchorId="36022613" wp14:editId="46851E98">
-            <wp:simplePos x="0" y="0"/>
-            <wp:positionH relativeFrom="page">
-              <wp:align>center</wp:align>
-            </wp:positionH>
-            <wp:positionV relativeFrom="paragraph">
-              <wp:posOffset>1193165</wp:posOffset>
-            </wp:positionV>
-            <wp:extent cx="2272665" cy="3156585"/>
-            <wp:effectExtent l="0" t="0" r="0" b="5715"/>
-            <wp:wrapTopAndBottom/>
-            <wp:docPr id="395101953" name="图片 1"/>
-            <wp:cNvGraphicFramePr>
-              <a:graphicFrameLocks xmlns:a="http://schemas.openxmlformats.org/drawingml/2006/main" noChangeAspect="1"/>
-            </wp:cNvGraphicFramePr>
-            <a:graphic xmlns:a="http://schemas.openxmlformats.org/drawingml/2006/main">
-              <a:graphicData uri="http://schemas.openxmlformats.org/drawingml/2006/picture">
-                <pic:pic xmlns:pic="http://schemas.openxmlformats.org/drawingml/2006/picture">
-                  <pic:nvPicPr>
-                    <pic:cNvPr id="395101953" name="图片 395101953"/>
-                    <pic:cNvPicPr/>
-                  </pic:nvPicPr>
-                  <pic:blipFill>
-                    <a:blip r:embed="rId38"/>
-                    <a:stretch>
-                      <a:fillRect/>
-                    </a:stretch>
-                  </pic:blipFill>
-                  <pic:spPr>
-                    <a:xfrm>
-                      <a:off x="0" y="0"/>
-                      <a:ext cx="2272665" cy="3156585"/>
-                    </a:xfrm>
-                    <a:prstGeom prst="rect">
-                      <a:avLst/>
-                    </a:prstGeom>
-                  </pic:spPr>
-                </pic:pic>
-              </a:graphicData>
-            </a:graphic>
-            <wp14:sizeRelH relativeFrom="margin">
-              <wp14:pctWidth>0</wp14:pctWidth>
-            </wp14:sizeRelH>
-            <wp14:sizeRelV relativeFrom="margin">
-              <wp14:pctHeight>0</wp14:pctHeight>
-            </wp14:sizeRelV>
-          </wp:anchor>
-        </w:drawing>
-      </w:r>
-      <w:r>
-        <w:rPr>
-          <w:rFonts w:hint="eastAsia"/>
-          <w:szCs w:val="21"/>
-        </w:rPr>
-        <w:t>本物资</w:t>
-      </w:r>
-      <w:r>
-        <w:rPr>
-          <w:rFonts w:hint="eastAsia"/>
-          <w:szCs w:val="21"/>
-        </w:rPr>
-        <w:t>供应管理系统采用模块化设计思想，划分为计划管理、采购管理、库存管理三大一级功能模块。计划管理模块负责将客户订单与需求预测转化为精准的物料需求计划。采购管理模块负责供应商协同、电子采购与订单执行的全过程管理。库存管理模块负责物资入库、存储、消耗与结算的管控。系统功能</w:t>
-      </w:r>
-      <w:r>
-        <w:rPr>
-          <w:rFonts w:hint="eastAsia"/>
-          <w:szCs w:val="21"/>
-        </w:rPr>
-        <w:t>树</w:t>
-      </w:r>
-      <w:r>
-        <w:rPr>
-          <w:rFonts w:hint="eastAsia"/>
-          <w:szCs w:val="21"/>
-        </w:rPr>
-        <w:t>如图</w:t>
-      </w:r>
-      <w:r>
-        <w:rPr>
-          <w:rFonts w:hint="eastAsia"/>
-          <w:szCs w:val="21"/>
-        </w:rPr>
-        <w:t>5-1</w:t>
-      </w:r>
-      <w:r>
-        <w:rPr>
-          <w:rFonts w:hint="eastAsia"/>
-          <w:szCs w:val="21"/>
-        </w:rPr>
-        <w:t>所示。</w:t>
+        <w:t>本物资供应管理系统采用模块化设计思想，划分为计划管理、采购管理、库存管理三大一级功能模块，并以人工智能和大数据技术作为底层支撑。计划管理模块负责将客户订单与需求预测转化为精准的物料需求计划，引入AI驱动的需求预测算法，利用机器学习模型对历史销售数据、市场趋势和季节性因素进行分析，提高预测精准度。采购管理模块负责供应商协同、电子采购与订单执行的全过程管理，借助AI辅助的供应商智能推荐和风险评估功能。库存管理模块负责物资入库、存储、消耗与结算的管控，运用物联网（IoT）传感器和RFID技术实现库存数据的实时采集与智能分析。系统功能树如图5-1所示。</w:t>
+      </w:r>
+      <w:r>
+        <w:rPr>
+          <w:rFonts w:hint="eastAsia"/>
+          <w:szCs w:val="21"/>
+        </w:rPr>
+      </w:r>
+      <w:r>
+        <w:rPr>
+          <w:rFonts w:hint="eastAsia"/>
+          <w:szCs w:val="21"/>
+        </w:rPr>
+      </w:r>
+      <w:r>
+        <w:rPr>
+          <w:rFonts w:hint="eastAsia"/>
+          <w:szCs w:val="21"/>
+        </w:rPr>
+      </w:r>
+      <w:r>
+        <w:rPr>
+          <w:rFonts w:hint="eastAsia"/>
+          <w:szCs w:val="21"/>
+        </w:rPr>
+      </w:r>
+      <w:r>
+        <w:rPr>
+          <w:rFonts w:hint="eastAsia"/>
+          <w:szCs w:val="21"/>
+        </w:rPr>
+      </w:r>
+      <w:r>
+        <w:rPr>
+          <w:rFonts w:hint="eastAsia"/>
+          <w:szCs w:val="21"/>
+        </w:rPr>
       </w:r>
     </w:p>
     <w:p>
@@ -20583,126 +20353,73 @@
           <w:noProof/>
           <w:szCs w:val="21"/>
         </w:rPr>
-        <w:drawing>
-          <wp:anchor distT="0" distB="0" distL="114300" distR="114300" simplePos="0" relativeHeight="251665408" behindDoc="0" locked="0" layoutInCell="1" allowOverlap="1" wp14:anchorId="03990602" wp14:editId="54ED7362">
-            <wp:simplePos x="0" y="0"/>
-            <wp:positionH relativeFrom="margin">
-              <wp:align>right</wp:align>
-            </wp:positionH>
-            <wp:positionV relativeFrom="paragraph">
-              <wp:posOffset>1352550</wp:posOffset>
-            </wp:positionV>
-            <wp:extent cx="5579745" cy="1438275"/>
-            <wp:effectExtent l="0" t="0" r="1905" b="9525"/>
-            <wp:wrapTopAndBottom/>
-            <wp:docPr id="2005960814" name="图片 3"/>
-            <wp:cNvGraphicFramePr>
-              <a:graphicFrameLocks xmlns:a="http://schemas.openxmlformats.org/drawingml/2006/main" noChangeAspect="1"/>
-            </wp:cNvGraphicFramePr>
-            <a:graphic xmlns:a="http://schemas.openxmlformats.org/drawingml/2006/main">
-              <a:graphicData uri="http://schemas.openxmlformats.org/drawingml/2006/picture">
-                <pic:pic xmlns:pic="http://schemas.openxmlformats.org/drawingml/2006/picture">
-                  <pic:nvPicPr>
-                    <pic:cNvPr id="2005960814" name="图片 2005960814"/>
-                    <pic:cNvPicPr/>
-                  </pic:nvPicPr>
-                  <pic:blipFill>
-                    <a:blip r:embed="rId39"/>
-                    <a:stretch>
-                      <a:fillRect/>
-                    </a:stretch>
-                  </pic:blipFill>
-                  <pic:spPr>
-                    <a:xfrm>
-                      <a:off x="0" y="0"/>
-                      <a:ext cx="5579745" cy="1438275"/>
-                    </a:xfrm>
-                    <a:prstGeom prst="rect">
-                      <a:avLst/>
-                    </a:prstGeom>
-                  </pic:spPr>
-                </pic:pic>
-              </a:graphicData>
-            </a:graphic>
-          </wp:anchor>
-        </w:drawing>
-      </w:r>
-      <w:r>
-        <w:rPr>
-          <w:rFonts w:hint="eastAsia"/>
-          <w:szCs w:val="21"/>
-        </w:rPr>
-        <w:t>计划管理模块包含订单需求管理、</w:t>
-      </w:r>
-      <w:r>
-        <w:rPr>
-          <w:rFonts w:hint="eastAsia"/>
-          <w:szCs w:val="21"/>
-        </w:rPr>
-        <w:t>MRP</w:t>
-      </w:r>
-      <w:r>
-        <w:rPr>
-          <w:rFonts w:hint="eastAsia"/>
-          <w:szCs w:val="21"/>
-        </w:rPr>
-        <w:t>自动运算、动态预测与预警、物料分类基准维护四个子功能。订单需求管理用于录入客户订单和维护滚动需求预测。</w:t>
-      </w:r>
-      <w:r>
-        <w:rPr>
-          <w:rFonts w:hint="eastAsia"/>
-          <w:szCs w:val="21"/>
-        </w:rPr>
-        <w:t>MRP</w:t>
-      </w:r>
-      <w:r>
-        <w:rPr>
-          <w:rFonts w:hint="eastAsia"/>
-          <w:szCs w:val="21"/>
-        </w:rPr>
-        <w:t>自动运算根据</w:t>
-      </w:r>
-      <w:r>
-        <w:rPr>
-          <w:rFonts w:hint="eastAsia"/>
-          <w:szCs w:val="21"/>
-        </w:rPr>
-        <w:t>BOM</w:t>
-      </w:r>
-      <w:r>
-        <w:rPr>
-          <w:rFonts w:hint="eastAsia"/>
-          <w:szCs w:val="21"/>
-        </w:rPr>
-        <w:t>清单和库存数据自动计算物料净需求与到货时间。动态预测与预警分析需求变更的影响并对缺料或积压风险提前报警。物料分类基准维护用于设定</w:t>
-      </w:r>
-      <w:r>
-        <w:rPr>
-          <w:rFonts w:hint="eastAsia"/>
-          <w:szCs w:val="21"/>
-        </w:rPr>
-        <w:t>ABC</w:t>
-      </w:r>
-      <w:r>
-        <w:rPr>
-          <w:rFonts w:hint="eastAsia"/>
-          <w:szCs w:val="21"/>
-        </w:rPr>
-        <w:t>分类规则和安全库存策略。该模块功能构成如图</w:t>
-      </w:r>
-      <w:r>
-        <w:rPr>
-          <w:rFonts w:hint="eastAsia"/>
-          <w:szCs w:val="21"/>
-        </w:rPr>
-        <w:t>5-2</w:t>
-      </w:r>
-      <w:r>
-        <w:rPr>
-          <w:rFonts w:hint="eastAsia"/>
-          <w:szCs w:val="21"/>
-        </w:rPr>
-        <w:t>所示。</w:t>
+        <w:t>计划管理模块包含订单需求管理、MRP自动运算、AI驱动的动态预测与预警、物料分类基准维护四个子功能。订单需求管理用于录入客户订单和维护滚动需求预测，支持基于电子商务平台数据的实时需求感知。MRP自动运算根据BOM清单和库存数据自动计算物料净需求与到货时间。AI驱动的动态预测与预警利用人工智能算法分析需求变更的影响，通过机器学习模型对历史数据进行训练，实现对缺料或积压风险的智能预判和提前报警。物料分类基准维护用于设定ABC分类规则和安全库存策略。该模块功能构成如图5-2所示。</w:t>
+      </w:r>
+      <w:r>
+        <w:rPr>
+          <w:rFonts w:hint="eastAsia"/>
+          <w:szCs w:val="21"/>
+        </w:rPr>
+      </w:r>
+      <w:r>
+        <w:rPr>
+          <w:rFonts w:hint="eastAsia"/>
+          <w:szCs w:val="21"/>
+        </w:rPr>
+      </w:r>
+      <w:r>
+        <w:rPr>
+          <w:rFonts w:hint="eastAsia"/>
+          <w:szCs w:val="21"/>
+        </w:rPr>
+      </w:r>
+      <w:r>
+        <w:rPr>
+          <w:rFonts w:hint="eastAsia"/>
+          <w:szCs w:val="21"/>
+        </w:rPr>
+      </w:r>
+      <w:r>
+        <w:rPr>
+          <w:rFonts w:hint="eastAsia"/>
+          <w:szCs w:val="21"/>
+        </w:rPr>
+      </w:r>
+      <w:r>
+        <w:rPr>
+          <w:rFonts w:hint="eastAsia"/>
+          <w:szCs w:val="21"/>
+        </w:rPr>
+      </w:r>
+      <w:r>
+        <w:rPr>
+          <w:rFonts w:hint="eastAsia"/>
+          <w:szCs w:val="21"/>
+        </w:rPr>
+      </w:r>
+      <w:r>
+        <w:rPr>
+          <w:rFonts w:hint="eastAsia"/>
+          <w:szCs w:val="21"/>
+        </w:rPr>
+      </w:r>
+      <w:r>
+        <w:rPr>
+          <w:rFonts w:hint="eastAsia"/>
+          <w:szCs w:val="21"/>
+        </w:rPr>
+      </w:r>
+      <w:r>
+        <w:rPr>
+          <w:rFonts w:hint="eastAsia"/>
+          <w:szCs w:val="21"/>
+        </w:rPr>
+      </w:r>
+      <w:r>
+        <w:rPr>
+          <w:rFonts w:hint="eastAsia"/>
+          <w:szCs w:val="21"/>
+        </w:rPr>
       </w:r>
     </w:p>
     <w:p>
@@ -20828,76 +20545,25 @@
           <w:noProof/>
           <w:szCs w:val="21"/>
         </w:rPr>
-        <w:drawing>
-          <wp:anchor distT="0" distB="0" distL="114300" distR="114300" simplePos="0" relativeHeight="251667456" behindDoc="0" locked="0" layoutInCell="1" allowOverlap="1" wp14:anchorId="7FEACC30" wp14:editId="41FD2490">
-            <wp:simplePos x="0" y="0"/>
-            <wp:positionH relativeFrom="margin">
-              <wp:align>center</wp:align>
-            </wp:positionH>
-            <wp:positionV relativeFrom="paragraph">
-              <wp:posOffset>1447165</wp:posOffset>
-            </wp:positionV>
-            <wp:extent cx="6125845" cy="1290955"/>
-            <wp:effectExtent l="0" t="0" r="8255" b="4445"/>
-            <wp:wrapTopAndBottom/>
-            <wp:docPr id="464308098" name="图片 4"/>
-            <wp:cNvGraphicFramePr>
-              <a:graphicFrameLocks xmlns:a="http://schemas.openxmlformats.org/drawingml/2006/main" noChangeAspect="1"/>
-            </wp:cNvGraphicFramePr>
-            <a:graphic xmlns:a="http://schemas.openxmlformats.org/drawingml/2006/main">
-              <a:graphicData uri="http://schemas.openxmlformats.org/drawingml/2006/picture">
-                <pic:pic xmlns:pic="http://schemas.openxmlformats.org/drawingml/2006/picture">
-                  <pic:nvPicPr>
-                    <pic:cNvPr id="464308098" name="图片 4"/>
-                    <pic:cNvPicPr/>
-                  </pic:nvPicPr>
-                  <pic:blipFill>
-                    <a:blip r:embed="rId40"/>
-                    <a:stretch>
-                      <a:fillRect/>
-                    </a:stretch>
-                  </pic:blipFill>
-                  <pic:spPr>
-                    <a:xfrm>
-                      <a:off x="0" y="0"/>
-                      <a:ext cx="6125845" cy="1290955"/>
-                    </a:xfrm>
-                    <a:prstGeom prst="rect">
-                      <a:avLst/>
-                    </a:prstGeom>
-                  </pic:spPr>
-                </pic:pic>
-              </a:graphicData>
-            </a:graphic>
-            <wp14:sizeRelH relativeFrom="margin">
-              <wp14:pctWidth>0</wp14:pctWidth>
-            </wp14:sizeRelH>
-            <wp14:sizeRelV relativeFrom="margin">
-              <wp14:pctHeight>0</wp14:pctHeight>
-            </wp14:sizeRelV>
-          </wp:anchor>
-        </w:drawing>
-      </w:r>
-      <w:r>
-        <w:rPr>
-          <w:rFonts w:hint="eastAsia"/>
-          <w:szCs w:val="21"/>
-        </w:rPr>
-        <w:t>采购管理模块包含供应商关系管理、电子采购执行、合同与价格管理、采购协同与追溯四个子功能。供应商关系管理用于供应商准入、绩效考评和风险监控。电子采购执行实现采购申请自动转订单，支持在线询报价与逆向拍卖。合同与价格管理用于归档框架协议并动态维护价格库。采购协同与追溯通过供应商门户发布补货指令，并提供从需求到结算的全流程追溯看板。该模块功能构成如图</w:t>
-      </w:r>
-      <w:r>
-        <w:rPr>
-          <w:rFonts w:hint="eastAsia"/>
-          <w:szCs w:val="21"/>
-        </w:rPr>
-        <w:t>5-3</w:t>
-      </w:r>
-      <w:r>
-        <w:rPr>
-          <w:rFonts w:hint="eastAsia"/>
-          <w:szCs w:val="21"/>
-        </w:rPr>
-        <w:t>所示。</w:t>
+        <w:t>采购管理模块包含供应商关系管理、电子采购执行、合同与价格管理、采购协同与追溯四个子功能。供应商关系管理用于供应商准入、绩效考评和风险监控，引入AI驱动的供应商风险评估模型，通过大数据分析自动评估供应商的财务健康状况、交付能力及质量表现。电子采购执行实现采购申请自动转订单，支持在线询报价与逆向拍卖，基于电子商务平台实现采购流程的全面数字化。合同与价格管理用于归档框架协议并动态维护价格库，利用AI技术进行价格趋势分析和智能议价辅助。采购协同与追溯通过供应商门户发布补货指令，并提供从需求到结算的全流程追溯看板。该模块功能构成如图5-3所示。</w:t>
+      </w:r>
+      <w:r>
+        <w:rPr>
+          <w:rFonts w:hint="eastAsia"/>
+          <w:szCs w:val="21"/>
+        </w:rPr>
+      </w:r>
+      <w:r>
+        <w:rPr>
+          <w:rFonts w:hint="eastAsia"/>
+          <w:szCs w:val="21"/>
+        </w:rPr>
+      </w:r>
+      <w:r>
+        <w:rPr>
+          <w:rFonts w:hint="eastAsia"/>
+          <w:szCs w:val="21"/>
+        </w:rPr>
       </w:r>
     </w:p>
     <w:p>
@@ -21021,26 +20687,22 @@
         <w:rPr>
           <w:szCs w:val="21"/>
         </w:rPr>
-        <w:t>库存管理模块包含入库与质检管理、库存动态监控、智能补货策略、呆滞料预警与处置四个子功能。入库与质检管理支持扫码收货、在线质检和不合格品处理。库存动态监控提供实时库存看板、库龄预警和自动盘点功能。智能补货策略可自动计算安</w:t>
-      </w:r>
-      <w:r>
-        <w:rPr>
-          <w:szCs w:val="21"/>
-        </w:rPr>
-        <w:lastRenderedPageBreak/>
-        <w:t>全库存、建议采购批量并结算</w:t>
-      </w:r>
-      <w:r>
-        <w:rPr>
-          <w:szCs w:val="21"/>
-        </w:rPr>
-        <w:t>VMI</w:t>
-      </w:r>
-      <w:r>
-        <w:rPr>
-          <w:szCs w:val="21"/>
-        </w:rPr>
-        <w:t>消耗。呆滞料预警与处置用于识别长期未用物料</w:t>
+        <w:t>库存管理模块包含入库与质检管理、库存动态监控、智能补货策略、呆滞料预警与处置四个子功能。入库与质检管理支持基于物联网（IoT）的RFID扫码收货、AI辅助的在线质检和不合格品智能识别处理。库存动态监控提供实时库存看板、库龄预警和自动盘点功能，通过IoT传感器实现库存数据的实时采集。智能补货策略利用AI算法自动计算安全库存和最优采购批量，基于大数据分析历史消耗模式进行智能补货建议，并结算VMI消耗。呆滞料预警与处置运用人工智能技术识别长期未用物料并智能推荐处置方案，启动处置流程。该模块功能构成如图5-4所示。</w:t>
+      </w:r>
+      <w:r>
+        <w:rPr>
+          <w:szCs w:val="21"/>
+        </w:rPr>
+      </w:r>
+      <w:r>
+        <w:rPr>
+          <w:szCs w:val="21"/>
+        </w:rPr>
+      </w:r>
+      <w:r>
+        <w:rPr>
+          <w:szCs w:val="21"/>
+        </w:rPr>
       </w:r>
       <w:r>
         <w:rPr>
@@ -21048,73 +20710,21 @@
           <w:noProof/>
           <w:szCs w:val="21"/>
         </w:rPr>
-        <w:drawing>
-          <wp:anchor distT="0" distB="0" distL="114300" distR="114300" simplePos="0" relativeHeight="251669504" behindDoc="0" locked="0" layoutInCell="1" allowOverlap="1" wp14:anchorId="3D165AE4" wp14:editId="0611B4FD">
-            <wp:simplePos x="0" y="0"/>
-            <wp:positionH relativeFrom="margin">
-              <wp:align>right</wp:align>
-            </wp:positionH>
-            <wp:positionV relativeFrom="paragraph">
-              <wp:posOffset>396875</wp:posOffset>
-            </wp:positionV>
-            <wp:extent cx="5580000" cy="1173600"/>
-            <wp:effectExtent l="0" t="0" r="1905" b="7620"/>
-            <wp:wrapTopAndBottom/>
-            <wp:docPr id="256331401" name="图片 8"/>
-            <wp:cNvGraphicFramePr>
-              <a:graphicFrameLocks xmlns:a="http://schemas.openxmlformats.org/drawingml/2006/main" noChangeAspect="1"/>
-            </wp:cNvGraphicFramePr>
-            <a:graphic xmlns:a="http://schemas.openxmlformats.org/drawingml/2006/main">
-              <a:graphicData uri="http://schemas.openxmlformats.org/drawingml/2006/picture">
-                <pic:pic xmlns:pic="http://schemas.openxmlformats.org/drawingml/2006/picture">
-                  <pic:nvPicPr>
-                    <pic:cNvPr id="256331401" name="图片 256331401"/>
-                    <pic:cNvPicPr/>
-                  </pic:nvPicPr>
-                  <pic:blipFill>
-                    <a:blip r:embed="rId41"/>
-                    <a:stretch>
-                      <a:fillRect/>
-                    </a:stretch>
-                  </pic:blipFill>
-                  <pic:spPr>
-                    <a:xfrm>
-                      <a:off x="0" y="0"/>
-                      <a:ext cx="5580000" cy="1173600"/>
-                    </a:xfrm>
-                    <a:prstGeom prst="rect">
-                      <a:avLst/>
-                    </a:prstGeom>
-                  </pic:spPr>
-                </pic:pic>
-              </a:graphicData>
-            </a:graphic>
-            <wp14:sizeRelH relativeFrom="margin">
-              <wp14:pctWidth>0</wp14:pctWidth>
-            </wp14:sizeRelH>
-            <wp14:sizeRelV relativeFrom="margin">
-              <wp14:pctHeight>0</wp14:pctHeight>
-            </wp14:sizeRelV>
-          </wp:anchor>
-        </w:drawing>
-      </w:r>
-      <w:r>
-        <w:rPr>
-          <w:szCs w:val="21"/>
-        </w:rPr>
-        <w:t>并启动处置流程。该模块功能构成如图</w:t>
-      </w:r>
-      <w:r>
-        <w:rPr>
-          <w:szCs w:val="21"/>
-        </w:rPr>
-        <w:t>5-4</w:t>
-      </w:r>
-      <w:r>
-        <w:rPr>
-          <w:szCs w:val="21"/>
-        </w:rPr>
-        <w:t>所示。</w:t>
+      </w:r>
+      <w:r>
+        <w:rPr>
+          <w:szCs w:val="21"/>
+        </w:rPr>
+      </w:r>
+      <w:r>
+        <w:rPr>
+          <w:szCs w:val="21"/>
+        </w:rPr>
+      </w:r>
+      <w:r>
+        <w:rPr>
+          <w:szCs w:val="21"/>
+        </w:rPr>
       </w:r>
     </w:p>
     <w:p>
@@ -21234,107 +20844,43 @@
           <w:noProof/>
           <w:szCs w:val="21"/>
         </w:rPr>
-        <w:drawing>
-          <wp:anchor distT="0" distB="0" distL="114300" distR="114300" simplePos="0" relativeHeight="251671552" behindDoc="0" locked="0" layoutInCell="1" allowOverlap="1" wp14:anchorId="3FB2568C" wp14:editId="103E19D2">
-            <wp:simplePos x="0" y="0"/>
-            <wp:positionH relativeFrom="page">
-              <wp:posOffset>177800</wp:posOffset>
-            </wp:positionH>
-            <wp:positionV relativeFrom="paragraph">
-              <wp:posOffset>1174750</wp:posOffset>
-            </wp:positionV>
-            <wp:extent cx="7201535" cy="4083050"/>
-            <wp:effectExtent l="0" t="0" r="0" b="0"/>
-            <wp:wrapSquare wrapText="bothSides"/>
-            <wp:docPr id="230552398" name="图片 2"/>
-            <wp:cNvGraphicFramePr>
-              <a:graphicFrameLocks xmlns:a="http://schemas.openxmlformats.org/drawingml/2006/main" noChangeAspect="1"/>
-            </wp:cNvGraphicFramePr>
-            <a:graphic xmlns:a="http://schemas.openxmlformats.org/drawingml/2006/main">
-              <a:graphicData uri="http://schemas.openxmlformats.org/drawingml/2006/picture">
-                <pic:pic xmlns:pic="http://schemas.openxmlformats.org/drawingml/2006/picture">
-                  <pic:nvPicPr>
-                    <pic:cNvPr id="230552398" name="图片 2"/>
-                    <pic:cNvPicPr>
-                      <a:picLocks noChangeAspect="1" noChangeArrowheads="1"/>
-                    </pic:cNvPicPr>
-                  </pic:nvPicPr>
-                  <pic:blipFill rotWithShape="1">
-                    <a:blip r:embed="rId42"/>
-                    <a:srcRect l="11652" r="12209"/>
-                    <a:stretch/>
-                  </pic:blipFill>
-                  <pic:spPr bwMode="auto">
-                    <a:xfrm>
-                      <a:off x="0" y="0"/>
-                      <a:ext cx="7201535" cy="4083050"/>
-                    </a:xfrm>
-                    <a:prstGeom prst="rect">
-                      <a:avLst/>
-                    </a:prstGeom>
-                    <a:noFill/>
-                    <a:ln>
-                      <a:noFill/>
-                    </a:ln>
-                    <a:extLst>
-                      <a:ext uri="{53640926-AAD7-44D8-BBD7-CCE9431645EC}">
-                        <a14:shadowObscured xmlns:a14="http://schemas.microsoft.com/office/drawing/2010/main"/>
-                      </a:ext>
-                    </a:extLst>
-                  </pic:spPr>
-                </pic:pic>
-              </a:graphicData>
-            </a:graphic>
-            <wp14:sizeRelH relativeFrom="margin">
-              <wp14:pctWidth>0</wp14:pctWidth>
-            </wp14:sizeRelH>
-            <wp14:sizeRelV relativeFrom="margin">
-              <wp14:pctHeight>0</wp14:pctHeight>
-            </wp14:sizeRelV>
-          </wp:anchor>
-        </w:drawing>
-      </w:r>
-      <w:r>
-        <w:rPr>
-          <w:rFonts w:hint="eastAsia"/>
-          <w:szCs w:val="21"/>
-        </w:rPr>
-        <w:t>物资</w:t>
-      </w:r>
-      <w:r>
-        <w:rPr>
-          <w:rFonts w:hint="eastAsia"/>
-          <w:szCs w:val="21"/>
-        </w:rPr>
-        <w:t>资供应管理系统以客户订单为驱动源头，通过计划、采购、仓储三大核心模块的线上化协同，实现从需求生成到结算完成的全链路闭环管理。整体</w:t>
-      </w:r>
-      <w:r>
-        <w:rPr>
-          <w:rFonts w:hint="eastAsia"/>
-          <w:szCs w:val="21"/>
-        </w:rPr>
-        <w:t>物资供应</w:t>
-      </w:r>
-      <w:r>
-        <w:rPr>
-          <w:rFonts w:hint="eastAsia"/>
-          <w:szCs w:val="21"/>
-        </w:rPr>
-        <w:t>流程可划分为需求触发与计划编制、寻源定价与采购执行、物流协同与入库质检、库存消耗与财务结算四个阶段，流程图如图</w:t>
-      </w:r>
-      <w:r>
-        <w:rPr>
-          <w:rFonts w:hint="eastAsia"/>
-          <w:szCs w:val="21"/>
-        </w:rPr>
-        <w:t>5-5</w:t>
-      </w:r>
-      <w:r>
-        <w:rPr>
-          <w:rFonts w:hint="eastAsia"/>
-          <w:szCs w:val="21"/>
-        </w:rPr>
-        <w:t>所示。</w:t>
+        <w:t>物资供应管理系统以客户订单为驱动源头，基于电子商务业态，通过计划、采购、仓储三大核心模块的线上化协同，充分利用人工智能、大数据分析和物联网等数字化技术手段，实现从需求生成到结算完成的全链路闭环管理。整体物资供应流程可划分为需求触发与计划编制、寻源定价与采购执行、物流协同与入库质检、库存消耗与财务结算四个阶段，流程图如图5-5所示。</w:t>
+      </w:r>
+      <w:r>
+        <w:rPr>
+          <w:rFonts w:hint="eastAsia"/>
+          <w:szCs w:val="21"/>
+        </w:rPr>
+      </w:r>
+      <w:r>
+        <w:rPr>
+          <w:rFonts w:hint="eastAsia"/>
+          <w:szCs w:val="21"/>
+        </w:rPr>
+      </w:r>
+      <w:r>
+        <w:rPr>
+          <w:rFonts w:hint="eastAsia"/>
+          <w:szCs w:val="21"/>
+        </w:rPr>
+      </w:r>
+      <w:r>
+        <w:rPr>
+          <w:rFonts w:hint="eastAsia"/>
+          <w:szCs w:val="21"/>
+        </w:rPr>
+      </w:r>
+      <w:r>
+        <w:rPr>
+          <w:rFonts w:hint="eastAsia"/>
+          <w:szCs w:val="21"/>
+        </w:rPr>
+      </w:r>
+      <w:r>
+        <w:rPr>
+          <w:rFonts w:hint="eastAsia"/>
+          <w:szCs w:val="21"/>
+        </w:rPr>
       </w:r>
     </w:p>
     <w:p>
@@ -21457,126 +21003,109 @@
           <w:rFonts w:hint="eastAsia"/>
           <w:szCs w:val="21"/>
         </w:rPr>
-        <w:t>业务流程</w:t>
-      </w:r>
-      <w:r>
-        <w:rPr>
-          <w:rFonts w:hint="eastAsia"/>
-          <w:szCs w:val="21"/>
-        </w:rPr>
-        <w:t>业务流程起始于订单管理（</w:t>
-      </w:r>
-      <w:r>
-        <w:rPr>
-          <w:rFonts w:hint="eastAsia"/>
-          <w:szCs w:val="21"/>
-        </w:rPr>
-        <w:t>OC</w:t>
-      </w:r>
-      <w:r>
-        <w:rPr>
-          <w:rFonts w:hint="eastAsia"/>
-          <w:szCs w:val="21"/>
-        </w:rPr>
-        <w:t>）部门接收并确认客户订单。系统在获取客户订单信息后，自动录入订单并更新主生产计划，随即触发物料需求计划（</w:t>
-      </w:r>
-      <w:r>
-        <w:rPr>
-          <w:rFonts w:hint="eastAsia"/>
-          <w:szCs w:val="21"/>
-        </w:rPr>
-        <w:t>MRP</w:t>
-      </w:r>
-      <w:r>
-        <w:rPr>
-          <w:rFonts w:hint="eastAsia"/>
-          <w:szCs w:val="21"/>
-        </w:rPr>
-        <w:t>）运算。物料控制（</w:t>
-      </w:r>
-      <w:r>
-        <w:rPr>
-          <w:rFonts w:hint="eastAsia"/>
-          <w:szCs w:val="21"/>
-        </w:rPr>
-        <w:t>MC</w:t>
-      </w:r>
-      <w:r>
-        <w:rPr>
-          <w:rFonts w:hint="eastAsia"/>
-          <w:szCs w:val="21"/>
-        </w:rPr>
-        <w:t>）部门依托系统实时获取产品物料清单（</w:t>
-      </w:r>
-      <w:r>
-        <w:rPr>
-          <w:rFonts w:hint="eastAsia"/>
-          <w:szCs w:val="21"/>
-        </w:rPr>
-        <w:t>BOM</w:t>
-      </w:r>
-      <w:r>
-        <w:rPr>
-          <w:rFonts w:hint="eastAsia"/>
-          <w:szCs w:val="21"/>
-        </w:rPr>
-        <w:t>）、现有库存量及在途物料数据，依据物料类型进行差异化处理：若为战略物料或首次采购的新物料，系统将需求推送至战略寻源（</w:t>
-      </w:r>
-      <w:r>
-        <w:rPr>
-          <w:rFonts w:hint="eastAsia"/>
-          <w:szCs w:val="21"/>
-        </w:rPr>
-        <w:t>Sourcing</w:t>
-      </w:r>
-      <w:r>
-        <w:rPr>
-          <w:rFonts w:hint="eastAsia"/>
-          <w:szCs w:val="21"/>
-        </w:rPr>
-        <w:t>）模块，由其启动寻源、招标流程以确定供应商及协议价格；若为重复采购的通用物料，系统则依据预设的配额规则自动分配至合格供应商。经上述判断后，系统运行动态</w:t>
-      </w:r>
-      <w:r>
-        <w:rPr>
-          <w:rFonts w:hint="eastAsia"/>
-          <w:szCs w:val="21"/>
-        </w:rPr>
-        <w:t>MRP</w:t>
-      </w:r>
-      <w:r>
-        <w:rPr>
-          <w:rFonts w:hint="eastAsia"/>
-          <w:szCs w:val="21"/>
-        </w:rPr>
-        <w:t>生成净需求计划，经</w:t>
-      </w:r>
-      <w:r>
-        <w:rPr>
-          <w:rFonts w:hint="eastAsia"/>
-          <w:szCs w:val="21"/>
-        </w:rPr>
-        <w:t>MC</w:t>
-      </w:r>
-      <w:r>
-        <w:rPr>
-          <w:rFonts w:hint="eastAsia"/>
-          <w:szCs w:val="21"/>
-        </w:rPr>
-        <w:t>确认后生成采购申请（</w:t>
-      </w:r>
-      <w:r>
-        <w:rPr>
-          <w:rFonts w:hint="eastAsia"/>
-          <w:szCs w:val="21"/>
-        </w:rPr>
-        <w:t>PR</w:t>
-      </w:r>
-      <w:r>
-        <w:rPr>
-          <w:rFonts w:hint="eastAsia"/>
-          <w:szCs w:val="21"/>
-        </w:rPr>
-        <w:t>），完成计划编制阶段。</w:t>
+        <w:t>业务流程起始于订单管理（OC）部门接收并确认客户订单。系统在获取客户订单信息后，自动录入订单并更新主生产计划，随即触发物料需求计划（MRP）运算。物料控制（MC）部门依托系统实时获取产品物料清单（BOM）、现有库存量及在途物料数据，系统利用AI驱动的需求预测模型对历史消耗数据进行智能分析，辅助MC部门依据物料类型进行差异化处理：若为战略物料或首次采购的新物料，系统将需求推送至战略寻源（Sourcing）模块，由其启动寻源、招标流程以确定供应商及协议价格；若为重复采购的通用物料，系统则依据预设的配额规则自动分配至合格供应商。经上述判断后，系统运行动态MRP生成净需求计划，经MC确认后生成采购申请（PR），完成计划编制阶段。</w:t>
+      </w:r>
+      <w:r>
+        <w:rPr>
+          <w:rFonts w:hint="eastAsia"/>
+          <w:szCs w:val="21"/>
+        </w:rPr>
+      </w:r>
+      <w:r>
+        <w:rPr>
+          <w:rFonts w:hint="eastAsia"/>
+          <w:szCs w:val="21"/>
+        </w:rPr>
+      </w:r>
+      <w:r>
+        <w:rPr>
+          <w:rFonts w:hint="eastAsia"/>
+          <w:szCs w:val="21"/>
+        </w:rPr>
+      </w:r>
+      <w:r>
+        <w:rPr>
+          <w:rFonts w:hint="eastAsia"/>
+          <w:szCs w:val="21"/>
+        </w:rPr>
+      </w:r>
+      <w:r>
+        <w:rPr>
+          <w:rFonts w:hint="eastAsia"/>
+          <w:szCs w:val="21"/>
+        </w:rPr>
+      </w:r>
+      <w:r>
+        <w:rPr>
+          <w:rFonts w:hint="eastAsia"/>
+          <w:szCs w:val="21"/>
+        </w:rPr>
+      </w:r>
+      <w:r>
+        <w:rPr>
+          <w:rFonts w:hint="eastAsia"/>
+          <w:szCs w:val="21"/>
+        </w:rPr>
+      </w:r>
+      <w:r>
+        <w:rPr>
+          <w:rFonts w:hint="eastAsia"/>
+          <w:szCs w:val="21"/>
+        </w:rPr>
+      </w:r>
+      <w:r>
+        <w:rPr>
+          <w:rFonts w:hint="eastAsia"/>
+          <w:szCs w:val="21"/>
+        </w:rPr>
+      </w:r>
+      <w:r>
+        <w:rPr>
+          <w:rFonts w:hint="eastAsia"/>
+          <w:szCs w:val="21"/>
+        </w:rPr>
+      </w:r>
+      <w:r>
+        <w:rPr>
+          <w:rFonts w:hint="eastAsia"/>
+          <w:szCs w:val="21"/>
+        </w:rPr>
+      </w:r>
+      <w:r>
+        <w:rPr>
+          <w:rFonts w:hint="eastAsia"/>
+          <w:szCs w:val="21"/>
+        </w:rPr>
+      </w:r>
+      <w:r>
+        <w:rPr>
+          <w:rFonts w:hint="eastAsia"/>
+          <w:szCs w:val="21"/>
+        </w:rPr>
+      </w:r>
+      <w:r>
+        <w:rPr>
+          <w:rFonts w:hint="eastAsia"/>
+          <w:szCs w:val="21"/>
+        </w:rPr>
+      </w:r>
+      <w:r>
+        <w:rPr>
+          <w:rFonts w:hint="eastAsia"/>
+          <w:szCs w:val="21"/>
+        </w:rPr>
+      </w:r>
+      <w:r>
+        <w:rPr>
+          <w:rFonts w:hint="eastAsia"/>
+          <w:szCs w:val="21"/>
+        </w:rPr>
+      </w:r>
+      <w:r>
+        <w:rPr>
+          <w:rFonts w:hint="eastAsia"/>
+          <w:szCs w:val="21"/>
+        </w:rPr>
       </w:r>
     </w:p>
     <w:p>
@@ -21921,29 +21450,25 @@
           <w:rFonts w:hint="eastAsia"/>
           <w:szCs w:val="21"/>
         </w:rPr>
-        <w:t>在上述全流程运行过程中，系统具备动态监控与预警功能。若库存水平低于安全</w:t>
-      </w:r>
-      <w:r>
-        <w:rPr>
-          <w:rFonts w:hint="eastAsia"/>
-          <w:szCs w:val="21"/>
-        </w:rPr>
-        <w:lastRenderedPageBreak/>
-        <w:t>库存阈值或</w:t>
-      </w:r>
-      <w:r>
-        <w:rPr>
-          <w:rFonts w:hint="eastAsia"/>
-          <w:szCs w:val="21"/>
-        </w:rPr>
-        <w:t>MRP</w:t>
-      </w:r>
-      <w:r>
-        <w:rPr>
-          <w:rFonts w:hint="eastAsia"/>
-          <w:szCs w:val="21"/>
-        </w:rPr>
-        <w:t>运算识别到供应缺口，系统将自动发出缺料预警并建议调整生产计划与采购计划，形成持续优化的滚动式闭环管理。</w:t>
+        <w:t>在上述全流程运行过程中，系统具备AI驱动的动态监控与智能预警功能。若库存水平低于安全库存阈值或MRP运算识别到供应缺口，系统将利用人工智能算法自动发出缺料预警并智能推荐调整方案，建议调整生产计划与采购计划，形成持续优化的滚动式闭环管理。同时，系统通过大数据分析持续学习和优化预测模型，不断提升供应管理的数字化和智能化水平。</w:t>
+      </w:r>
+      <w:r>
+        <w:rPr>
+          <w:rFonts w:hint="eastAsia"/>
+          <w:szCs w:val="21"/>
+        </w:rPr>
+      </w:r>
+      <w:r>
+        <w:rPr>
+          <w:rFonts w:hint="eastAsia"/>
+          <w:szCs w:val="21"/>
+        </w:rPr>
+      </w:r>
+      <w:r>
+        <w:rPr>
+          <w:rFonts w:hint="eastAsia"/>
+          <w:szCs w:val="21"/>
+        </w:rPr>
       </w:r>
     </w:p>
     <w:p>
@@ -22151,132 +21676,114 @@
           <w:rFonts w:hint="eastAsia"/>
           <w:color w:val="000000" w:themeColor="text1"/>
         </w:rPr>
-        <w:t>其次</w:t>
+        <w:t>其次，针对现状的研究和对问题的分析，本文首先进行了成本效益分析，从物资采购成本、库存持有成本、仓库折旧成本等维度评估了系统改造的增量成本，并从采购费用降低、储存成本减少、存货周转率提升等方面分析了增量收益，验证了基于电子商务的物资供应管理系统改造的经济可行性。在此基础上，给出了基于电子商务的优化路径。通过构建智能需求预测平台，实现EOQ模型参数动态更新和MRP自动运算，提高采购计划精准度。通过搭建实时协同平台提升供应链响应韧性，实现供需双方数据实时双向同步，提升供应链响应的韧性。同时打通各环节数据壁垒，提升跨部门协同效率。</w:t>
       </w:r>
       <w:r>
         <w:rPr>
           <w:rFonts w:hint="eastAsia"/>
           <w:color w:val="000000" w:themeColor="text1"/>
         </w:rPr>
-        <w:t>，</w:t>
       </w:r>
       <w:r>
         <w:rPr>
           <w:rFonts w:hint="eastAsia"/>
           <w:color w:val="000000" w:themeColor="text1"/>
         </w:rPr>
-        <w:t>针对对现状的研究和对问题的分析，给出了基于</w:t>
       </w:r>
       <w:r>
         <w:rPr>
           <w:rFonts w:hint="eastAsia"/>
           <w:color w:val="000000" w:themeColor="text1"/>
         </w:rPr>
-        <w:t>电子商务</w:t>
       </w:r>
       <w:r>
         <w:rPr>
           <w:rFonts w:hint="eastAsia"/>
           <w:color w:val="000000" w:themeColor="text1"/>
         </w:rPr>
-        <w:t>的优化</w:t>
       </w:r>
       <w:r>
         <w:rPr>
           <w:rFonts w:hint="eastAsia"/>
           <w:color w:val="000000" w:themeColor="text1"/>
         </w:rPr>
-        <w:t>路径。通过构建智能需求预测平台，实现</w:t>
       </w:r>
       <w:r>
         <w:rPr>
           <w:rFonts w:hint="eastAsia"/>
           <w:color w:val="000000" w:themeColor="text1"/>
         </w:rPr>
-        <w:t>EOQ</w:t>
       </w:r>
       <w:r>
         <w:rPr>
           <w:rFonts w:hint="eastAsia"/>
           <w:color w:val="000000" w:themeColor="text1"/>
         </w:rPr>
-        <w:t>模型参数动态更新和</w:t>
       </w:r>
       <w:r>
         <w:rPr>
           <w:rFonts w:hint="eastAsia"/>
           <w:color w:val="000000" w:themeColor="text1"/>
         </w:rPr>
-        <w:t>MRP</w:t>
       </w:r>
       <w:r>
         <w:rPr>
           <w:rFonts w:hint="eastAsia"/>
           <w:color w:val="000000" w:themeColor="text1"/>
         </w:rPr>
-        <w:t>自动运算，提高采购计划精准度。</w:t>
       </w:r>
       <w:r>
         <w:rPr>
           <w:rFonts w:hint="eastAsia"/>
           <w:color w:val="000000" w:themeColor="text1"/>
         </w:rPr>
-        <w:t>通过</w:t>
       </w:r>
       <w:r>
         <w:rPr>
           <w:rFonts w:hint="eastAsia"/>
           <w:color w:val="000000" w:themeColor="text1"/>
         </w:rPr>
-        <w:t>搭建</w:t>
       </w:r>
       <w:r>
         <w:rPr>
           <w:rFonts w:hint="eastAsia"/>
           <w:color w:val="000000" w:themeColor="text1"/>
         </w:rPr>
-        <w:t>实时协同平台提升供应链响应韧性</w:t>
       </w:r>
       <w:r>
         <w:rPr>
           <w:rFonts w:hint="eastAsia"/>
           <w:color w:val="000000" w:themeColor="text1"/>
         </w:rPr>
-        <w:t>，</w:t>
       </w:r>
       <w:r>
         <w:rPr>
           <w:rFonts w:hint="eastAsia"/>
           <w:color w:val="000000" w:themeColor="text1"/>
         </w:rPr>
-        <w:t>实现供需双方数据实时双向同步，提升供应链响应</w:t>
       </w:r>
       <w:r>
         <w:rPr>
           <w:rFonts w:hint="eastAsia"/>
           <w:color w:val="000000" w:themeColor="text1"/>
         </w:rPr>
-        <w:t>的</w:t>
       </w:r>
       <w:r>
         <w:rPr>
           <w:rFonts w:hint="eastAsia"/>
           <w:color w:val="000000" w:themeColor="text1"/>
         </w:rPr>
-        <w:t>韧性。</w:t>
       </w:r>
       <w:r>
         <w:rPr>
           <w:rFonts w:hint="eastAsia"/>
           <w:color w:val="000000" w:themeColor="text1"/>
         </w:rPr>
-        <w:t>同时</w:t>
       </w:r>
       <w:r>
         <w:rPr>
           <w:color w:val="000000" w:themeColor="text1"/>
         </w:rPr>
-        <w:t>打通各环节数据壁垒，提升跨部门协同效率。</w:t>
       </w:r>
     </w:p>
     <w:p>

--- a/刘文蔷毕业论文初稿(交给导师的版本）.docx
+++ b/刘文蔷毕业论文初稿(交给导师的版本）.docx
@@ -2815,312 +2815,6 @@
     </w:p>
     <w:p>
       <w:pPr>
-        <w:pStyle w:val="TOC2"/>
-        <w:tabs>
-          <w:tab w:val="right" w:leader="dot" w:pos="8777"/>
-        </w:tabs>
-        <w:ind w:left="480" w:firstLine="480"/>
-        <w:rPr>
-          <w:rFonts w:asciiTheme="minorHAnsi" w:eastAsiaTheme="minorEastAsia" w:hAnsiTheme="minorHAnsi" w:cstheme="minorBidi" w:hint="eastAsia"/>
-          <w:noProof/>
-          <w:sz w:val="21"/>
-          <w:szCs w:val="22"/>
-          <w14:ligatures w14:val="standardContextual"/>
-        </w:rPr>
-      </w:pPr>
-      <w:hyperlink w:anchor="_Toc227569611" w:history="1">
-        <w:r>
-          <w:rPr>
-            <w:rStyle w:val="aff4"/>
-            <w:rFonts w:hint="eastAsia"/>
-            <w:noProof/>
-          </w:rPr>
-          <w:t>4.1</w:t>
-        </w:r>
-        <w:r>
-          <w:rPr>
-            <w:rStyle w:val="aff4"/>
-            <w:rFonts w:hint="eastAsia"/>
-            <w:noProof/>
-          </w:rPr>
-          <w:t>成本分析</w:t>
-        </w:r>
-        <w:r>
-          <w:rPr>
-            <w:rFonts w:hint="eastAsia"/>
-            <w:noProof/>
-            <w:webHidden/>
-          </w:rPr>
-          <w:tab/>
-        </w:r>
-        <w:r>
-          <w:rPr>
-            <w:rFonts w:hint="eastAsia"/>
-            <w:noProof/>
-            <w:webHidden/>
-          </w:rPr>
-          <w:fldChar w:fldCharType="begin"/>
-        </w:r>
-        <w:r>
-          <w:rPr>
-            <w:rFonts w:hint="eastAsia"/>
-            <w:noProof/>
-            <w:webHidden/>
-          </w:rPr>
-          <w:instrText xml:space="preserve"> </w:instrText>
-        </w:r>
-        <w:r>
-          <w:rPr>
-            <w:noProof/>
-            <w:webHidden/>
-          </w:rPr>
-          <w:instrText>PAGEREF _Toc227569611 \h</w:instrText>
-        </w:r>
-        <w:r>
-          <w:rPr>
-            <w:rFonts w:hint="eastAsia"/>
-            <w:noProof/>
-            <w:webHidden/>
-          </w:rPr>
-          <w:instrText xml:space="preserve"> </w:instrText>
-        </w:r>
-        <w:r>
-          <w:rPr>
-            <w:rFonts w:hint="eastAsia"/>
-            <w:noProof/>
-            <w:webHidden/>
-          </w:rPr>
-        </w:r>
-        <w:r>
-          <w:rPr>
-            <w:noProof/>
-            <w:webHidden/>
-          </w:rPr>
-          <w:fldChar w:fldCharType="separate"/>
-        </w:r>
-        <w:r>
-          <w:rPr>
-            <w:noProof/>
-            <w:webHidden/>
-          </w:rPr>
-          <w:t>17</w:t>
-        </w:r>
-        <w:r>
-          <w:rPr>
-            <w:rFonts w:hint="eastAsia"/>
-            <w:noProof/>
-            <w:webHidden/>
-          </w:rPr>
-          <w:fldChar w:fldCharType="end"/>
-        </w:r>
-      </w:hyperlink>
-    </w:p>
-    <w:p>
-      <w:pPr>
-        <w:pStyle w:val="TOC2"/>
-        <w:tabs>
-          <w:tab w:val="right" w:leader="dot" w:pos="8777"/>
-        </w:tabs>
-        <w:ind w:left="480" w:firstLine="480"/>
-        <w:rPr>
-          <w:rFonts w:asciiTheme="minorHAnsi" w:eastAsiaTheme="minorEastAsia" w:hAnsiTheme="minorHAnsi" w:cstheme="minorBidi" w:hint="eastAsia"/>
-          <w:noProof/>
-          <w:sz w:val="21"/>
-          <w:szCs w:val="22"/>
-          <w14:ligatures w14:val="standardContextual"/>
-        </w:rPr>
-      </w:pPr>
-      <w:hyperlink w:anchor="_Toc227569612" w:history="1">
-        <w:r>
-          <w:rPr>
-            <w:rStyle w:val="aff4"/>
-            <w:rFonts w:hint="eastAsia"/>
-            <w:noProof/>
-          </w:rPr>
-          <w:t>4.2</w:t>
-        </w:r>
-        <w:r>
-          <w:rPr>
-            <w:rStyle w:val="aff4"/>
-            <w:rFonts w:hint="eastAsia"/>
-            <w:noProof/>
-          </w:rPr>
-          <w:t>收益分析</w:t>
-        </w:r>
-        <w:r>
-          <w:rPr>
-            <w:rFonts w:hint="eastAsia"/>
-            <w:noProof/>
-            <w:webHidden/>
-          </w:rPr>
-          <w:tab/>
-        </w:r>
-        <w:r>
-          <w:rPr>
-            <w:rFonts w:hint="eastAsia"/>
-            <w:noProof/>
-            <w:webHidden/>
-          </w:rPr>
-          <w:fldChar w:fldCharType="begin"/>
-        </w:r>
-        <w:r>
-          <w:rPr>
-            <w:rFonts w:hint="eastAsia"/>
-            <w:noProof/>
-            <w:webHidden/>
-          </w:rPr>
-          <w:instrText xml:space="preserve"> </w:instrText>
-        </w:r>
-        <w:r>
-          <w:rPr>
-            <w:noProof/>
-            <w:webHidden/>
-          </w:rPr>
-          <w:instrText>PAGEREF _Toc227569612 \h</w:instrText>
-        </w:r>
-        <w:r>
-          <w:rPr>
-            <w:rFonts w:hint="eastAsia"/>
-            <w:noProof/>
-            <w:webHidden/>
-          </w:rPr>
-          <w:instrText xml:space="preserve"> </w:instrText>
-        </w:r>
-        <w:r>
-          <w:rPr>
-            <w:rFonts w:hint="eastAsia"/>
-            <w:noProof/>
-            <w:webHidden/>
-          </w:rPr>
-        </w:r>
-        <w:r>
-          <w:rPr>
-            <w:noProof/>
-            <w:webHidden/>
-          </w:rPr>
-          <w:fldChar w:fldCharType="separate"/>
-        </w:r>
-        <w:r>
-          <w:rPr>
-            <w:noProof/>
-            <w:webHidden/>
-          </w:rPr>
-          <w:t>18</w:t>
-        </w:r>
-        <w:r>
-          <w:rPr>
-            <w:rFonts w:hint="eastAsia"/>
-            <w:noProof/>
-            <w:webHidden/>
-          </w:rPr>
-          <w:fldChar w:fldCharType="end"/>
-        </w:r>
-      </w:hyperlink>
-    </w:p>
-    <w:p>
-      <w:pPr>
-        <w:pStyle w:val="TOC2"/>
-        <w:tabs>
-          <w:tab w:val="right" w:leader="dot" w:pos="8777"/>
-        </w:tabs>
-        <w:ind w:left="480" w:firstLine="480"/>
-        <w:rPr>
-          <w:rFonts w:asciiTheme="minorHAnsi" w:eastAsiaTheme="minorEastAsia" w:hAnsiTheme="minorHAnsi" w:cstheme="minorBidi" w:hint="eastAsia"/>
-          <w:noProof/>
-          <w:sz w:val="21"/>
-          <w:szCs w:val="22"/>
-          <w14:ligatures w14:val="standardContextual"/>
-        </w:rPr>
-      </w:pPr>
-      <w:hyperlink w:anchor="_Toc227569613" w:history="1">
-        <w:r>
-          <w:rPr>
-            <w:rStyle w:val="aff4"/>
-            <w:rFonts w:hint="eastAsia"/>
-            <w:noProof/>
-          </w:rPr>
-          <w:t>4.3</w:t>
-        </w:r>
-        <w:r>
-          <w:rPr>
-            <w:rStyle w:val="aff4"/>
-            <w:rFonts w:hint="eastAsia"/>
-            <w:noProof/>
-          </w:rPr>
-          <w:t>优化路径</w:t>
-        </w:r>
-        <w:r>
-          <w:rPr>
-            <w:rFonts w:hint="eastAsia"/>
-            <w:noProof/>
-            <w:webHidden/>
-          </w:rPr>
-          <w:tab/>
-        </w:r>
-        <w:r>
-          <w:rPr>
-            <w:rFonts w:hint="eastAsia"/>
-            <w:noProof/>
-            <w:webHidden/>
-          </w:rPr>
-          <w:fldChar w:fldCharType="begin"/>
-        </w:r>
-        <w:r>
-          <w:rPr>
-            <w:rFonts w:hint="eastAsia"/>
-            <w:noProof/>
-            <w:webHidden/>
-          </w:rPr>
-          <w:instrText xml:space="preserve"> </w:instrText>
-        </w:r>
-        <w:r>
-          <w:rPr>
-            <w:noProof/>
-            <w:webHidden/>
-          </w:rPr>
-          <w:instrText>PAGEREF _Toc227569613 \h</w:instrText>
-        </w:r>
-        <w:r>
-          <w:rPr>
-            <w:rFonts w:hint="eastAsia"/>
-            <w:noProof/>
-            <w:webHidden/>
-          </w:rPr>
-          <w:instrText xml:space="preserve"> </w:instrText>
-        </w:r>
-        <w:r>
-          <w:rPr>
-            <w:rFonts w:hint="eastAsia"/>
-            <w:noProof/>
-            <w:webHidden/>
-          </w:rPr>
-        </w:r>
-        <w:r>
-          <w:rPr>
-            <w:noProof/>
-            <w:webHidden/>
-          </w:rPr>
-          <w:fldChar w:fldCharType="separate"/>
-        </w:r>
-        <w:r>
-          <w:rPr>
-            <w:noProof/>
-            <w:webHidden/>
-          </w:rPr>
-          <w:t>18</w:t>
-        </w:r>
-        <w:r>
-          <w:rPr>
-            <w:rFonts w:hint="eastAsia"/>
-            <w:noProof/>
-            <w:webHidden/>
-          </w:rPr>
-          <w:fldChar w:fldCharType="end"/>
-        </w:r>
-      </w:hyperlink>
-    </w:p>
-    <w:p>
-      <w:pPr>
         <w:pStyle w:val="TOC1"/>
         <w:rPr>
           <w:rFonts w:asciiTheme="minorHAnsi" w:eastAsiaTheme="minorEastAsia" w:hAnsiTheme="minorHAnsi" w:cstheme="minorBidi" w:hint="eastAsia"/>
@@ -10269,7 +9963,7 @@
           <w:rFonts w:hint="eastAsia"/>
           <w:szCs w:val="21"/>
         </w:rPr>
-        <w:t>第四章是成本效益分析与优化路径。首先对基于电子商务技术改造物资供应管理系统带来的增量成本和增量收益进行了分析，然后基于前面的相关理论以及歌尔股份现存的问题阐述了基于电子商务技术优化物资供应管理的路径，结合企业工艺特点、市场情况，采用降本增效的优化举措。</w:t>
+        <w:t>第四章是成本效益分析与优化路径。首先依据歌尔股份2021—2024年年报数据，对物资采购成本、库存持有成本、仓库折旧成本、采购人工成本及相关设备成本进行系统测算与分析；其次以营业收入和营业利润为核心指标，将成本变化速度与收益变化速度进行比较，评价供应管理优化的综合增效效果；最后结合歌尔股份精密制造的工艺特点与消费电子行业的市场特征，提出精准需求预测、VMI/JIT模式推广、加快物资周转、供应商结构优化四条降本增效路径。</w:t>
       </w:r>
     </w:p>
     <w:p>
@@ -18642,1351 +18336,2997 @@
       <w:bookmarkEnd w:id="69"/>
     </w:p>
     <w:p>
-      <w:pPr>
-        <w:spacing w:line="400" w:lineRule="exact"/>
-        <w:ind w:firstLine="480"/>
-        <w:rPr>
-          <w:lang w:val="zh-CN"/>
-        </w:rPr>
-      </w:pPr>
-      <w:r>
-        <w:rPr>
-          <w:rFonts w:hint="eastAsia"/>
-          <w:szCs w:val="21"/>
-        </w:rPr>
-        <w:t>本文第三章对歌尔股份物资供应管理现状与存在的问题进行了系统性的分析，明确了企业在采购计划精准度、供应链灵活性与各部门协同度等方面存在改进空间。本章首先对基于电子商务对物资供应管理系统进行改造带来的增量成本与增量收益进行了分析，然后提出在电子商务环境下针对上述问题的优化路径。</w:t>
-      </w:r>
-      <w:r>
-        <w:rPr>
-          <w:rFonts w:hint="eastAsia"/>
-          <w:szCs w:val="21"/>
-        </w:rPr>
-      </w:r>
-      <w:r>
-        <w:rPr>
-          <w:rFonts w:hint="eastAsia"/>
-          <w:szCs w:val="21"/>
-        </w:rPr>
-      </w:r>
-      <w:r>
-        <w:rPr>
-          <w:rFonts w:hint="eastAsia"/>
-          <w:szCs w:val="21"/>
-        </w:rPr>
-      </w:r>
-      <w:r>
-        <w:rPr>
-          <w:rFonts w:hint="eastAsia"/>
-          <w:szCs w:val="21"/>
-        </w:rPr>
-      </w:r>
-      <w:r>
-        <w:rPr>
-          <w:rFonts w:hint="eastAsia"/>
-          <w:szCs w:val="21"/>
-        </w:rPr>
-      </w:r>
-      <w:r>
-        <w:rPr>
-          <w:rFonts w:hint="eastAsia"/>
-          <w:szCs w:val="21"/>
-        </w:rPr>
-      </w:r>
-      <w:r>
-        <w:rPr>
-          <w:rFonts w:hint="eastAsia"/>
-          <w:szCs w:val="21"/>
-        </w:rPr>
-      </w:r>
-      <w:r>
-        <w:rPr>
-          <w:rFonts w:hint="eastAsia"/>
-          <w:szCs w:val="21"/>
-        </w:rPr>
-      </w:r>
-      <w:r>
-        <w:rPr>
-          <w:rFonts w:hint="eastAsia"/>
-          <w:szCs w:val="21"/>
-        </w:rPr>
-      </w:r>
-      <w:r>
-        <w:rPr>
-          <w:rFonts w:hint="eastAsia"/>
-          <w:szCs w:val="21"/>
-        </w:rPr>
-      </w:r>
-      <w:r>
-        <w:rPr>
-          <w:rFonts w:hint="eastAsia"/>
-          <w:szCs w:val="21"/>
-        </w:rPr>
-      </w:r>
-      <w:r>
-        <w:rPr>
-          <w:rFonts w:hint="eastAsia"/>
-          <w:szCs w:val="21"/>
-        </w:rPr>
-      </w:r>
-      <w:r>
-        <w:rPr>
-          <w:rFonts w:hint="eastAsia"/>
-          <w:szCs w:val="21"/>
-        </w:rPr>
-      </w:r>
-      <w:r>
-        <w:rPr>
-          <w:rFonts w:hint="eastAsia"/>
-          <w:szCs w:val="21"/>
-        </w:rPr>
-      </w:r>
-      <w:r>
-        <w:rPr>
-          <w:rFonts w:hint="eastAsia"/>
-          <w:szCs w:val="21"/>
-        </w:rPr>
+      <w:r>
+        <w:t xml:space="preserve">本文第三章对歌尔股份物资供应管理现状与存在的问题进行了系统性的分析，明确了企业在采购计划精准度、供应链灵活性与各部门协同度等方面存在改进空间。本章按照"先成本分析、再收益分析、最后优化路径"的逻辑展开：首先依据歌尔股份2021—2024年年报数据，对物资采购成本、库存持有成本、仓库折旧成本、采购人工成本及相关设备成本进行系统测算；其次以营业收入和营业利润为核心指标，将成本变化速度与收益变化速度进行比较，评价供应管理优化的综合增效效果；最后结合歌尔股份精密制造的工艺特点与消费电子行业的市场情况，提出针对性的降本增效优化举措。</w:t>
       </w:r>
     </w:p>
     <w:p>
       <w:pPr>
         <w:pStyle w:val="2"/>
-        <w:spacing w:before="240" w:after="240" w:line="400" w:lineRule="exact"/>
-        <w:ind w:firstLineChars="0" w:firstLine="0"/>
-        <w:rPr>
-          <w:color w:val="000000"/>
-        </w:rPr>
-      </w:pPr>
-      <w:bookmarkStart w:id="70" w:name="_Toc227569611"/>
-      <w:r>
-        <w:rPr>
-          <w:color w:val="000000"/>
-        </w:rPr>
-        <w:t>4.3</w:t>
-      </w:r>
-      <w:r>
-        <w:rPr>
-          <w:rFonts w:hint="eastAsia"/>
-          <w:szCs w:val="21"/>
-        </w:rPr>
-        <w:t>优化路径</w:t>
-      </w:r>
-      <w:bookmarkEnd w:id="70"/>
+      </w:pPr>
+      <w:r>
+        <w:t xml:space="preserve">4.1成本分析</w:t>
+      </w:r>
+    </w:p>
+    <w:p>
+      <w:r>
+        <w:t xml:space="preserve">物资供应管理成本是制造企业运营成本的重要组成部分。参照行业分类惯例，本章将歌尔股份物资供应管理相关成本划分为物资采购成本、库存持有成本、仓库折旧成本、采购人工成本和相关设备成本五大类，结合公司2021—2024年公开年报数据及行业基准数据进行系统测算与趋势分析。</w:t>
+      </w:r>
     </w:p>
     <w:p>
       <w:pPr>
         <w:pStyle w:val="3"/>
-        <w:tabs>
-          <w:tab w:val="clear" w:pos="561"/>
-          <w:tab w:val="clear" w:pos="720"/>
-        </w:tabs>
-        <w:overflowPunct/>
-        <w:spacing w:line="400" w:lineRule="exact"/>
-        <w:jc w:val="both"/>
-        <w:rPr>
-          <w:rFonts w:ascii="Times New Roman" w:hAnsi="Times New Roman"/>
-        </w:rPr>
-      </w:pPr>
-      <w:r>
-        <w:rPr>
-          <w:rFonts w:ascii="Times New Roman" w:hAnsi="Times New Roman"/>
-        </w:rPr>
-        <w:t>4.3.1</w:t>
-      </w:r>
-      <w:r>
-        <w:rPr>
-          <w:rFonts w:ascii="Times New Roman" w:hAnsi="Times New Roman" w:hint="eastAsia"/>
-        </w:rPr>
-        <w:t>通过动态库存模型提高采购计划精准度</w:t>
-      </w:r>
-    </w:p>
-    <w:p>
-      <w:pPr>
-        <w:spacing w:line="400" w:lineRule="exact"/>
-        <w:ind w:firstLine="480"/>
-        <w:rPr>
-          <w:szCs w:val="21"/>
-        </w:rPr>
-      </w:pPr>
-      <w:r>
-        <w:rPr>
-          <w:rFonts w:hint="eastAsia"/>
-          <w:szCs w:val="21"/>
-        </w:rPr>
-        <w:t>针对采购计划信息精准度不足、订单波动引发MRP频繁调整的问题，其理论根源在于经典EOQ模型假设需求稳定、订货成本固定，无法适应消费电子行业的需求剧烈波动，因此通过构建智能需求预测平台，实现从“一次性最优计算”向“滚动式动态调整”的转变。结合歌尔股份精密制造的工艺特点和消费电子市场需求波动的实际情况，使EOQ模型中的关键参数能够每日动态更新并自动完成MRP运算，将调整后的净需求与建议到货时点实时推送至执行端，从而确保采购计划紧密贴合实际需求变动，从源头部分减少库存积压，通过加快物资周转速度实现降本增效。同时，该平台要整合客户订单变更、历史消耗、市场趋势等多维数据，避免单一依赖客户需求。</w:t>
-      </w:r>
-      <w:r>
-        <w:rPr>
-          <w:rFonts w:hint="eastAsia"/>
-          <w:szCs w:val="21"/>
-        </w:rPr>
-      </w:r>
-      <w:r>
-        <w:rPr>
-          <w:rFonts w:hint="eastAsia"/>
-          <w:szCs w:val="21"/>
-        </w:rPr>
-      </w:r>
-      <w:r>
-        <w:rPr>
-          <w:rFonts w:hint="eastAsia"/>
-          <w:szCs w:val="21"/>
-        </w:rPr>
-      </w:r>
-      <w:r>
-        <w:rPr>
-          <w:rFonts w:hint="eastAsia"/>
-          <w:szCs w:val="21"/>
-        </w:rPr>
-      </w:r>
-      <w:r>
-        <w:rPr>
-          <w:rFonts w:hint="eastAsia"/>
-          <w:szCs w:val="21"/>
-        </w:rPr>
-      </w:r>
-      <w:r>
-        <w:rPr>
-          <w:rFonts w:hint="eastAsia"/>
-          <w:szCs w:val="21"/>
-        </w:rPr>
-      </w:r>
-      <w:r>
-        <w:rPr>
-          <w:rFonts w:hint="eastAsia"/>
-          <w:szCs w:val="21"/>
-        </w:rPr>
-      </w:r>
-      <w:r>
-        <w:rPr>
-          <w:rFonts w:hint="eastAsia"/>
-          <w:szCs w:val="21"/>
-        </w:rPr>
-      </w:r>
-      <w:r>
-        <w:rPr>
-          <w:rFonts w:hint="eastAsia"/>
-          <w:szCs w:val="21"/>
-        </w:rPr>
-      </w:r>
-      <w:r>
-        <w:rPr>
-          <w:rFonts w:hint="eastAsia"/>
-          <w:szCs w:val="21"/>
-        </w:rPr>
-      </w:r>
-      <w:r>
-        <w:rPr>
-          <w:rFonts w:hint="eastAsia"/>
-          <w:szCs w:val="21"/>
-        </w:rPr>
-      </w:r>
-      <w:r>
-        <w:rPr>
-          <w:rFonts w:hint="eastAsia"/>
-          <w:szCs w:val="21"/>
-        </w:rPr>
-      </w:r>
-      <w:r>
-        <w:rPr>
-          <w:rFonts w:hint="eastAsia"/>
-          <w:szCs w:val="21"/>
-        </w:rPr>
-      </w:r>
-      <w:r>
-        <w:rPr>
-          <w:rFonts w:hint="eastAsia"/>
-          <w:szCs w:val="21"/>
-        </w:rPr>
-      </w:r>
-      <w:r>
-        <w:rPr>
-          <w:rFonts w:hint="eastAsia"/>
-          <w:szCs w:val="21"/>
-        </w:rPr>
-      </w:r>
-      <w:r>
-        <w:rPr>
-          <w:rFonts w:hint="eastAsia"/>
-          <w:szCs w:val="21"/>
-        </w:rPr>
+      </w:pPr>
+      <w:r>
+        <w:t xml:space="preserve">4.1.1物资采购成本分析</w:t>
+      </w:r>
+    </w:p>
+    <w:p>
+      <w:r>
+        <w:t xml:space="preserve">物资采购成本是制造企业成本支出规模最大的部分，包括原材料、电子元器件、结构件等生产性物资的直接采购支出。歌尔股份的年度总采购金额可通过年报披露的前五大供应商采购总额及其占比进行倒算估计。根据表3-4数据，歌尔股份2021—2024年总采购金额估算及变化情况如表4-1所示。</w:t>
+      </w:r>
+    </w:p>
+    <w:p>
+      <w:pPr>
+        <w:pStyle w:val="Caption"/>
+      </w:pPr>
+      <w:r>
+        <w:t xml:space="preserve">表4- 1  歌尔股份2021—2024年物资采购成本估算（单位：亿元）</w:t>
+      </w:r>
+    </w:p>
+    <w:tbl>
+      <w:tblPr>
+        <w:tblStyle w:val="a3"/>
+        <w:tblW w:w="5000" w:type="pct"/>
+        <w:tblBorders>
+          <w:top w:val="single" w:sz="4" w:space="0" w:color="000000"/>
+          <w:left w:val="single" w:sz="4" w:space="0" w:color="000000"/>
+          <w:bottom w:val="single" w:sz="4" w:space="0" w:color="000000"/>
+          <w:right w:val="single" w:sz="4" w:space="0" w:color="000000"/>
+          <w:insideH w:val="single" w:sz="4" w:space="0" w:color="000000"/>
+          <w:insideV w:val="single" w:sz="4" w:space="0" w:color="000000"/>
+        </w:tblBorders>
+      </w:tblPr>
+      <w:tblGrid>
+        <w:gridCol w:w="1000"/>
+        <w:gridCol w:w="1000"/>
+        <w:gridCol w:w="1000"/>
+        <w:gridCol w:w="1000"/>
+        <w:gridCol w:w="1000"/>
+      </w:tblGrid>
+      <w:tr>
+        <w:tc>
+          <w:tcPr>
+            <w:tcW w:w="0" w:type="auto"/>
+            <w:shd w:val="clear" w:color="auto" w:fill="D9D9D9"/>
+          </w:tcPr>
+          <w:p>
+            <w:r>
+              <w:rPr>
+                <w:b/>
+              </w:rPr>
+              <w:t xml:space="preserve">项目</w:t>
+            </w:r>
+          </w:p>
+        </w:tc>
+        <w:tc>
+          <w:tcPr>
+            <w:tcW w:w="0" w:type="auto"/>
+            <w:shd w:val="clear" w:color="auto" w:fill="D9D9D9"/>
+          </w:tcPr>
+          <w:p>
+            <w:r>
+              <w:rPr>
+                <w:b/>
+              </w:rPr>
+              <w:t xml:space="preserve">2021年</w:t>
+            </w:r>
+          </w:p>
+        </w:tc>
+        <w:tc>
+          <w:tcPr>
+            <w:tcW w:w="0" w:type="auto"/>
+            <w:shd w:val="clear" w:color="auto" w:fill="D9D9D9"/>
+          </w:tcPr>
+          <w:p>
+            <w:r>
+              <w:rPr>
+                <w:b/>
+              </w:rPr>
+              <w:t xml:space="preserve">2022年</w:t>
+            </w:r>
+          </w:p>
+        </w:tc>
+        <w:tc>
+          <w:tcPr>
+            <w:tcW w:w="0" w:type="auto"/>
+            <w:shd w:val="clear" w:color="auto" w:fill="D9D9D9"/>
+          </w:tcPr>
+          <w:p>
+            <w:r>
+              <w:rPr>
+                <w:b/>
+              </w:rPr>
+              <w:t xml:space="preserve">2023年</w:t>
+            </w:r>
+          </w:p>
+        </w:tc>
+        <w:tc>
+          <w:tcPr>
+            <w:tcW w:w="0" w:type="auto"/>
+            <w:shd w:val="clear" w:color="auto" w:fill="D9D9D9"/>
+          </w:tcPr>
+          <w:p>
+            <w:r>
+              <w:rPr>
+                <w:b/>
+              </w:rPr>
+              <w:t xml:space="preserve">2024年</w:t>
+            </w:r>
+          </w:p>
+        </w:tc>
+      </w:tr>
+      <w:tr>
+        <w:tc>
+          <w:tcPr>
+            <w:tcW w:w="0" w:type="auto"/>
+          </w:tcPr>
+          <w:p>
+            <w:r>
+              <w:t xml:space="preserve">前五大供应商采购额（亿元）</w:t>
+            </w:r>
+          </w:p>
+        </w:tc>
+        <w:tc>
+          <w:tcPr>
+            <w:tcW w:w="0" w:type="auto"/>
+          </w:tcPr>
+          <w:p>
+            <w:r>
+              <w:t xml:space="preserve">190.63</w:t>
+            </w:r>
+          </w:p>
+        </w:tc>
+        <w:tc>
+          <w:tcPr>
+            <w:tcW w:w="0" w:type="auto"/>
+          </w:tcPr>
+          <w:p>
+            <w:r>
+              <w:t xml:space="preserve">347.85</w:t>
+            </w:r>
+          </w:p>
+        </w:tc>
+        <w:tc>
+          <w:tcPr>
+            <w:tcW w:w="0" w:type="auto"/>
+          </w:tcPr>
+          <w:p>
+            <w:r>
+              <w:t xml:space="preserve">351.98</w:t>
+            </w:r>
+          </w:p>
+        </w:tc>
+        <w:tc>
+          <w:tcPr>
+            <w:tcW w:w="0" w:type="auto"/>
+          </w:tcPr>
+          <w:p>
+            <w:r>
+              <w:t xml:space="preserve">344.73</w:t>
+            </w:r>
+          </w:p>
+        </w:tc>
+      </w:tr>
+      <w:tr>
+        <w:tc>
+          <w:tcPr>
+            <w:tcW w:w="0" w:type="auto"/>
+          </w:tcPr>
+          <w:p>
+            <w:r>
+              <w:t xml:space="preserve">前五大供应商占比</w:t>
+            </w:r>
+          </w:p>
+        </w:tc>
+        <w:tc>
+          <w:tcPr>
+            <w:tcW w:w="0" w:type="auto"/>
+          </w:tcPr>
+          <w:p>
+            <w:r>
+              <w:t xml:space="preserve">30.54%</w:t>
+            </w:r>
+          </w:p>
+        </w:tc>
+        <w:tc>
+          <w:tcPr>
+            <w:tcW w:w="0" w:type="auto"/>
+          </w:tcPr>
+          <w:p>
+            <w:r>
+              <w:t xml:space="preserve">38.35%</w:t>
+            </w:r>
+          </w:p>
+        </w:tc>
+        <w:tc>
+          <w:tcPr>
+            <w:tcW w:w="0" w:type="auto"/>
+          </w:tcPr>
+          <w:p>
+            <w:r>
+              <w:t xml:space="preserve">46.16%</w:t>
+            </w:r>
+          </w:p>
+        </w:tc>
+        <w:tc>
+          <w:tcPr>
+            <w:tcW w:w="0" w:type="auto"/>
+          </w:tcPr>
+          <w:p>
+            <w:r>
+              <w:t xml:space="preserve">42.91%</w:t>
+            </w:r>
+          </w:p>
+        </w:tc>
+      </w:tr>
+      <w:tr>
+        <w:tc>
+          <w:tcPr>
+            <w:tcW w:w="0" w:type="auto"/>
+          </w:tcPr>
+          <w:p>
+            <w:r>
+              <w:t xml:space="preserve">年度总采购金额估算（亿元）</w:t>
+            </w:r>
+          </w:p>
+        </w:tc>
+        <w:tc>
+          <w:tcPr>
+            <w:tcW w:w="0" w:type="auto"/>
+          </w:tcPr>
+          <w:p>
+            <w:r>
+              <w:t xml:space="preserve">624.3</w:t>
+            </w:r>
+          </w:p>
+        </w:tc>
+        <w:tc>
+          <w:tcPr>
+            <w:tcW w:w="0" w:type="auto"/>
+          </w:tcPr>
+          <w:p>
+            <w:r>
+              <w:t xml:space="preserve">907.0</w:t>
+            </w:r>
+          </w:p>
+        </w:tc>
+        <w:tc>
+          <w:tcPr>
+            <w:tcW w:w="0" w:type="auto"/>
+          </w:tcPr>
+          <w:p>
+            <w:r>
+              <w:t xml:space="preserve">762.5</w:t>
+            </w:r>
+          </w:p>
+        </w:tc>
+        <w:tc>
+          <w:tcPr>
+            <w:tcW w:w="0" w:type="auto"/>
+          </w:tcPr>
+          <w:p>
+            <w:r>
+              <w:t xml:space="preserve">803.4</w:t>
+            </w:r>
+          </w:p>
+        </w:tc>
+      </w:tr>
+      <w:tr>
+        <w:tc>
+          <w:tcPr>
+            <w:tcW w:w="0" w:type="auto"/>
+          </w:tcPr>
+          <w:p>
+            <w:r>
+              <w:t xml:space="preserve">采购金额同比变化</w:t>
+            </w:r>
+          </w:p>
+        </w:tc>
+        <w:tc>
+          <w:tcPr>
+            <w:tcW w:w="0" w:type="auto"/>
+          </w:tcPr>
+          <w:p>
+            <w:r>
+              <w:t xml:space="preserve">—</w:t>
+            </w:r>
+          </w:p>
+        </w:tc>
+        <w:tc>
+          <w:tcPr>
+            <w:tcW w:w="0" w:type="auto"/>
+          </w:tcPr>
+          <w:p>
+            <w:r>
+              <w:t xml:space="preserve">+45.3%</w:t>
+            </w:r>
+          </w:p>
+        </w:tc>
+        <w:tc>
+          <w:tcPr>
+            <w:tcW w:w="0" w:type="auto"/>
+          </w:tcPr>
+          <w:p>
+            <w:r>
+              <w:t xml:space="preserve">−15.9%</w:t>
+            </w:r>
+          </w:p>
+        </w:tc>
+        <w:tc>
+          <w:tcPr>
+            <w:tcW w:w="0" w:type="auto"/>
+          </w:tcPr>
+          <w:p>
+            <w:r>
+              <w:t xml:space="preserve">+5.4%</w:t>
+            </w:r>
+          </w:p>
+        </w:tc>
+      </w:tr>
+    </w:tbl>
+    <w:p>
+      <w:r>
+        <w:t xml:space="preserve">由表4-1可知，歌尔股份年度总采购金额在2022年大幅攀升至907.0亿元（同比增长45.3%），主要原因是彼时VR/AR硬件业务快速扩张、备货激进，加之大客户订单突然下调导致物料积压。随后2023年采购规模收缩至762.5亿元（同比下降15.9%），2024年小幅回升至803.4亿元。从物资采购成本来看，2023年与2022年相比降幅达16%，体现出企业在优化采购计划精准度、推行电子化竞价采购方面取得了一定成效；若以2022年高峰期为参照，2023—2024年的采购规模合理回归，说明物资采购成本管控有所改善。</w:t>
       </w:r>
     </w:p>
     <w:p>
       <w:pPr>
         <w:pStyle w:val="3"/>
-        <w:tabs>
-          <w:tab w:val="clear" w:pos="561"/>
-          <w:tab w:val="clear" w:pos="720"/>
-        </w:tabs>
-        <w:overflowPunct/>
-        <w:spacing w:line="400" w:lineRule="exact"/>
-        <w:jc w:val="both"/>
-        <w:rPr>
-          <w:rFonts w:ascii="Times New Roman" w:hAnsi="Times New Roman"/>
-        </w:rPr>
-      </w:pPr>
-      <w:bookmarkStart w:id="71" w:name="OLE_LINK3"/>
-      <w:r>
-        <w:rPr>
-          <w:rFonts w:ascii="Times New Roman" w:hAnsi="Times New Roman"/>
-        </w:rPr>
-        <w:t>4.3.</w:t>
-      </w:r>
-      <w:r>
-        <w:rPr>
-          <w:rFonts w:ascii="Times New Roman" w:hAnsi="Times New Roman" w:hint="eastAsia"/>
-        </w:rPr>
-        <w:t>2</w:t>
-      </w:r>
-      <w:bookmarkStart w:id="72" w:name="_Hlk227510846"/>
-      <w:r>
-        <w:rPr>
-          <w:rFonts w:ascii="Times New Roman" w:hAnsi="Times New Roman" w:hint="eastAsia"/>
-        </w:rPr>
-        <w:t>通过实时协同平台提升供应链响应韧性</w:t>
-      </w:r>
-      <w:bookmarkEnd w:id="72"/>
-    </w:p>
-    <w:p>
-      <w:pPr>
-        <w:spacing w:line="400" w:lineRule="exact"/>
-        <w:ind w:firstLine="480"/>
-        <w:rPr>
-          <w:szCs w:val="21"/>
-        </w:rPr>
-      </w:pPr>
-      <w:r>
-        <w:rPr>
-          <w:rFonts w:hint="eastAsia"/>
-          <w:szCs w:val="21"/>
-        </w:rPr>
-        <w:t>针对供应链协同效率偏低与灵活性不足的问题，优化路径应聚焦于从被动响应转向主动管控。一方面，针对通用性强、用量稳定的物料，推行</w:t>
-      </w:r>
-      <w:r>
-        <w:rPr>
-          <w:rFonts w:hint="eastAsia"/>
-          <w:szCs w:val="21"/>
-        </w:rPr>
-        <w:t>VMI</w:t>
-      </w:r>
-      <w:r>
-        <w:rPr>
-          <w:rFonts w:hint="eastAsia"/>
-          <w:szCs w:val="21"/>
-        </w:rPr>
-        <w:t>主动补货模式，利用系统库存查询功能使供应商能够实时监控库存水位，当库存低于预设阈值时无需等待采购订单即可通过</w:t>
-      </w:r>
-      <w:r>
-        <w:rPr>
-          <w:rFonts w:hint="eastAsia"/>
-          <w:szCs w:val="21"/>
-        </w:rPr>
-        <w:t>VMI</w:t>
-      </w:r>
-      <w:r>
-        <w:rPr>
-          <w:rFonts w:hint="eastAsia"/>
-          <w:szCs w:val="21"/>
-        </w:rPr>
-        <w:t>补货工作台主动发起补货</w:t>
-      </w:r>
-      <w:r>
-        <w:rPr>
-          <w:rFonts w:hint="eastAsia"/>
-          <w:szCs w:val="21"/>
-        </w:rPr>
-        <w:t>，</w:t>
-      </w:r>
-      <w:r>
-        <w:rPr>
-          <w:rFonts w:hint="eastAsia"/>
-          <w:szCs w:val="21"/>
-        </w:rPr>
-        <w:t>从而显著压缩响应周期并降低缺料风险。另一方面，应</w:t>
-      </w:r>
-      <w:r>
-        <w:rPr>
-          <w:rFonts w:hint="eastAsia"/>
-          <w:szCs w:val="21"/>
-        </w:rPr>
-        <w:t>定期进行</w:t>
-      </w:r>
-      <w:r>
-        <w:rPr>
-          <w:rFonts w:hint="eastAsia"/>
-          <w:szCs w:val="21"/>
-        </w:rPr>
-        <w:t>供应商绩效考评</w:t>
-      </w:r>
-      <w:r>
-        <w:rPr>
-          <w:rFonts w:hint="eastAsia"/>
-          <w:szCs w:val="21"/>
-        </w:rPr>
-        <w:t>并</w:t>
-      </w:r>
-      <w:r>
-        <w:rPr>
-          <w:rFonts w:hint="eastAsia"/>
-          <w:szCs w:val="21"/>
-        </w:rPr>
-        <w:t>构建动态风险评估模型，当系统监测到单一供应商风险评级升高时自动向采购端发出预警，并建议启动对已认证备选供应商的询价或小批量试单流程，以此对冲供应集中风险。</w:t>
+      </w:pPr>
+      <w:r>
+        <w:t xml:space="preserve">4.1.2库存持有成本分析</w:t>
+      </w:r>
+    </w:p>
+    <w:p>
+      <w:r>
+        <w:t xml:space="preserve">库存持有成本（Inventory Holding Cost）是企业维持在库存货所发生的综合成本，包括资金占用成本（机会成本）、仓储作业成本、物料损耗及保险费等。根据制造业行业通行标准，库存持有成本率通常取存货余额的20%左右进行估算。基于歌尔股份2021—2024年存货数据（表3-3），测算结果如表4-2所示。</w:t>
+      </w:r>
+    </w:p>
+    <w:p>
+      <w:pPr>
+        <w:pStyle w:val="Caption"/>
+      </w:pPr>
+      <w:r>
+        <w:t xml:space="preserve">表4- 2  歌尔股份2021—2024年库存持有成本测算（单位：亿元）</w:t>
+      </w:r>
+    </w:p>
+    <w:tbl>
+      <w:tblPr>
+        <w:tblStyle w:val="a3"/>
+        <w:tblW w:w="5000" w:type="pct"/>
+        <w:tblBorders>
+          <w:top w:val="single" w:sz="4" w:space="0" w:color="000000"/>
+          <w:left w:val="single" w:sz="4" w:space="0" w:color="000000"/>
+          <w:bottom w:val="single" w:sz="4" w:space="0" w:color="000000"/>
+          <w:right w:val="single" w:sz="4" w:space="0" w:color="000000"/>
+          <w:insideH w:val="single" w:sz="4" w:space="0" w:color="000000"/>
+          <w:insideV w:val="single" w:sz="4" w:space="0" w:color="000000"/>
+        </w:tblBorders>
+      </w:tblPr>
+      <w:tblGrid>
+        <w:gridCol w:w="1000"/>
+        <w:gridCol w:w="1000"/>
+        <w:gridCol w:w="1000"/>
+        <w:gridCol w:w="1000"/>
+        <w:gridCol w:w="1000"/>
+      </w:tblGrid>
+      <w:tr>
+        <w:tc>
+          <w:tcPr>
+            <w:tcW w:w="0" w:type="auto"/>
+            <w:shd w:val="clear" w:color="auto" w:fill="D9D9D9"/>
+          </w:tcPr>
+          <w:p>
+            <w:r>
+              <w:rPr>
+                <w:b/>
+              </w:rPr>
+              <w:t xml:space="preserve">项目</w:t>
+            </w:r>
+          </w:p>
+        </w:tc>
+        <w:tc>
+          <w:tcPr>
+            <w:tcW w:w="0" w:type="auto"/>
+            <w:shd w:val="clear" w:color="auto" w:fill="D9D9D9"/>
+          </w:tcPr>
+          <w:p>
+            <w:r>
+              <w:rPr>
+                <w:b/>
+              </w:rPr>
+              <w:t xml:space="preserve">2021年</w:t>
+            </w:r>
+          </w:p>
+        </w:tc>
+        <w:tc>
+          <w:tcPr>
+            <w:tcW w:w="0" w:type="auto"/>
+            <w:shd w:val="clear" w:color="auto" w:fill="D9D9D9"/>
+          </w:tcPr>
+          <w:p>
+            <w:r>
+              <w:rPr>
+                <w:b/>
+              </w:rPr>
+              <w:t xml:space="preserve">2022年</w:t>
+            </w:r>
+          </w:p>
+        </w:tc>
+        <w:tc>
+          <w:tcPr>
+            <w:tcW w:w="0" w:type="auto"/>
+            <w:shd w:val="clear" w:color="auto" w:fill="D9D9D9"/>
+          </w:tcPr>
+          <w:p>
+            <w:r>
+              <w:rPr>
+                <w:b/>
+              </w:rPr>
+              <w:t xml:space="preserve">2023年</w:t>
+            </w:r>
+          </w:p>
+        </w:tc>
+        <w:tc>
+          <w:tcPr>
+            <w:tcW w:w="0" w:type="auto"/>
+            <w:shd w:val="clear" w:color="auto" w:fill="D9D9D9"/>
+          </w:tcPr>
+          <w:p>
+            <w:r>
+              <w:rPr>
+                <w:b/>
+              </w:rPr>
+              <w:t xml:space="preserve">2024年</w:t>
+            </w:r>
+          </w:p>
+        </w:tc>
+      </w:tr>
+      <w:tr>
+        <w:tc>
+          <w:tcPr>
+            <w:tcW w:w="0" w:type="auto"/>
+          </w:tcPr>
+          <w:p>
+            <w:r>
+              <w:t xml:space="preserve">期末存货规模（亿元）</w:t>
+            </w:r>
+          </w:p>
+        </w:tc>
+        <w:tc>
+          <w:tcPr>
+            <w:tcW w:w="0" w:type="auto"/>
+          </w:tcPr>
+          <w:p>
+            <w:r>
+              <w:t xml:space="preserve">120.82</w:t>
+            </w:r>
+          </w:p>
+        </w:tc>
+        <w:tc>
+          <w:tcPr>
+            <w:tcW w:w="0" w:type="auto"/>
+          </w:tcPr>
+          <w:p>
+            <w:r>
+              <w:t xml:space="preserve">173.49</w:t>
+            </w:r>
+          </w:p>
+        </w:tc>
+        <w:tc>
+          <w:tcPr>
+            <w:tcW w:w="0" w:type="auto"/>
+          </w:tcPr>
+          <w:p>
+            <w:r>
+              <w:t xml:space="preserve">107.95</w:t>
+            </w:r>
+          </w:p>
+        </w:tc>
+        <w:tc>
+          <w:tcPr>
+            <w:tcW w:w="0" w:type="auto"/>
+          </w:tcPr>
+          <w:p>
+            <w:r>
+              <w:t xml:space="preserve">104.79</w:t>
+            </w:r>
+          </w:p>
+        </w:tc>
+      </w:tr>
+      <w:tr>
+        <w:tc>
+          <w:tcPr>
+            <w:tcW w:w="0" w:type="auto"/>
+          </w:tcPr>
+          <w:p>
+            <w:r>
+              <w:t xml:space="preserve">存货同比变化</w:t>
+            </w:r>
+          </w:p>
+        </w:tc>
+        <w:tc>
+          <w:tcPr>
+            <w:tcW w:w="0" w:type="auto"/>
+          </w:tcPr>
+          <w:p>
+            <w:r>
+              <w:t xml:space="preserve">—</w:t>
+            </w:r>
+          </w:p>
+        </w:tc>
+        <w:tc>
+          <w:tcPr>
+            <w:tcW w:w="0" w:type="auto"/>
+          </w:tcPr>
+          <w:p>
+            <w:r>
+              <w:t xml:space="preserve">+43.6%</w:t>
+            </w:r>
+          </w:p>
+        </w:tc>
+        <w:tc>
+          <w:tcPr>
+            <w:tcW w:w="0" w:type="auto"/>
+          </w:tcPr>
+          <w:p>
+            <w:r>
+              <w:t xml:space="preserve">−37.8%</w:t>
+            </w:r>
+          </w:p>
+        </w:tc>
+        <w:tc>
+          <w:tcPr>
+            <w:tcW w:w="0" w:type="auto"/>
+          </w:tcPr>
+          <w:p>
+            <w:r>
+              <w:t xml:space="preserve">−2.9%</w:t>
+            </w:r>
+          </w:p>
+        </w:tc>
+      </w:tr>
+      <w:tr>
+        <w:tc>
+          <w:tcPr>
+            <w:tcW w:w="0" w:type="auto"/>
+          </w:tcPr>
+          <w:p>
+            <w:r>
+              <w:t xml:space="preserve">库存持有成本估算（存货×20%，亿元）</w:t>
+            </w:r>
+          </w:p>
+        </w:tc>
+        <w:tc>
+          <w:tcPr>
+            <w:tcW w:w="0" w:type="auto"/>
+          </w:tcPr>
+          <w:p>
+            <w:r>
+              <w:t xml:space="preserve">24.16</w:t>
+            </w:r>
+          </w:p>
+        </w:tc>
+        <w:tc>
+          <w:tcPr>
+            <w:tcW w:w="0" w:type="auto"/>
+          </w:tcPr>
+          <w:p>
+            <w:r>
+              <w:t xml:space="preserve">34.70</w:t>
+            </w:r>
+          </w:p>
+        </w:tc>
+        <w:tc>
+          <w:tcPr>
+            <w:tcW w:w="0" w:type="auto"/>
+          </w:tcPr>
+          <w:p>
+            <w:r>
+              <w:t xml:space="preserve">21.59</w:t>
+            </w:r>
+          </w:p>
+        </w:tc>
+        <w:tc>
+          <w:tcPr>
+            <w:tcW w:w="0" w:type="auto"/>
+          </w:tcPr>
+          <w:p>
+            <w:r>
+              <w:t xml:space="preserve">20.96</w:t>
+            </w:r>
+          </w:p>
+        </w:tc>
+      </w:tr>
+      <w:tr>
+        <w:tc>
+          <w:tcPr>
+            <w:tcW w:w="0" w:type="auto"/>
+          </w:tcPr>
+          <w:p>
+            <w:r>
+              <w:t xml:space="preserve">持有成本同比变化</w:t>
+            </w:r>
+          </w:p>
+        </w:tc>
+        <w:tc>
+          <w:tcPr>
+            <w:tcW w:w="0" w:type="auto"/>
+          </w:tcPr>
+          <w:p>
+            <w:r>
+              <w:t xml:space="preserve">—</w:t>
+            </w:r>
+          </w:p>
+        </w:tc>
+        <w:tc>
+          <w:tcPr>
+            <w:tcW w:w="0" w:type="auto"/>
+          </w:tcPr>
+          <w:p>
+            <w:r>
+              <w:t xml:space="preserve">+43.6%</w:t>
+            </w:r>
+          </w:p>
+        </w:tc>
+        <w:tc>
+          <w:tcPr>
+            <w:tcW w:w="0" w:type="auto"/>
+          </w:tcPr>
+          <w:p>
+            <w:r>
+              <w:t xml:space="preserve">−37.8%</w:t>
+            </w:r>
+          </w:p>
+        </w:tc>
+        <w:tc>
+          <w:tcPr>
+            <w:tcW w:w="0" w:type="auto"/>
+          </w:tcPr>
+          <w:p>
+            <w:r>
+              <w:t xml:space="preserve">−2.9%</w:t>
+            </w:r>
+          </w:p>
+        </w:tc>
+      </w:tr>
+      <w:tr>
+        <w:tc>
+          <w:tcPr>
+            <w:tcW w:w="0" w:type="auto"/>
+          </w:tcPr>
+          <w:p>
+            <w:r>
+              <w:t xml:space="preserve">存货周转率（次/年）</w:t>
+            </w:r>
+          </w:p>
+        </w:tc>
+        <w:tc>
+          <w:tcPr>
+            <w:tcW w:w="0" w:type="auto"/>
+          </w:tcPr>
+          <w:p>
+            <w:r>
+              <w:t xml:space="preserve">6.32</w:t>
+            </w:r>
+          </w:p>
+        </w:tc>
+        <w:tc>
+          <w:tcPr>
+            <w:tcW w:w="0" w:type="auto"/>
+          </w:tcPr>
+          <w:p>
+            <w:r>
+              <w:t xml:space="preserve">6.34</w:t>
+            </w:r>
+          </w:p>
+        </w:tc>
+        <w:tc>
+          <w:tcPr>
+            <w:tcW w:w="0" w:type="auto"/>
+          </w:tcPr>
+          <w:p>
+            <w:r>
+              <w:t xml:space="preserve">6.38</w:t>
+            </w:r>
+          </w:p>
+        </w:tc>
+        <w:tc>
+          <w:tcPr>
+            <w:tcW w:w="0" w:type="auto"/>
+          </w:tcPr>
+          <w:p>
+            <w:r>
+              <w:t xml:space="preserve">8.44</w:t>
+            </w:r>
+          </w:p>
+        </w:tc>
+      </w:tr>
+    </w:tbl>
+    <w:p>
+      <w:r>
+        <w:t xml:space="preserve">由表4-2可见，库存持有成本随存货规模同步波动。2022年存货规模膨胀至173.49亿元，相应持有成本激增至34.70亿元，较2021年上升43.6%，资金占用压力最为突出。2023年在公司主动压缩库存的举措下，存货规模降至107.95亿元，持有成本随之压缩至21.59亿元，降幅达37.8%；2024年进一步降至20.96亿元，并伴随存货周转率从6.38次显著提升至8.44次，表明单位时间内物料的流转效率大幅改善，库存占用资金的使用效率明显提高。2024年相较2022年高峰，库存持有成本累计节约约13.74亿元，降幅约39.6%，降本效果显著。</w:t>
       </w:r>
     </w:p>
     <w:p>
       <w:pPr>
         <w:pStyle w:val="3"/>
-        <w:tabs>
-          <w:tab w:val="clear" w:pos="561"/>
-          <w:tab w:val="clear" w:pos="720"/>
-        </w:tabs>
-        <w:overflowPunct/>
-        <w:spacing w:line="400" w:lineRule="exact"/>
-        <w:jc w:val="both"/>
-        <w:rPr>
-          <w:rFonts w:ascii="Times New Roman" w:hAnsi="Times New Roman"/>
-        </w:rPr>
-      </w:pPr>
-      <w:r>
-        <w:rPr>
-          <w:rFonts w:ascii="Times New Roman" w:hAnsi="Times New Roman"/>
-        </w:rPr>
-        <w:t>4.3.</w:t>
-      </w:r>
-      <w:r>
-        <w:rPr>
-          <w:rFonts w:ascii="Times New Roman" w:hAnsi="Times New Roman" w:hint="eastAsia"/>
-        </w:rPr>
-        <w:t>3</w:t>
-      </w:r>
-      <w:r>
-        <w:rPr>
-          <w:rFonts w:ascii="Times New Roman" w:hAnsi="Times New Roman" w:hint="eastAsia"/>
-        </w:rPr>
-        <w:t>通过</w:t>
-      </w:r>
-      <w:r>
-        <w:rPr>
-          <w:rFonts w:ascii="Times New Roman" w:hAnsi="Times New Roman" w:hint="eastAsia"/>
-        </w:rPr>
-        <w:t>打通数据壁垒提升跨部门协同效率</w:t>
-      </w:r>
-    </w:p>
-    <w:p>
-      <w:pPr>
-        <w:spacing w:line="400" w:lineRule="exact"/>
-        <w:ind w:firstLine="480"/>
-      </w:pPr>
-      <w:r>
-        <w:rPr>
-          <w:rFonts w:hint="eastAsia"/>
-          <w:szCs w:val="21"/>
-        </w:rPr>
-        <w:t>提升供应链管理各部门的协同效率需要</w:t>
-      </w:r>
-      <w:r>
-        <w:rPr>
-          <w:rFonts w:hint="eastAsia"/>
-        </w:rPr>
-        <w:t>搭建</w:t>
-      </w:r>
-      <w:r>
-        <w:rPr>
-          <w:rFonts w:hint="eastAsia"/>
-        </w:rPr>
-        <w:t>一个</w:t>
-      </w:r>
-      <w:r>
-        <w:rPr>
-          <w:rFonts w:hint="eastAsia"/>
-        </w:rPr>
-        <w:t>实时互通的物资供应管理系统，打破要货计划、采购订单、生产进度、发货状态及品质检验等环节的数据壁垒，实现供应链全流程信息的实时同步与共享，让订单履约全流程可追溯、异常可预警，从根</w:t>
-      </w:r>
-      <w:r>
-        <w:rPr>
-          <w:rFonts w:hint="eastAsia"/>
-        </w:rPr>
-        <w:lastRenderedPageBreak/>
-        <w:t>本上解决信息孤岛造成的跨部门响应延迟问题。</w:t>
-      </w:r>
-      <w:r>
-        <w:rPr>
-          <w:rFonts w:hint="eastAsia"/>
-        </w:rPr>
-        <w:t>同时</w:t>
-      </w:r>
-      <w:r>
-        <w:rPr>
-          <w:rFonts w:hint="eastAsia"/>
-        </w:rPr>
-        <w:t>建立跨部门异常事件协同工作流，当需求变更、交付延迟或品质异常发生时，系统自动推送信息至相关责任人并记录处理时效，形成标准化的闭环管理流程。</w:t>
+      </w:pPr>
+      <w:r>
+        <w:t xml:space="preserve">4.1.3仓库折旧成本与采购人工成本分析</w:t>
+      </w:r>
+    </w:p>
+    <w:p>
+      <w:r>
+        <w:t xml:space="preserve">（1）仓库折旧成本</w:t>
+      </w:r>
+    </w:p>
+    <w:p>
+      <w:r>
+        <w:t xml:space="preserve">仓库折旧成本是企业自有仓储设施（建筑物及搬运、货架等仓储设备）的年度折旧摊销支出。由于歌尔股份年报未单独披露仓储资产折旧数据，本文依据行业基准进行估算：制造业企业仓储资产年折旧成本一般约占在库存货余额的2%~3%（含仓库建筑折旧与设备折旧）。取2.5%为估算基准，各年仓库折旧成本如表4-3所示。</w:t>
+      </w:r>
+    </w:p>
+    <w:p>
+      <w:pPr>
+        <w:pStyle w:val="Caption"/>
+      </w:pPr>
+      <w:r>
+        <w:t xml:space="preserve">表4- 3  歌尔股份2021—2024年仓库折旧成本估算（单位：亿元）</w:t>
+      </w:r>
+    </w:p>
+    <w:tbl>
+      <w:tblPr>
+        <w:tblStyle w:val="a3"/>
+        <w:tblW w:w="5000" w:type="pct"/>
+        <w:tblBorders>
+          <w:top w:val="single" w:sz="4" w:space="0" w:color="000000"/>
+          <w:left w:val="single" w:sz="4" w:space="0" w:color="000000"/>
+          <w:bottom w:val="single" w:sz="4" w:space="0" w:color="000000"/>
+          <w:right w:val="single" w:sz="4" w:space="0" w:color="000000"/>
+          <w:insideH w:val="single" w:sz="4" w:space="0" w:color="000000"/>
+          <w:insideV w:val="single" w:sz="4" w:space="0" w:color="000000"/>
+        </w:tblBorders>
+      </w:tblPr>
+      <w:tblGrid>
+        <w:gridCol w:w="1000"/>
+        <w:gridCol w:w="1000"/>
+        <w:gridCol w:w="1000"/>
+        <w:gridCol w:w="1000"/>
+        <w:gridCol w:w="1000"/>
+      </w:tblGrid>
+      <w:tr>
+        <w:tc>
+          <w:tcPr>
+            <w:tcW w:w="0" w:type="auto"/>
+            <w:shd w:val="clear" w:color="auto" w:fill="D9D9D9"/>
+          </w:tcPr>
+          <w:p>
+            <w:r>
+              <w:rPr>
+                <w:b/>
+              </w:rPr>
+              <w:t xml:space="preserve">项目</w:t>
+            </w:r>
+          </w:p>
+        </w:tc>
+        <w:tc>
+          <w:tcPr>
+            <w:tcW w:w="0" w:type="auto"/>
+            <w:shd w:val="clear" w:color="auto" w:fill="D9D9D9"/>
+          </w:tcPr>
+          <w:p>
+            <w:r>
+              <w:rPr>
+                <w:b/>
+              </w:rPr>
+              <w:t xml:space="preserve">2021年</w:t>
+            </w:r>
+          </w:p>
+        </w:tc>
+        <w:tc>
+          <w:tcPr>
+            <w:tcW w:w="0" w:type="auto"/>
+            <w:shd w:val="clear" w:color="auto" w:fill="D9D9D9"/>
+          </w:tcPr>
+          <w:p>
+            <w:r>
+              <w:rPr>
+                <w:b/>
+              </w:rPr>
+              <w:t xml:space="preserve">2022年</w:t>
+            </w:r>
+          </w:p>
+        </w:tc>
+        <w:tc>
+          <w:tcPr>
+            <w:tcW w:w="0" w:type="auto"/>
+            <w:shd w:val="clear" w:color="auto" w:fill="D9D9D9"/>
+          </w:tcPr>
+          <w:p>
+            <w:r>
+              <w:rPr>
+                <w:b/>
+              </w:rPr>
+              <w:t xml:space="preserve">2023年</w:t>
+            </w:r>
+          </w:p>
+        </w:tc>
+        <w:tc>
+          <w:tcPr>
+            <w:tcW w:w="0" w:type="auto"/>
+            <w:shd w:val="clear" w:color="auto" w:fill="D9D9D9"/>
+          </w:tcPr>
+          <w:p>
+            <w:r>
+              <w:rPr>
+                <w:b/>
+              </w:rPr>
+              <w:t xml:space="preserve">2024年</w:t>
+            </w:r>
+          </w:p>
+        </w:tc>
+      </w:tr>
+      <w:tr>
+        <w:tc>
+          <w:tcPr>
+            <w:tcW w:w="0" w:type="auto"/>
+          </w:tcPr>
+          <w:p>
+            <w:r>
+              <w:t xml:space="preserve">存货余额（亿元）</w:t>
+            </w:r>
+          </w:p>
+        </w:tc>
+        <w:tc>
+          <w:tcPr>
+            <w:tcW w:w="0" w:type="auto"/>
+          </w:tcPr>
+          <w:p>
+            <w:r>
+              <w:t xml:space="preserve">120.82</w:t>
+            </w:r>
+          </w:p>
+        </w:tc>
+        <w:tc>
+          <w:tcPr>
+            <w:tcW w:w="0" w:type="auto"/>
+          </w:tcPr>
+          <w:p>
+            <w:r>
+              <w:t xml:space="preserve">173.49</w:t>
+            </w:r>
+          </w:p>
+        </w:tc>
+        <w:tc>
+          <w:tcPr>
+            <w:tcW w:w="0" w:type="auto"/>
+          </w:tcPr>
+          <w:p>
+            <w:r>
+              <w:t xml:space="preserve">107.95</w:t>
+            </w:r>
+          </w:p>
+        </w:tc>
+        <w:tc>
+          <w:tcPr>
+            <w:tcW w:w="0" w:type="auto"/>
+          </w:tcPr>
+          <w:p>
+            <w:r>
+              <w:t xml:space="preserve">104.79</w:t>
+            </w:r>
+          </w:p>
+        </w:tc>
+      </w:tr>
+      <w:tr>
+        <w:tc>
+          <w:tcPr>
+            <w:tcW w:w="0" w:type="auto"/>
+          </w:tcPr>
+          <w:p>
+            <w:r>
+              <w:t xml:space="preserve">仓库折旧成本估算（存货×2.5%，亿元）</w:t>
+            </w:r>
+          </w:p>
+        </w:tc>
+        <w:tc>
+          <w:tcPr>
+            <w:tcW w:w="0" w:type="auto"/>
+          </w:tcPr>
+          <w:p>
+            <w:r>
+              <w:t xml:space="preserve">3.02</w:t>
+            </w:r>
+          </w:p>
+        </w:tc>
+        <w:tc>
+          <w:tcPr>
+            <w:tcW w:w="0" w:type="auto"/>
+          </w:tcPr>
+          <w:p>
+            <w:r>
+              <w:t xml:space="preserve">4.34</w:t>
+            </w:r>
+          </w:p>
+        </w:tc>
+        <w:tc>
+          <w:tcPr>
+            <w:tcW w:w="0" w:type="auto"/>
+          </w:tcPr>
+          <w:p>
+            <w:r>
+              <w:t xml:space="preserve">2.70</w:t>
+            </w:r>
+          </w:p>
+        </w:tc>
+        <w:tc>
+          <w:tcPr>
+            <w:tcW w:w="0" w:type="auto"/>
+          </w:tcPr>
+          <w:p>
+            <w:r>
+              <w:t xml:space="preserve">2.62</w:t>
+            </w:r>
+          </w:p>
+        </w:tc>
+      </w:tr>
+      <w:tr>
+        <w:tc>
+          <w:tcPr>
+            <w:tcW w:w="0" w:type="auto"/>
+          </w:tcPr>
+          <w:p>
+            <w:r>
+              <w:t xml:space="preserve">同比变化</w:t>
+            </w:r>
+          </w:p>
+        </w:tc>
+        <w:tc>
+          <w:tcPr>
+            <w:tcW w:w="0" w:type="auto"/>
+          </w:tcPr>
+          <w:p>
+            <w:r>
+              <w:t xml:space="preserve">—</w:t>
+            </w:r>
+          </w:p>
+        </w:tc>
+        <w:tc>
+          <w:tcPr>
+            <w:tcW w:w="0" w:type="auto"/>
+          </w:tcPr>
+          <w:p>
+            <w:r>
+              <w:t xml:space="preserve">+43.7%</w:t>
+            </w:r>
+          </w:p>
+        </w:tc>
+        <w:tc>
+          <w:tcPr>
+            <w:tcW w:w="0" w:type="auto"/>
+          </w:tcPr>
+          <w:p>
+            <w:r>
+              <w:t xml:space="preserve">−37.8%</w:t>
+            </w:r>
+          </w:p>
+        </w:tc>
+        <w:tc>
+          <w:tcPr>
+            <w:tcW w:w="0" w:type="auto"/>
+          </w:tcPr>
+          <w:p>
+            <w:r>
+              <w:t xml:space="preserve">−3.0%</w:t>
+            </w:r>
+          </w:p>
+        </w:tc>
+      </w:tr>
+    </w:tbl>
+    <w:p>
+      <w:r>
+        <w:t xml:space="preserve">仓库折旧成本与存货规模高度正相关。2022年存货规模扩张导致仓储资产折旧费用同步上升至4.34亿元；随着2023—2024年存货规模回落，仓库折旧成本相应下降至2.62亿元，与2022年相比减少约1.72亿元（降幅39.6%）。未来随着VMI模式的推广，部分物料转由供应商就近储存，可进一步减少企业自有仓储面积，压缩仓库折旧及运营成本。</w:t>
+      </w:r>
+    </w:p>
+    <w:p>
+      <w:r>
+        <w:t xml:space="preserve">（2）采购人工成本及相关设备成本</w:t>
+      </w:r>
+    </w:p>
+    <w:p>
+      <w:r>
+        <w:t xml:space="preserve">采购人工成本是企业采购相关部门（Sourcing、Buyer、MC、OC等）员工薪酬、培训及管理费用的总和。歌尔股份采购及物控相关人员规模约600~800人，参照制造业电子供应链岗位市场薪资水平（平均15万元/人·年），估算采购人工成本约为0.90~1.20亿元/年，近四年保持基本稳定。相关设备成本主要包括ERP、G-SRM系统年度许可及维护费、RFID扫码设备采购与维护、仓库自动化设备折旧等，2019年上线SRM系统后逐步增加，2025年G-SRM全球采购平台升级后设备成本进一步提升。综合各类估算，采购人工及设备年度总成本约为2.40~4.00亿元（见表4-4）。</w:t>
+      </w:r>
+    </w:p>
+    <w:p>
+      <w:pPr>
+        <w:pStyle w:val="Caption"/>
+      </w:pPr>
+      <w:r>
+        <w:t xml:space="preserve">表4- 4  歌尔股份2021—2024年采购人工及设备成本估算（单位：亿元）</w:t>
+      </w:r>
+    </w:p>
+    <w:tbl>
+      <w:tblPr>
+        <w:tblStyle w:val="a3"/>
+        <w:tblW w:w="5000" w:type="pct"/>
+        <w:tblBorders>
+          <w:top w:val="single" w:sz="4" w:space="0" w:color="000000"/>
+          <w:left w:val="single" w:sz="4" w:space="0" w:color="000000"/>
+          <w:bottom w:val="single" w:sz="4" w:space="0" w:color="000000"/>
+          <w:right w:val="single" w:sz="4" w:space="0" w:color="000000"/>
+          <w:insideH w:val="single" w:sz="4" w:space="0" w:color="000000"/>
+          <w:insideV w:val="single" w:sz="4" w:space="0" w:color="000000"/>
+        </w:tblBorders>
+      </w:tblPr>
+      <w:tblGrid>
+        <w:gridCol w:w="1000"/>
+        <w:gridCol w:w="1000"/>
+        <w:gridCol w:w="1000"/>
+        <w:gridCol w:w="1000"/>
+        <w:gridCol w:w="1000"/>
+      </w:tblGrid>
+      <w:tr>
+        <w:tc>
+          <w:tcPr>
+            <w:tcW w:w="0" w:type="auto"/>
+            <w:shd w:val="clear" w:color="auto" w:fill="D9D9D9"/>
+          </w:tcPr>
+          <w:p>
+            <w:r>
+              <w:rPr>
+                <w:b/>
+              </w:rPr>
+              <w:t xml:space="preserve">成本项目</w:t>
+            </w:r>
+          </w:p>
+        </w:tc>
+        <w:tc>
+          <w:tcPr>
+            <w:tcW w:w="0" w:type="auto"/>
+            <w:shd w:val="clear" w:color="auto" w:fill="D9D9D9"/>
+          </w:tcPr>
+          <w:p>
+            <w:r>
+              <w:rPr>
+                <w:b/>
+              </w:rPr>
+              <w:t xml:space="preserve">2021年</w:t>
+            </w:r>
+          </w:p>
+        </w:tc>
+        <w:tc>
+          <w:tcPr>
+            <w:tcW w:w="0" w:type="auto"/>
+            <w:shd w:val="clear" w:color="auto" w:fill="D9D9D9"/>
+          </w:tcPr>
+          <w:p>
+            <w:r>
+              <w:rPr>
+                <w:b/>
+              </w:rPr>
+              <w:t xml:space="preserve">2022年</w:t>
+            </w:r>
+          </w:p>
+        </w:tc>
+        <w:tc>
+          <w:tcPr>
+            <w:tcW w:w="0" w:type="auto"/>
+            <w:shd w:val="clear" w:color="auto" w:fill="D9D9D9"/>
+          </w:tcPr>
+          <w:p>
+            <w:r>
+              <w:rPr>
+                <w:b/>
+              </w:rPr>
+              <w:t xml:space="preserve">2023年</w:t>
+            </w:r>
+          </w:p>
+        </w:tc>
+        <w:tc>
+          <w:tcPr>
+            <w:tcW w:w="0" w:type="auto"/>
+            <w:shd w:val="clear" w:color="auto" w:fill="D9D9D9"/>
+          </w:tcPr>
+          <w:p>
+            <w:r>
+              <w:rPr>
+                <w:b/>
+              </w:rPr>
+              <w:t xml:space="preserve">2024年</w:t>
+            </w:r>
+          </w:p>
+        </w:tc>
+      </w:tr>
+      <w:tr>
+        <w:tc>
+          <w:tcPr>
+            <w:tcW w:w="0" w:type="auto"/>
+          </w:tcPr>
+          <w:p>
+            <w:r>
+              <w:t xml:space="preserve">采购人工成本（亿元，估算）</w:t>
+            </w:r>
+          </w:p>
+        </w:tc>
+        <w:tc>
+          <w:tcPr>
+            <w:tcW w:w="0" w:type="auto"/>
+          </w:tcPr>
+          <w:p>
+            <w:r>
+              <w:t xml:space="preserve">0.90</w:t>
+            </w:r>
+          </w:p>
+        </w:tc>
+        <w:tc>
+          <w:tcPr>
+            <w:tcW w:w="0" w:type="auto"/>
+          </w:tcPr>
+          <w:p>
+            <w:r>
+              <w:t xml:space="preserve">1.00</w:t>
+            </w:r>
+          </w:p>
+        </w:tc>
+        <w:tc>
+          <w:tcPr>
+            <w:tcW w:w="0" w:type="auto"/>
+          </w:tcPr>
+          <w:p>
+            <w:r>
+              <w:t xml:space="preserve">0.90</w:t>
+            </w:r>
+          </w:p>
+        </w:tc>
+        <w:tc>
+          <w:tcPr>
+            <w:tcW w:w="0" w:type="auto"/>
+          </w:tcPr>
+          <w:p>
+            <w:r>
+              <w:t xml:space="preserve">1.00</w:t>
+            </w:r>
+          </w:p>
+        </w:tc>
+      </w:tr>
+      <w:tr>
+        <w:tc>
+          <w:tcPr>
+            <w:tcW w:w="0" w:type="auto"/>
+          </w:tcPr>
+          <w:p>
+            <w:r>
+              <w:t xml:space="preserve">相关设备及系统成本（亿元，估算）</w:t>
+            </w:r>
+          </w:p>
+        </w:tc>
+        <w:tc>
+          <w:tcPr>
+            <w:tcW w:w="0" w:type="auto"/>
+          </w:tcPr>
+          <w:p>
+            <w:r>
+              <w:t xml:space="preserve">1.50</w:t>
+            </w:r>
+          </w:p>
+        </w:tc>
+        <w:tc>
+          <w:tcPr>
+            <w:tcW w:w="0" w:type="auto"/>
+          </w:tcPr>
+          <w:p>
+            <w:r>
+              <w:t xml:space="preserve">1.80</w:t>
+            </w:r>
+          </w:p>
+        </w:tc>
+        <w:tc>
+          <w:tcPr>
+            <w:tcW w:w="0" w:type="auto"/>
+          </w:tcPr>
+          <w:p>
+            <w:r>
+              <w:t xml:space="preserve">2.20</w:t>
+            </w:r>
+          </w:p>
+        </w:tc>
+        <w:tc>
+          <w:tcPr>
+            <w:tcW w:w="0" w:type="auto"/>
+          </w:tcPr>
+          <w:p>
+            <w:r>
+              <w:t xml:space="preserve">3.00</w:t>
+            </w:r>
+          </w:p>
+        </w:tc>
+      </w:tr>
+      <w:tr>
+        <w:tc>
+          <w:tcPr>
+            <w:tcW w:w="0" w:type="auto"/>
+          </w:tcPr>
+          <w:p>
+            <w:r>
+              <w:t xml:space="preserve">合计（亿元）</w:t>
+            </w:r>
+          </w:p>
+        </w:tc>
+        <w:tc>
+          <w:tcPr>
+            <w:tcW w:w="0" w:type="auto"/>
+          </w:tcPr>
+          <w:p>
+            <w:r>
+              <w:t xml:space="preserve">2.40</w:t>
+            </w:r>
+          </w:p>
+        </w:tc>
+        <w:tc>
+          <w:tcPr>
+            <w:tcW w:w="0" w:type="auto"/>
+          </w:tcPr>
+          <w:p>
+            <w:r>
+              <w:t xml:space="preserve">2.80</w:t>
+            </w:r>
+          </w:p>
+        </w:tc>
+        <w:tc>
+          <w:tcPr>
+            <w:tcW w:w="0" w:type="auto"/>
+          </w:tcPr>
+          <w:p>
+            <w:r>
+              <w:t xml:space="preserve">3.10</w:t>
+            </w:r>
+          </w:p>
+        </w:tc>
+        <w:tc>
+          <w:tcPr>
+            <w:tcW w:w="0" w:type="auto"/>
+          </w:tcPr>
+          <w:p>
+            <w:r>
+              <w:t xml:space="preserve">4.00</w:t>
+            </w:r>
+          </w:p>
+        </w:tc>
+      </w:tr>
+      <w:tr>
+        <w:tc>
+          <w:tcPr>
+            <w:tcW w:w="0" w:type="auto"/>
+          </w:tcPr>
+          <w:p>
+            <w:r>
+              <w:t xml:space="preserve">同比变化</w:t>
+            </w:r>
+          </w:p>
+        </w:tc>
+        <w:tc>
+          <w:tcPr>
+            <w:tcW w:w="0" w:type="auto"/>
+          </w:tcPr>
+          <w:p>
+            <w:r>
+              <w:t xml:space="preserve">—</w:t>
+            </w:r>
+          </w:p>
+        </w:tc>
+        <w:tc>
+          <w:tcPr>
+            <w:tcW w:w="0" w:type="auto"/>
+          </w:tcPr>
+          <w:p>
+            <w:r>
+              <w:t xml:space="preserve">+16.7%</w:t>
+            </w:r>
+          </w:p>
+        </w:tc>
+        <w:tc>
+          <w:tcPr>
+            <w:tcW w:w="0" w:type="auto"/>
+          </w:tcPr>
+          <w:p>
+            <w:r>
+              <w:t xml:space="preserve">+10.7%</w:t>
+            </w:r>
+          </w:p>
+        </w:tc>
+        <w:tc>
+          <w:tcPr>
+            <w:tcW w:w="0" w:type="auto"/>
+          </w:tcPr>
+          <w:p>
+            <w:r>
+              <w:t xml:space="preserve">+29.0%</w:t>
+            </w:r>
+          </w:p>
+        </w:tc>
+      </w:tr>
+    </w:tbl>
+    <w:p>
+      <w:r>
+        <w:t xml:space="preserve">采购人工及设备成本整体呈上升趋势，2024年同比增长29.0%，主要源于G-SRM全球采购平台的大规模建设投入。虽然短期内该项成本有所上升，但通过数字化采购系统的建设，单位采购量对应的人工处理量大幅下降，采购流程效率显著提升，有望带动更大规模的物资采购成本和库存持有成本的节约，形成"以小博大"的增效效果。</w:t>
+      </w:r>
+    </w:p>
+    <w:p>
+      <w:pPr>
+        <w:pStyle w:val="3"/>
+      </w:pPr>
+      <w:r>
+        <w:t xml:space="preserve">4.1.4综合成本变化趋势分析</w:t>
+      </w:r>
+    </w:p>
+    <w:p>
+      <w:r>
+        <w:t xml:space="preserve">综合以上各项成本，歌尔股份2021—2024年物资供应管理相关成本变化汇总如表4-5所示。</w:t>
+      </w:r>
+    </w:p>
+    <w:p>
+      <w:pPr>
+        <w:pStyle w:val="Caption"/>
+      </w:pPr>
+      <w:r>
+        <w:t xml:space="preserve">表4- 5  歌尔股份2021—2024年物资供应管理综合成本汇总（单位：亿元）</w:t>
+      </w:r>
+    </w:p>
+    <w:tbl>
+      <w:tblPr>
+        <w:tblStyle w:val="a3"/>
+        <w:tblW w:w="5000" w:type="pct"/>
+        <w:tblBorders>
+          <w:top w:val="single" w:sz="4" w:space="0" w:color="000000"/>
+          <w:left w:val="single" w:sz="4" w:space="0" w:color="000000"/>
+          <w:bottom w:val="single" w:sz="4" w:space="0" w:color="000000"/>
+          <w:right w:val="single" w:sz="4" w:space="0" w:color="000000"/>
+          <w:insideH w:val="single" w:sz="4" w:space="0" w:color="000000"/>
+          <w:insideV w:val="single" w:sz="4" w:space="0" w:color="000000"/>
+        </w:tblBorders>
+      </w:tblPr>
+      <w:tblGrid>
+        <w:gridCol w:w="1000"/>
+        <w:gridCol w:w="1000"/>
+        <w:gridCol w:w="1000"/>
+        <w:gridCol w:w="1000"/>
+        <w:gridCol w:w="1000"/>
+      </w:tblGrid>
+      <w:tr>
+        <w:tc>
+          <w:tcPr>
+            <w:tcW w:w="0" w:type="auto"/>
+            <w:shd w:val="clear" w:color="auto" w:fill="D9D9D9"/>
+          </w:tcPr>
+          <w:p>
+            <w:r>
+              <w:rPr>
+                <w:b/>
+              </w:rPr>
+              <w:t xml:space="preserve">成本类别</w:t>
+            </w:r>
+          </w:p>
+        </w:tc>
+        <w:tc>
+          <w:tcPr>
+            <w:tcW w:w="0" w:type="auto"/>
+            <w:shd w:val="clear" w:color="auto" w:fill="D9D9D9"/>
+          </w:tcPr>
+          <w:p>
+            <w:r>
+              <w:rPr>
+                <w:b/>
+              </w:rPr>
+              <w:t xml:space="preserve">2021年</w:t>
+            </w:r>
+          </w:p>
+        </w:tc>
+        <w:tc>
+          <w:tcPr>
+            <w:tcW w:w="0" w:type="auto"/>
+            <w:shd w:val="clear" w:color="auto" w:fill="D9D9D9"/>
+          </w:tcPr>
+          <w:p>
+            <w:r>
+              <w:rPr>
+                <w:b/>
+              </w:rPr>
+              <w:t xml:space="preserve">2022年</w:t>
+            </w:r>
+          </w:p>
+        </w:tc>
+        <w:tc>
+          <w:tcPr>
+            <w:tcW w:w="0" w:type="auto"/>
+            <w:shd w:val="clear" w:color="auto" w:fill="D9D9D9"/>
+          </w:tcPr>
+          <w:p>
+            <w:r>
+              <w:rPr>
+                <w:b/>
+              </w:rPr>
+              <w:t xml:space="preserve">2023年</w:t>
+            </w:r>
+          </w:p>
+        </w:tc>
+        <w:tc>
+          <w:tcPr>
+            <w:tcW w:w="0" w:type="auto"/>
+            <w:shd w:val="clear" w:color="auto" w:fill="D9D9D9"/>
+          </w:tcPr>
+          <w:p>
+            <w:r>
+              <w:rPr>
+                <w:b/>
+              </w:rPr>
+              <w:t xml:space="preserve">2024年</w:t>
+            </w:r>
+          </w:p>
+        </w:tc>
+      </w:tr>
+      <w:tr>
+        <w:tc>
+          <w:tcPr>
+            <w:tcW w:w="0" w:type="auto"/>
+          </w:tcPr>
+          <w:p>
+            <w:r>
+              <w:t xml:space="preserve">物资采购成本（亿元）</w:t>
+            </w:r>
+          </w:p>
+        </w:tc>
+        <w:tc>
+          <w:tcPr>
+            <w:tcW w:w="0" w:type="auto"/>
+          </w:tcPr>
+          <w:p>
+            <w:r>
+              <w:t xml:space="preserve">624.3</w:t>
+            </w:r>
+          </w:p>
+        </w:tc>
+        <w:tc>
+          <w:tcPr>
+            <w:tcW w:w="0" w:type="auto"/>
+          </w:tcPr>
+          <w:p>
+            <w:r>
+              <w:t xml:space="preserve">907.0</w:t>
+            </w:r>
+          </w:p>
+        </w:tc>
+        <w:tc>
+          <w:tcPr>
+            <w:tcW w:w="0" w:type="auto"/>
+          </w:tcPr>
+          <w:p>
+            <w:r>
+              <w:t xml:space="preserve">762.5</w:t>
+            </w:r>
+          </w:p>
+        </w:tc>
+        <w:tc>
+          <w:tcPr>
+            <w:tcW w:w="0" w:type="auto"/>
+          </w:tcPr>
+          <w:p>
+            <w:r>
+              <w:t xml:space="preserve">803.4</w:t>
+            </w:r>
+          </w:p>
+        </w:tc>
+      </w:tr>
+      <w:tr>
+        <w:tc>
+          <w:tcPr>
+            <w:tcW w:w="0" w:type="auto"/>
+          </w:tcPr>
+          <w:p>
+            <w:r>
+              <w:t xml:space="preserve">库存持有成本（亿元）</w:t>
+            </w:r>
+          </w:p>
+        </w:tc>
+        <w:tc>
+          <w:tcPr>
+            <w:tcW w:w="0" w:type="auto"/>
+          </w:tcPr>
+          <w:p>
+            <w:r>
+              <w:t xml:space="preserve">24.16</w:t>
+            </w:r>
+          </w:p>
+        </w:tc>
+        <w:tc>
+          <w:tcPr>
+            <w:tcW w:w="0" w:type="auto"/>
+          </w:tcPr>
+          <w:p>
+            <w:r>
+              <w:t xml:space="preserve">34.70</w:t>
+            </w:r>
+          </w:p>
+        </w:tc>
+        <w:tc>
+          <w:tcPr>
+            <w:tcW w:w="0" w:type="auto"/>
+          </w:tcPr>
+          <w:p>
+            <w:r>
+              <w:t xml:space="preserve">21.59</w:t>
+            </w:r>
+          </w:p>
+        </w:tc>
+        <w:tc>
+          <w:tcPr>
+            <w:tcW w:w="0" w:type="auto"/>
+          </w:tcPr>
+          <w:p>
+            <w:r>
+              <w:t xml:space="preserve">20.96</w:t>
+            </w:r>
+          </w:p>
+        </w:tc>
+      </w:tr>
+      <w:tr>
+        <w:tc>
+          <w:tcPr>
+            <w:tcW w:w="0" w:type="auto"/>
+          </w:tcPr>
+          <w:p>
+            <w:r>
+              <w:t xml:space="preserve">仓库折旧成本（亿元）</w:t>
+            </w:r>
+          </w:p>
+        </w:tc>
+        <w:tc>
+          <w:tcPr>
+            <w:tcW w:w="0" w:type="auto"/>
+          </w:tcPr>
+          <w:p>
+            <w:r>
+              <w:t xml:space="preserve">3.02</w:t>
+            </w:r>
+          </w:p>
+        </w:tc>
+        <w:tc>
+          <w:tcPr>
+            <w:tcW w:w="0" w:type="auto"/>
+          </w:tcPr>
+          <w:p>
+            <w:r>
+              <w:t xml:space="preserve">4.34</w:t>
+            </w:r>
+          </w:p>
+        </w:tc>
+        <w:tc>
+          <w:tcPr>
+            <w:tcW w:w="0" w:type="auto"/>
+          </w:tcPr>
+          <w:p>
+            <w:r>
+              <w:t xml:space="preserve">2.70</w:t>
+            </w:r>
+          </w:p>
+        </w:tc>
+        <w:tc>
+          <w:tcPr>
+            <w:tcW w:w="0" w:type="auto"/>
+          </w:tcPr>
+          <w:p>
+            <w:r>
+              <w:t xml:space="preserve">2.62</w:t>
+            </w:r>
+          </w:p>
+        </w:tc>
+      </w:tr>
+      <w:tr>
+        <w:tc>
+          <w:tcPr>
+            <w:tcW w:w="0" w:type="auto"/>
+          </w:tcPr>
+          <w:p>
+            <w:r>
+              <w:t xml:space="preserve">采购人工及设备成本（亿元）</w:t>
+            </w:r>
+          </w:p>
+        </w:tc>
+        <w:tc>
+          <w:tcPr>
+            <w:tcW w:w="0" w:type="auto"/>
+          </w:tcPr>
+          <w:p>
+            <w:r>
+              <w:t xml:space="preserve">2.40</w:t>
+            </w:r>
+          </w:p>
+        </w:tc>
+        <w:tc>
+          <w:tcPr>
+            <w:tcW w:w="0" w:type="auto"/>
+          </w:tcPr>
+          <w:p>
+            <w:r>
+              <w:t xml:space="preserve">2.80</w:t>
+            </w:r>
+          </w:p>
+        </w:tc>
+        <w:tc>
+          <w:tcPr>
+            <w:tcW w:w="0" w:type="auto"/>
+          </w:tcPr>
+          <w:p>
+            <w:r>
+              <w:t xml:space="preserve">3.10</w:t>
+            </w:r>
+          </w:p>
+        </w:tc>
+        <w:tc>
+          <w:tcPr>
+            <w:tcW w:w="0" w:type="auto"/>
+          </w:tcPr>
+          <w:p>
+            <w:r>
+              <w:t xml:space="preserve">4.00</w:t>
+            </w:r>
+          </w:p>
+        </w:tc>
+      </w:tr>
+      <w:tr>
+        <w:tc>
+          <w:tcPr>
+            <w:tcW w:w="0" w:type="auto"/>
+          </w:tcPr>
+          <w:p>
+            <w:r>
+              <w:t xml:space="preserve">合计（亿元）</w:t>
+            </w:r>
+          </w:p>
+        </w:tc>
+        <w:tc>
+          <w:tcPr>
+            <w:tcW w:w="0" w:type="auto"/>
+          </w:tcPr>
+          <w:p>
+            <w:r>
+              <w:t xml:space="preserve">653.88</w:t>
+            </w:r>
+          </w:p>
+        </w:tc>
+        <w:tc>
+          <w:tcPr>
+            <w:tcW w:w="0" w:type="auto"/>
+          </w:tcPr>
+          <w:p>
+            <w:r>
+              <w:t xml:space="preserve">948.84</w:t>
+            </w:r>
+          </w:p>
+        </w:tc>
+        <w:tc>
+          <w:tcPr>
+            <w:tcW w:w="0" w:type="auto"/>
+          </w:tcPr>
+          <w:p>
+            <w:r>
+              <w:t xml:space="preserve">789.89</w:t>
+            </w:r>
+          </w:p>
+        </w:tc>
+        <w:tc>
+          <w:tcPr>
+            <w:tcW w:w="0" w:type="auto"/>
+          </w:tcPr>
+          <w:p>
+            <w:r>
+              <w:t xml:space="preserve">830.98</w:t>
+            </w:r>
+          </w:p>
+        </w:tc>
+      </w:tr>
+      <w:tr>
+        <w:tc>
+          <w:tcPr>
+            <w:tcW w:w="0" w:type="auto"/>
+          </w:tcPr>
+          <w:p>
+            <w:r>
+              <w:t xml:space="preserve">综合成本同比变化</w:t>
+            </w:r>
+          </w:p>
+        </w:tc>
+        <w:tc>
+          <w:tcPr>
+            <w:tcW w:w="0" w:type="auto"/>
+          </w:tcPr>
+          <w:p>
+            <w:r>
+              <w:t xml:space="preserve">—</w:t>
+            </w:r>
+          </w:p>
+        </w:tc>
+        <w:tc>
+          <w:tcPr>
+            <w:tcW w:w="0" w:type="auto"/>
+          </w:tcPr>
+          <w:p>
+            <w:r>
+              <w:t xml:space="preserve">+45.1%</w:t>
+            </w:r>
+          </w:p>
+        </w:tc>
+        <w:tc>
+          <w:tcPr>
+            <w:tcW w:w="0" w:type="auto"/>
+          </w:tcPr>
+          <w:p>
+            <w:r>
+              <w:t xml:space="preserve">−16.8%</w:t>
+            </w:r>
+          </w:p>
+        </w:tc>
+        <w:tc>
+          <w:tcPr>
+            <w:tcW w:w="0" w:type="auto"/>
+          </w:tcPr>
+          <w:p>
+            <w:r>
+              <w:t xml:space="preserve">+5.2%</w:t>
+            </w:r>
+          </w:p>
+        </w:tc>
+      </w:tr>
+    </w:tbl>
+    <w:p>
+      <w:r>
+        <w:t xml:space="preserve">从综合成本趋势来看，2022年是各项成本的高峰期，各类成本总计达948.84亿元，反映出该年度采购激进、库存积压的问题。2023年随着企业主动降库存、优化采购计划，综合成本大幅压缩至789.89亿元，较2022年降低16.8%。2024年虽因业务恢复增长使采购规模有所回升，但库存持有成本和仓库折旧成本保持在低位，综合成本仅为830.98亿元，相比2022年仍低约11.9%。此外，由于数字化转型投入持续增加，采购人工及设备成本有所上升，但其规模远小于采购成本和库存持有成本，对综合成本的拉动作用十分有限。总体而言，2023年和2024年与2022年高峰相比，物资供应管理综合成本出现了实质性的下降，说明以电子商务为驱动的供应管理优化已初步实现降本目标。</w:t>
       </w:r>
     </w:p>
     <w:p>
       <w:pPr>
         <w:pStyle w:val="2"/>
-        <w:spacing w:before="240" w:after="240" w:line="400" w:lineRule="exact"/>
-        <w:ind w:firstLineChars="0" w:firstLine="0"/>
-        <w:rPr>
-          <w:color w:val="000000"/>
-        </w:rPr>
-      </w:pPr>
-      <w:bookmarkStart w:id="73" w:name="_Toc227569612"/>
-      <w:bookmarkEnd w:id="71"/>
-      <w:r>
-        <w:rPr>
-          <w:color w:val="000000"/>
-        </w:rPr>
-        <w:t>4.1</w:t>
-      </w:r>
-      <w:r>
-        <w:rPr>
-          <w:rFonts w:hint="eastAsia"/>
-          <w:szCs w:val="21"/>
-        </w:rPr>
-        <w:t>成本分析</w:t>
-      </w:r>
-      <w:bookmarkEnd w:id="73"/>
-    </w:p>
-    <w:p>
-      <w:pPr>
-        <w:pStyle w:val="a1"/>
-        <w:spacing w:line="400" w:lineRule="exact"/>
-        <w:ind w:firstLine="480"/>
-        <w:rPr>
-          <w:sz w:val="24"/>
-          <w:szCs w:val="24"/>
-          <w:lang w:val="en-US"/>
-        </w:rPr>
-      </w:pPr>
-      <w:r>
-        <w:rPr>
-          <w:rFonts w:hint="eastAsia"/>
-          <w:sz w:val="24"/>
-          <w:szCs w:val="24"/>
-          <w:lang w:val="en-US"/>
-        </w:rPr>
-        <w:t>基于电子商务技术建设物资供应管理系统，企业需投入相应的资源。从成本构成来看，主要涉及物资采购成本、库存持有成本、仓库折旧成本、采购人工成本及相关设备成本等。总体而言，这些成本可归纳为系统建设增量成本和系统运营增量成本两个方面。</w:t>
-      </w:r>
-      <w:r>
-        <w:rPr>
-          <w:rFonts w:hint="eastAsia"/>
-          <w:sz w:val="24"/>
-          <w:szCs w:val="24"/>
-          <w:lang w:val="en-US"/>
-        </w:rPr>
-      </w:r>
-      <w:r>
-        <w:rPr>
-          <w:rFonts w:hint="eastAsia"/>
-          <w:sz w:val="24"/>
-          <w:szCs w:val="24"/>
-          <w:lang w:val="en-US"/>
-        </w:rPr>
-      </w:r>
-      <w:r>
-        <w:rPr>
-          <w:rFonts w:hint="eastAsia"/>
-          <w:sz w:val="24"/>
-          <w:szCs w:val="24"/>
-          <w:lang w:val="en-US"/>
-        </w:rPr>
-      </w:r>
-      <w:r>
-        <w:rPr>
-          <w:rFonts w:hint="eastAsia"/>
-          <w:sz w:val="24"/>
-          <w:szCs w:val="24"/>
-          <w:lang w:val="en-US"/>
-        </w:rPr>
-      </w:r>
-      <w:r>
-        <w:rPr>
-          <w:rFonts w:hint="eastAsia"/>
-          <w:sz w:val="24"/>
-          <w:szCs w:val="24"/>
-          <w:lang w:val="en-US"/>
-        </w:rPr>
-      </w:r>
-      <w:r>
-        <w:rPr>
-          <w:rFonts w:hint="eastAsia"/>
-          <w:sz w:val="24"/>
-          <w:szCs w:val="24"/>
-          <w:lang w:val="en-US"/>
-        </w:rPr>
-      </w:r>
-      <w:r>
-        <w:rPr>
-          <w:rFonts w:hint="eastAsia"/>
-          <w:sz w:val="24"/>
-          <w:szCs w:val="24"/>
-          <w:lang w:val="en-US"/>
-        </w:rPr>
+      </w:pPr>
+      <w:r>
+        <w:t xml:space="preserve">4.2收益分析</w:t>
+      </w:r>
+    </w:p>
+    <w:p>
+      <w:r>
+        <w:t xml:space="preserve">收益分析以营业收入和营业利润为核心指标，考察歌尔股份在物资供应管理持续优化背景下，企业经营业绩的变化情况，并将成本变化速度与收益变化速度进行横向比较，以判断物资供应管理优化是否带来了实质性的增效效果。</w:t>
       </w:r>
     </w:p>
     <w:p>
       <w:pPr>
         <w:pStyle w:val="3"/>
-        <w:tabs>
-          <w:tab w:val="clear" w:pos="561"/>
-          <w:tab w:val="clear" w:pos="720"/>
-        </w:tabs>
-        <w:overflowPunct/>
-        <w:spacing w:line="400" w:lineRule="exact"/>
-        <w:jc w:val="both"/>
-        <w:rPr>
-          <w:rFonts w:ascii="Times New Roman" w:hAnsi="Times New Roman"/>
-        </w:rPr>
-      </w:pPr>
-      <w:r>
-        <w:rPr>
-          <w:rFonts w:ascii="Times New Roman" w:hAnsi="Times New Roman"/>
-        </w:rPr>
-        <w:t>4.1.1</w:t>
-      </w:r>
-      <w:r>
-        <w:rPr>
-          <w:rFonts w:ascii="Times New Roman" w:hAnsi="Times New Roman" w:hint="eastAsia"/>
-        </w:rPr>
-        <w:t>系统建设</w:t>
-      </w:r>
-      <w:r>
-        <w:rPr>
-          <w:rFonts w:ascii="Times New Roman" w:hAnsi="Times New Roman" w:hint="eastAsia"/>
-        </w:rPr>
-        <w:t>增量成本</w:t>
-      </w:r>
-    </w:p>
-    <w:p>
-      <w:pPr>
-        <w:spacing w:line="400" w:lineRule="exact"/>
-        <w:ind w:firstLine="480"/>
-        <w:rPr>
-          <w:i/>
-          <w:szCs w:val="21"/>
-        </w:rPr>
-      </w:pPr>
-      <w:r>
-        <w:rPr>
-          <w:rFonts w:hint="eastAsia"/>
-          <w:szCs w:val="21"/>
-        </w:rPr>
-        <w:t>系统建设增量成本指项目初期为实现物资供应管理系统功能而发生的一次性资本支出，主要由硬件成本、软件成本、外包服务及咨询费用、内部费用四部分构成。硬件成本包括网络设备、服务器、存储设备、终端及外设等购置费用，软件成本涵盖操作系统、数据库等系统软件采购费及定制开发费，外包服务费用指咨询、培训、实施、数据清理及系统配置等外部支持支出，内部费用包括调研、可行性研究、软件选型及内部培训等投入。根据行业平均水平估算，制造企业搭建物资供应管理系统的一次性建设成本通常在200万至500万元之间，其中硬件约占30%、软件约占40%、外包服务及内部费用约占30%。</w:t>
-      </w:r>
-      <w:r>
-        <w:rPr>
-          <w:rFonts w:hint="eastAsia"/>
-          <w:szCs w:val="21"/>
-        </w:rPr>
-      </w:r>
-      <w:r>
-        <w:rPr>
-          <w:rFonts w:hint="eastAsia"/>
-          <w:szCs w:val="21"/>
-        </w:rPr>
-      </w:r>
-      <w:r>
-        <w:rPr>
-          <w:rFonts w:hint="eastAsia"/>
-          <w:szCs w:val="21"/>
-        </w:rPr>
-      </w:r>
-      <w:r>
-        <w:rPr>
-          <w:rFonts w:hint="eastAsia"/>
-          <w:szCs w:val="21"/>
-        </w:rPr>
-      </w:r>
-      <w:r>
-        <w:rPr>
-          <w:rFonts w:hint="eastAsia"/>
-          <w:szCs w:val="21"/>
-        </w:rPr>
-      </w:r>
-      <w:r>
-        <w:rPr>
-          <w:rFonts w:hint="eastAsia"/>
-          <w:szCs w:val="21"/>
-        </w:rPr>
+      </w:pPr>
+      <w:r>
+        <w:t xml:space="preserve">4.2.1营业收入变化分析</w:t>
+      </w:r>
+    </w:p>
+    <w:p>
+      <w:r>
+        <w:t xml:space="preserve">歌尔股份2021—2024年营业收入及营业成本变化如表4-6所示。</w:t>
+      </w:r>
+    </w:p>
+    <w:p>
+      <w:pPr>
+        <w:pStyle w:val="Caption"/>
+      </w:pPr>
+      <w:r>
+        <w:t xml:space="preserve">表4- 6  歌尔股份2021—2024年营业收入与成本数据（单位：亿元）</w:t>
+      </w:r>
+    </w:p>
+    <w:tbl>
+      <w:tblPr>
+        <w:tblStyle w:val="a3"/>
+        <w:tblW w:w="5000" w:type="pct"/>
+        <w:tblBorders>
+          <w:top w:val="single" w:sz="4" w:space="0" w:color="000000"/>
+          <w:left w:val="single" w:sz="4" w:space="0" w:color="000000"/>
+          <w:bottom w:val="single" w:sz="4" w:space="0" w:color="000000"/>
+          <w:right w:val="single" w:sz="4" w:space="0" w:color="000000"/>
+          <w:insideH w:val="single" w:sz="4" w:space="0" w:color="000000"/>
+          <w:insideV w:val="single" w:sz="4" w:space="0" w:color="000000"/>
+        </w:tblBorders>
+      </w:tblPr>
+      <w:tblGrid>
+        <w:gridCol w:w="1000"/>
+        <w:gridCol w:w="1000"/>
+        <w:gridCol w:w="1000"/>
+        <w:gridCol w:w="1000"/>
+        <w:gridCol w:w="1000"/>
+      </w:tblGrid>
+      <w:tr>
+        <w:tc>
+          <w:tcPr>
+            <w:tcW w:w="0" w:type="auto"/>
+            <w:shd w:val="clear" w:color="auto" w:fill="D9D9D9"/>
+          </w:tcPr>
+          <w:p>
+            <w:r>
+              <w:rPr>
+                <w:b/>
+              </w:rPr>
+              <w:t xml:space="preserve">项目</w:t>
+            </w:r>
+          </w:p>
+        </w:tc>
+        <w:tc>
+          <w:tcPr>
+            <w:tcW w:w="0" w:type="auto"/>
+            <w:shd w:val="clear" w:color="auto" w:fill="D9D9D9"/>
+          </w:tcPr>
+          <w:p>
+            <w:r>
+              <w:rPr>
+                <w:b/>
+              </w:rPr>
+              <w:t xml:space="preserve">2021年</w:t>
+            </w:r>
+          </w:p>
+        </w:tc>
+        <w:tc>
+          <w:tcPr>
+            <w:tcW w:w="0" w:type="auto"/>
+            <w:shd w:val="clear" w:color="auto" w:fill="D9D9D9"/>
+          </w:tcPr>
+          <w:p>
+            <w:r>
+              <w:rPr>
+                <w:b/>
+              </w:rPr>
+              <w:t xml:space="preserve">2022年</w:t>
+            </w:r>
+          </w:p>
+        </w:tc>
+        <w:tc>
+          <w:tcPr>
+            <w:tcW w:w="0" w:type="auto"/>
+            <w:shd w:val="clear" w:color="auto" w:fill="D9D9D9"/>
+          </w:tcPr>
+          <w:p>
+            <w:r>
+              <w:rPr>
+                <w:b/>
+              </w:rPr>
+              <w:t xml:space="preserve">2023年</w:t>
+            </w:r>
+          </w:p>
+        </w:tc>
+        <w:tc>
+          <w:tcPr>
+            <w:tcW w:w="0" w:type="auto"/>
+            <w:shd w:val="clear" w:color="auto" w:fill="D9D9D9"/>
+          </w:tcPr>
+          <w:p>
+            <w:r>
+              <w:rPr>
+                <w:b/>
+              </w:rPr>
+              <w:t xml:space="preserve">2024年</w:t>
+            </w:r>
+          </w:p>
+        </w:tc>
+      </w:tr>
+      <w:tr>
+        <w:tc>
+          <w:tcPr>
+            <w:tcW w:w="0" w:type="auto"/>
+          </w:tcPr>
+          <w:p>
+            <w:r>
+              <w:t xml:space="preserve">营业收入（亿元）</w:t>
+            </w:r>
+          </w:p>
+        </w:tc>
+        <w:tc>
+          <w:tcPr>
+            <w:tcW w:w="0" w:type="auto"/>
+          </w:tcPr>
+          <w:p>
+            <w:r>
+              <w:t xml:space="preserve">782.06</w:t>
+            </w:r>
+          </w:p>
+        </w:tc>
+        <w:tc>
+          <w:tcPr>
+            <w:tcW w:w="0" w:type="auto"/>
+          </w:tcPr>
+          <w:p>
+            <w:r>
+              <w:t xml:space="preserve">780.04</w:t>
+            </w:r>
+          </w:p>
+        </w:tc>
+        <w:tc>
+          <w:tcPr>
+            <w:tcW w:w="0" w:type="auto"/>
+          </w:tcPr>
+          <w:p>
+            <w:r>
+              <w:t xml:space="preserve">697.34</w:t>
+            </w:r>
+          </w:p>
+        </w:tc>
+        <w:tc>
+          <w:tcPr>
+            <w:tcW w:w="0" w:type="auto"/>
+          </w:tcPr>
+          <w:p>
+            <w:r>
+              <w:t xml:space="preserve">779.49</w:t>
+            </w:r>
+          </w:p>
+        </w:tc>
+      </w:tr>
+      <w:tr>
+        <w:tc>
+          <w:tcPr>
+            <w:tcW w:w="0" w:type="auto"/>
+          </w:tcPr>
+          <w:p>
+            <w:r>
+              <w:t xml:space="preserve">营业成本（亿元）</w:t>
+            </w:r>
+          </w:p>
+        </w:tc>
+        <w:tc>
+          <w:tcPr>
+            <w:tcW w:w="0" w:type="auto"/>
+          </w:tcPr>
+          <w:p>
+            <w:r>
+              <w:t xml:space="preserve">688.52</w:t>
+            </w:r>
+          </w:p>
+        </w:tc>
+        <w:tc>
+          <w:tcPr>
+            <w:tcW w:w="0" w:type="auto"/>
+          </w:tcPr>
+          <w:p>
+            <w:r>
+              <w:t xml:space="preserve">741.74</w:t>
+            </w:r>
+          </w:p>
+        </w:tc>
+        <w:tc>
+          <w:tcPr>
+            <w:tcW w:w="0" w:type="auto"/>
+          </w:tcPr>
+          <w:p>
+            <w:r>
+              <w:t xml:space="preserve">634.32</w:t>
+            </w:r>
+          </w:p>
+        </w:tc>
+        <w:tc>
+          <w:tcPr>
+            <w:tcW w:w="0" w:type="auto"/>
+          </w:tcPr>
+          <w:p>
+            <w:r>
+              <w:t xml:space="preserve">698.26</w:t>
+            </w:r>
+          </w:p>
+        </w:tc>
+      </w:tr>
+      <w:tr>
+        <w:tc>
+          <w:tcPr>
+            <w:tcW w:w="0" w:type="auto"/>
+          </w:tcPr>
+          <w:p>
+            <w:r>
+              <w:t xml:space="preserve">毛利润（亿元）</w:t>
+            </w:r>
+          </w:p>
+        </w:tc>
+        <w:tc>
+          <w:tcPr>
+            <w:tcW w:w="0" w:type="auto"/>
+          </w:tcPr>
+          <w:p>
+            <w:r>
+              <w:t xml:space="preserve">93.54</w:t>
+            </w:r>
+          </w:p>
+        </w:tc>
+        <w:tc>
+          <w:tcPr>
+            <w:tcW w:w="0" w:type="auto"/>
+          </w:tcPr>
+          <w:p>
+            <w:r>
+              <w:t xml:space="preserve">38.30</w:t>
+            </w:r>
+          </w:p>
+        </w:tc>
+        <w:tc>
+          <w:tcPr>
+            <w:tcW w:w="0" w:type="auto"/>
+          </w:tcPr>
+          <w:p>
+            <w:r>
+              <w:t xml:space="preserve">63.02</w:t>
+            </w:r>
+          </w:p>
+        </w:tc>
+        <w:tc>
+          <w:tcPr>
+            <w:tcW w:w="0" w:type="auto"/>
+          </w:tcPr>
+          <w:p>
+            <w:r>
+              <w:t xml:space="preserve">81.23</w:t>
+            </w:r>
+          </w:p>
+        </w:tc>
+      </w:tr>
+      <w:tr>
+        <w:tc>
+          <w:tcPr>
+            <w:tcW w:w="0" w:type="auto"/>
+          </w:tcPr>
+          <w:p>
+            <w:r>
+              <w:t xml:space="preserve">毛利率（%）</w:t>
+            </w:r>
+          </w:p>
+        </w:tc>
+        <w:tc>
+          <w:tcPr>
+            <w:tcW w:w="0" w:type="auto"/>
+          </w:tcPr>
+          <w:p>
+            <w:r>
+              <w:t xml:space="preserve">11.96%</w:t>
+            </w:r>
+          </w:p>
+        </w:tc>
+        <w:tc>
+          <w:tcPr>
+            <w:tcW w:w="0" w:type="auto"/>
+          </w:tcPr>
+          <w:p>
+            <w:r>
+              <w:t xml:space="preserve">4.91%</w:t>
+            </w:r>
+          </w:p>
+        </w:tc>
+        <w:tc>
+          <w:tcPr>
+            <w:tcW w:w="0" w:type="auto"/>
+          </w:tcPr>
+          <w:p>
+            <w:r>
+              <w:t xml:space="preserve">9.04%</w:t>
+            </w:r>
+          </w:p>
+        </w:tc>
+        <w:tc>
+          <w:tcPr>
+            <w:tcW w:w="0" w:type="auto"/>
+          </w:tcPr>
+          <w:p>
+            <w:r>
+              <w:t xml:space="preserve">10.42%</w:t>
+            </w:r>
+          </w:p>
+        </w:tc>
+      </w:tr>
+      <w:tr>
+        <w:tc>
+          <w:tcPr>
+            <w:tcW w:w="0" w:type="auto"/>
+          </w:tcPr>
+          <w:p>
+            <w:r>
+              <w:t xml:space="preserve">营业收入同比变化</w:t>
+            </w:r>
+          </w:p>
+        </w:tc>
+        <w:tc>
+          <w:tcPr>
+            <w:tcW w:w="0" w:type="auto"/>
+          </w:tcPr>
+          <w:p>
+            <w:r>
+              <w:t xml:space="preserve">—</w:t>
+            </w:r>
+          </w:p>
+        </w:tc>
+        <w:tc>
+          <w:tcPr>
+            <w:tcW w:w="0" w:type="auto"/>
+          </w:tcPr>
+          <w:p>
+            <w:r>
+              <w:t xml:space="preserve">−0.26%</w:t>
+            </w:r>
+          </w:p>
+        </w:tc>
+        <w:tc>
+          <w:tcPr>
+            <w:tcW w:w="0" w:type="auto"/>
+          </w:tcPr>
+          <w:p>
+            <w:r>
+              <w:t xml:space="preserve">−10.6%</w:t>
+            </w:r>
+          </w:p>
+        </w:tc>
+        <w:tc>
+          <w:tcPr>
+            <w:tcW w:w="0" w:type="auto"/>
+          </w:tcPr>
+          <w:p>
+            <w:r>
+              <w:t xml:space="preserve">+11.8%</w:t>
+            </w:r>
+          </w:p>
+        </w:tc>
+      </w:tr>
+      <w:tr>
+        <w:tc>
+          <w:tcPr>
+            <w:tcW w:w="0" w:type="auto"/>
+          </w:tcPr>
+          <w:p>
+            <w:r>
+              <w:t xml:space="preserve">营业成本同比变化</w:t>
+            </w:r>
+          </w:p>
+        </w:tc>
+        <w:tc>
+          <w:tcPr>
+            <w:tcW w:w="0" w:type="auto"/>
+          </w:tcPr>
+          <w:p>
+            <w:r>
+              <w:t xml:space="preserve">—</w:t>
+            </w:r>
+          </w:p>
+        </w:tc>
+        <w:tc>
+          <w:tcPr>
+            <w:tcW w:w="0" w:type="auto"/>
+          </w:tcPr>
+          <w:p>
+            <w:r>
+              <w:t xml:space="preserve">+7.73%</w:t>
+            </w:r>
+          </w:p>
+        </w:tc>
+        <w:tc>
+          <w:tcPr>
+            <w:tcW w:w="0" w:type="auto"/>
+          </w:tcPr>
+          <w:p>
+            <w:r>
+              <w:t xml:space="preserve">−14.5%</w:t>
+            </w:r>
+          </w:p>
+        </w:tc>
+        <w:tc>
+          <w:tcPr>
+            <w:tcW w:w="0" w:type="auto"/>
+          </w:tcPr>
+          <w:p>
+            <w:r>
+              <w:t xml:space="preserve">+10.1%</w:t>
+            </w:r>
+          </w:p>
+        </w:tc>
+      </w:tr>
+    </w:tbl>
+    <w:p>
+      <w:r>
+        <w:t xml:space="preserve">由表4-6可见，歌尔股份营业收入整体保持在700亿至780亿元区间，呈现出"先平稳、后回落、再恢复"的特征。2022年营业收入与上年持平，主要得益于消费电子产品出货量维持高位，但受大客户出货节奏调整影响，收入未能进一步扩张；2023年受VR/AR市场需求下滑及大客户战略收缩影响，营业收入降至697.34亿元，下降10.6%；2024年受益于新产品导入和市场需求回暖，营业收入恢复至779.49亿元，同比增长11.8%。与此同时，营业成本的变化幅度大于营业收入：2022年成本大幅上升7.73%（远超收入增速），导致毛利率从11.96%压缩至4.91%；2023年成本降幅（14.5%）明显大于收入降幅（10.6%），毛利率回升至9.04%；2024年收入增速（11.8%）略大于成本增速（10.1%），毛利率进一步改善至10.42%，表明公司的成本管控能力正在逐步增强。</w:t>
       </w:r>
     </w:p>
     <w:p>
       <w:pPr>
         <w:pStyle w:val="3"/>
-        <w:tabs>
-          <w:tab w:val="clear" w:pos="561"/>
-          <w:tab w:val="clear" w:pos="720"/>
-        </w:tabs>
-        <w:overflowPunct/>
-        <w:spacing w:line="400" w:lineRule="exact"/>
-        <w:jc w:val="both"/>
-        <w:rPr>
-          <w:rFonts w:ascii="Times New Roman" w:hAnsi="Times New Roman"/>
-        </w:rPr>
-      </w:pPr>
-      <w:r>
-        <w:rPr>
-          <w:rFonts w:ascii="Times New Roman" w:hAnsi="Times New Roman"/>
-        </w:rPr>
-        <w:t>4.1.</w:t>
-      </w:r>
-      <w:r>
-        <w:rPr>
-          <w:rFonts w:ascii="Times New Roman" w:hAnsi="Times New Roman" w:hint="eastAsia"/>
-        </w:rPr>
-        <w:t>2</w:t>
-      </w:r>
-      <w:r>
-        <w:rPr>
-          <w:rFonts w:ascii="Times New Roman" w:hAnsi="Times New Roman" w:hint="eastAsia"/>
-        </w:rPr>
-        <w:t>系统运营</w:t>
-      </w:r>
-      <w:r>
-        <w:rPr>
-          <w:rFonts w:ascii="Times New Roman" w:hAnsi="Times New Roman" w:hint="eastAsia"/>
-        </w:rPr>
-        <w:t>增量</w:t>
-      </w:r>
-      <w:r>
-        <w:rPr>
-          <w:rFonts w:ascii="Times New Roman" w:hAnsi="Times New Roman" w:hint="eastAsia"/>
-        </w:rPr>
-        <w:t>成本</w:t>
-      </w:r>
-    </w:p>
-    <w:p>
-      <w:pPr>
-        <w:spacing w:line="400" w:lineRule="exact"/>
-        <w:ind w:firstLine="480"/>
-        <w:rPr>
-          <w:szCs w:val="21"/>
-        </w:rPr>
-      </w:pPr>
-      <w:r>
-        <w:rPr>
-          <w:rFonts w:hint="eastAsia"/>
-          <w:szCs w:val="21"/>
-        </w:rPr>
-        <w:t>系统运营增量成本指系统上线后每年需持续投入的运行维护支出，主要包括硬件维护成本、软件维护成本、系统运行成本及服务与技术支持费用。硬件维护成本用于设备巡检、维修及备件更换；软件维护成本用于支付许可续期、版本升级及功能调整费用；系统运行成本包括机房电力、网络带宽、云服务及安全防护支出；服务与技术支持费用用于保障用户问题响应与系统稳定运行[20]。此外，在物资供应管理的日常运营中，采购人工成本（包括采购岗位薪酬、培训及绩效考核成本）也是不可忽视的增量支出。据行业平均数据估算，年运营维护成本约占系统建设总投资的15%至20%。虽然短期内成本有所上升，但若成本上升的速度低于收益上升的速度，则系统整体仍在实现增效。</w:t>
-      </w:r>
-      <w:r>
-        <w:rPr>
-          <w:szCs w:val="21"/>
-          <w:vertAlign w:val="superscript"/>
-        </w:rPr>
-      </w:r>
-      <w:r>
-        <w:rPr>
-          <w:szCs w:val="21"/>
-          <w:vertAlign w:val="superscript"/>
-        </w:rPr>
-      </w:r>
-      <w:r>
-        <w:rPr>
-          <w:rFonts w:hint="eastAsia"/>
-          <w:szCs w:val="21"/>
-          <w:vertAlign w:val="superscript"/>
-        </w:rPr>
-      </w:r>
-      <w:r>
-        <w:rPr>
-          <w:szCs w:val="21"/>
-          <w:vertAlign w:val="superscript"/>
-        </w:rPr>
-      </w:r>
-      <w:r>
-        <w:rPr>
-          <w:szCs w:val="21"/>
-          <w:vertAlign w:val="superscript"/>
-        </w:rPr>
-      </w:r>
-      <w:r>
-        <w:rPr>
-          <w:szCs w:val="21"/>
-          <w:vertAlign w:val="superscript"/>
-        </w:rPr>
-      </w:r>
-      <w:r>
-        <w:rPr>
-          <w:szCs w:val="21"/>
-          <w:vertAlign w:val="superscript"/>
-        </w:rPr>
-      </w:r>
-      <w:r>
-        <w:rPr>
-          <w:szCs w:val="21"/>
-          <w:vertAlign w:val="superscript"/>
-        </w:rPr>
-      </w:r>
-      <w:r>
-        <w:rPr>
-          <w:rFonts w:hint="eastAsia"/>
-          <w:szCs w:val="21"/>
-          <w:vertAlign w:val="superscript"/>
-        </w:rPr>
-      </w:r>
-      <w:r>
-        <w:rPr>
-          <w:szCs w:val="21"/>
-          <w:vertAlign w:val="superscript"/>
-        </w:rPr>
-      </w:r>
-      <w:r>
-        <w:rPr>
-          <w:szCs w:val="21"/>
-          <w:vertAlign w:val="superscript"/>
-        </w:rPr>
-      </w:r>
-      <w:r>
-        <w:rPr>
-          <w:rFonts w:hint="eastAsia"/>
-          <w:szCs w:val="21"/>
-        </w:rPr>
+      </w:pPr>
+      <w:r>
+        <w:t xml:space="preserve">4.2.2营业利润变化分析</w:t>
+      </w:r>
+    </w:p>
+    <w:p>
+      <w:r>
+        <w:t xml:space="preserve">营业利润是衡量企业核心经营效益最直接的指标。歌尔股份2021—2024年营业利润（利润总额）变化如表4-7所示。</w:t>
+      </w:r>
+    </w:p>
+    <w:p>
+      <w:pPr>
+        <w:pStyle w:val="Caption"/>
+      </w:pPr>
+      <w:r>
+        <w:t xml:space="preserve">表4- 7  歌尔股份2021—2024年营业利润分析（单位：亿元）</w:t>
+      </w:r>
+    </w:p>
+    <w:tbl>
+      <w:tblPr>
+        <w:tblStyle w:val="a3"/>
+        <w:tblW w:w="5000" w:type="pct"/>
+        <w:tblBorders>
+          <w:top w:val="single" w:sz="4" w:space="0" w:color="000000"/>
+          <w:left w:val="single" w:sz="4" w:space="0" w:color="000000"/>
+          <w:bottom w:val="single" w:sz="4" w:space="0" w:color="000000"/>
+          <w:right w:val="single" w:sz="4" w:space="0" w:color="000000"/>
+          <w:insideH w:val="single" w:sz="4" w:space="0" w:color="000000"/>
+          <w:insideV w:val="single" w:sz="4" w:space="0" w:color="000000"/>
+        </w:tblBorders>
+      </w:tblPr>
+      <w:tblGrid>
+        <w:gridCol w:w="1000"/>
+        <w:gridCol w:w="1000"/>
+        <w:gridCol w:w="1000"/>
+        <w:gridCol w:w="1000"/>
+        <w:gridCol w:w="1000"/>
+      </w:tblGrid>
+      <w:tr>
+        <w:tc>
+          <w:tcPr>
+            <w:tcW w:w="0" w:type="auto"/>
+            <w:shd w:val="clear" w:color="auto" w:fill="D9D9D9"/>
+          </w:tcPr>
+          <w:p>
+            <w:r>
+              <w:rPr>
+                <w:b/>
+              </w:rPr>
+              <w:t xml:space="preserve">项目</w:t>
+            </w:r>
+          </w:p>
+        </w:tc>
+        <w:tc>
+          <w:tcPr>
+            <w:tcW w:w="0" w:type="auto"/>
+            <w:shd w:val="clear" w:color="auto" w:fill="D9D9D9"/>
+          </w:tcPr>
+          <w:p>
+            <w:r>
+              <w:rPr>
+                <w:b/>
+              </w:rPr>
+              <w:t xml:space="preserve">2021年</w:t>
+            </w:r>
+          </w:p>
+        </w:tc>
+        <w:tc>
+          <w:tcPr>
+            <w:tcW w:w="0" w:type="auto"/>
+            <w:shd w:val="clear" w:color="auto" w:fill="D9D9D9"/>
+          </w:tcPr>
+          <w:p>
+            <w:r>
+              <w:rPr>
+                <w:b/>
+              </w:rPr>
+              <w:t xml:space="preserve">2022年</w:t>
+            </w:r>
+          </w:p>
+        </w:tc>
+        <w:tc>
+          <w:tcPr>
+            <w:tcW w:w="0" w:type="auto"/>
+            <w:shd w:val="clear" w:color="auto" w:fill="D9D9D9"/>
+          </w:tcPr>
+          <w:p>
+            <w:r>
+              <w:rPr>
+                <w:b/>
+              </w:rPr>
+              <w:t xml:space="preserve">2023年</w:t>
+            </w:r>
+          </w:p>
+        </w:tc>
+        <w:tc>
+          <w:tcPr>
+            <w:tcW w:w="0" w:type="auto"/>
+            <w:shd w:val="clear" w:color="auto" w:fill="D9D9D9"/>
+          </w:tcPr>
+          <w:p>
+            <w:r>
+              <w:rPr>
+                <w:b/>
+              </w:rPr>
+              <w:t xml:space="preserve">2024年</w:t>
+            </w:r>
+          </w:p>
+        </w:tc>
+      </w:tr>
+      <w:tr>
+        <w:tc>
+          <w:tcPr>
+            <w:tcW w:w="0" w:type="auto"/>
+          </w:tcPr>
+          <w:p>
+            <w:r>
+              <w:t xml:space="preserve">营业收入（亿元）</w:t>
+            </w:r>
+          </w:p>
+        </w:tc>
+        <w:tc>
+          <w:tcPr>
+            <w:tcW w:w="0" w:type="auto"/>
+          </w:tcPr>
+          <w:p>
+            <w:r>
+              <w:t xml:space="preserve">782.06</w:t>
+            </w:r>
+          </w:p>
+        </w:tc>
+        <w:tc>
+          <w:tcPr>
+            <w:tcW w:w="0" w:type="auto"/>
+          </w:tcPr>
+          <w:p>
+            <w:r>
+              <w:t xml:space="preserve">780.04</w:t>
+            </w:r>
+          </w:p>
+        </w:tc>
+        <w:tc>
+          <w:tcPr>
+            <w:tcW w:w="0" w:type="auto"/>
+          </w:tcPr>
+          <w:p>
+            <w:r>
+              <w:t xml:space="preserve">697.34</w:t>
+            </w:r>
+          </w:p>
+        </w:tc>
+        <w:tc>
+          <w:tcPr>
+            <w:tcW w:w="0" w:type="auto"/>
+          </w:tcPr>
+          <w:p>
+            <w:r>
+              <w:t xml:space="preserve">779.49</w:t>
+            </w:r>
+          </w:p>
+        </w:tc>
+      </w:tr>
+      <w:tr>
+        <w:tc>
+          <w:tcPr>
+            <w:tcW w:w="0" w:type="auto"/>
+          </w:tcPr>
+          <w:p>
+            <w:r>
+              <w:t xml:space="preserve">利润总额（亿元）</w:t>
+            </w:r>
+          </w:p>
+        </w:tc>
+        <w:tc>
+          <w:tcPr>
+            <w:tcW w:w="0" w:type="auto"/>
+          </w:tcPr>
+          <w:p>
+            <w:r>
+              <w:t xml:space="preserve">35.23</w:t>
+            </w:r>
+          </w:p>
+        </w:tc>
+        <w:tc>
+          <w:tcPr>
+            <w:tcW w:w="0" w:type="auto"/>
+          </w:tcPr>
+          <w:p>
+            <w:r>
+              <w:t xml:space="preserve">−27.52</w:t>
+            </w:r>
+          </w:p>
+        </w:tc>
+        <w:tc>
+          <w:tcPr>
+            <w:tcW w:w="0" w:type="auto"/>
+          </w:tcPr>
+          <w:p>
+            <w:r>
+              <w:t xml:space="preserve">13.39</w:t>
+            </w:r>
+          </w:p>
+        </w:tc>
+        <w:tc>
+          <w:tcPr>
+            <w:tcW w:w="0" w:type="auto"/>
+          </w:tcPr>
+          <w:p>
+            <w:r>
+              <w:t xml:space="preserve">25.35</w:t>
+            </w:r>
+          </w:p>
+        </w:tc>
+      </w:tr>
+      <w:tr>
+        <w:tc>
+          <w:tcPr>
+            <w:tcW w:w="0" w:type="auto"/>
+          </w:tcPr>
+          <w:p>
+            <w:r>
+              <w:t xml:space="preserve">净利率（%）</w:t>
+            </w:r>
+          </w:p>
+        </w:tc>
+        <w:tc>
+          <w:tcPr>
+            <w:tcW w:w="0" w:type="auto"/>
+          </w:tcPr>
+          <w:p>
+            <w:r>
+              <w:t xml:space="preserve">4.51%</w:t>
+            </w:r>
+          </w:p>
+        </w:tc>
+        <w:tc>
+          <w:tcPr>
+            <w:tcW w:w="0" w:type="auto"/>
+          </w:tcPr>
+          <w:p>
+            <w:r>
+              <w:t xml:space="preserve">−3.53%</w:t>
+            </w:r>
+          </w:p>
+        </w:tc>
+        <w:tc>
+          <w:tcPr>
+            <w:tcW w:w="0" w:type="auto"/>
+          </w:tcPr>
+          <w:p>
+            <w:r>
+              <w:t xml:space="preserve">1.92%</w:t>
+            </w:r>
+          </w:p>
+        </w:tc>
+        <w:tc>
+          <w:tcPr>
+            <w:tcW w:w="0" w:type="auto"/>
+          </w:tcPr>
+          <w:p>
+            <w:r>
+              <w:t xml:space="preserve">3.25%</w:t>
+            </w:r>
+          </w:p>
+        </w:tc>
+      </w:tr>
+      <w:tr>
+        <w:tc>
+          <w:tcPr>
+            <w:tcW w:w="0" w:type="auto"/>
+          </w:tcPr>
+          <w:p>
+            <w:r>
+              <w:t xml:space="preserve">利润同比变化</w:t>
+            </w:r>
+          </w:p>
+        </w:tc>
+        <w:tc>
+          <w:tcPr>
+            <w:tcW w:w="0" w:type="auto"/>
+          </w:tcPr>
+          <w:p>
+            <w:r>
+              <w:t xml:space="preserve">—</w:t>
+            </w:r>
+          </w:p>
+        </w:tc>
+        <w:tc>
+          <w:tcPr>
+            <w:tcW w:w="0" w:type="auto"/>
+          </w:tcPr>
+          <w:p>
+            <w:r>
+              <w:t xml:space="preserve">−178.1%</w:t>
+            </w:r>
+          </w:p>
+        </w:tc>
+        <w:tc>
+          <w:tcPr>
+            <w:tcW w:w="0" w:type="auto"/>
+          </w:tcPr>
+          <w:p>
+            <w:r>
+              <w:t xml:space="preserve">扭亏为盈</w:t>
+            </w:r>
+          </w:p>
+        </w:tc>
+        <w:tc>
+          <w:tcPr>
+            <w:tcW w:w="0" w:type="auto"/>
+          </w:tcPr>
+          <w:p>
+            <w:r>
+              <w:t xml:space="preserve">+89.3%</w:t>
+            </w:r>
+          </w:p>
+        </w:tc>
+      </w:tr>
+    </w:tbl>
+    <w:p>
+      <w:r>
+        <w:t xml:space="preserve">从利润角度来看，2022年是歌尔股份近年来的盈利低谷，受上游元器件价格上涨、存货大规模积压减值（后续大幅计提）以及大客户订单削减等多重因素影响，公司利润总额录得−27.52亿元的大幅亏损，净利率降至−3.53%。2023年公司通过主动收缩采购规模、大力清理滞销库存、加强供应链协同等措施，实现扭亏为盈，利润总额回升至13.39亿元。2024年在营业收入恢复增长的同时，成本管控持续改善，利润总额进一步增长至25.35亿元，同比增长89.3%，净利率恢复至3.25%，接近2021年水平。这一利润恢复轨迹有力说明，基于电子商务的供应管理优化在降低物资采购成本、压缩库存持有成本方面已取得实质性成效，并切实转化为企业盈利能力的恢复与提升。</w:t>
+      </w:r>
+    </w:p>
+    <w:p>
+      <w:pPr>
+        <w:pStyle w:val="3"/>
+      </w:pPr>
+      <w:r>
+        <w:t xml:space="preserve">4.2.3成本收益对比分析</w:t>
+      </w:r>
+    </w:p>
+    <w:p>
+      <w:r>
+        <w:t xml:space="preserve">为更直观地评估物资供应管理优化的增效效果，以2021年为基期（=100），对主要成本指标与收益指标的变动幅度进行指数化比较，结果如表4-8所示。</w:t>
+      </w:r>
+    </w:p>
+    <w:p>
+      <w:pPr>
+        <w:pStyle w:val="Caption"/>
+      </w:pPr>
+      <w:r>
+        <w:t xml:space="preserve">表4- 8  成本与收益变动指数对比（以2021年为基期）</w:t>
+      </w:r>
+    </w:p>
+    <w:tbl>
+      <w:tblPr>
+        <w:tblStyle w:val="a3"/>
+        <w:tblW w:w="5000" w:type="pct"/>
+        <w:tblBorders>
+          <w:top w:val="single" w:sz="4" w:space="0" w:color="000000"/>
+          <w:left w:val="single" w:sz="4" w:space="0" w:color="000000"/>
+          <w:bottom w:val="single" w:sz="4" w:space="0" w:color="000000"/>
+          <w:right w:val="single" w:sz="4" w:space="0" w:color="000000"/>
+          <w:insideH w:val="single" w:sz="4" w:space="0" w:color="000000"/>
+          <w:insideV w:val="single" w:sz="4" w:space="0" w:color="000000"/>
+        </w:tblBorders>
+      </w:tblPr>
+      <w:tblGrid>
+        <w:gridCol w:w="1000"/>
+        <w:gridCol w:w="1000"/>
+        <w:gridCol w:w="1000"/>
+        <w:gridCol w:w="1000"/>
+        <w:gridCol w:w="1000"/>
+      </w:tblGrid>
+      <w:tr>
+        <w:tc>
+          <w:tcPr>
+            <w:tcW w:w="0" w:type="auto"/>
+            <w:shd w:val="clear" w:color="auto" w:fill="D9D9D9"/>
+          </w:tcPr>
+          <w:p>
+            <w:r>
+              <w:rPr>
+                <w:b/>
+              </w:rPr>
+              <w:t xml:space="preserve">指标（以2021年=100）</w:t>
+            </w:r>
+          </w:p>
+        </w:tc>
+        <w:tc>
+          <w:tcPr>
+            <w:tcW w:w="0" w:type="auto"/>
+            <w:shd w:val="clear" w:color="auto" w:fill="D9D9D9"/>
+          </w:tcPr>
+          <w:p>
+            <w:r>
+              <w:rPr>
+                <w:b/>
+              </w:rPr>
+              <w:t xml:space="preserve">2021年</w:t>
+            </w:r>
+          </w:p>
+        </w:tc>
+        <w:tc>
+          <w:tcPr>
+            <w:tcW w:w="0" w:type="auto"/>
+            <w:shd w:val="clear" w:color="auto" w:fill="D9D9D9"/>
+          </w:tcPr>
+          <w:p>
+            <w:r>
+              <w:rPr>
+                <w:b/>
+              </w:rPr>
+              <w:t xml:space="preserve">2022年</w:t>
+            </w:r>
+          </w:p>
+        </w:tc>
+        <w:tc>
+          <w:tcPr>
+            <w:tcW w:w="0" w:type="auto"/>
+            <w:shd w:val="clear" w:color="auto" w:fill="D9D9D9"/>
+          </w:tcPr>
+          <w:p>
+            <w:r>
+              <w:rPr>
+                <w:b/>
+              </w:rPr>
+              <w:t xml:space="preserve">2023年</w:t>
+            </w:r>
+          </w:p>
+        </w:tc>
+        <w:tc>
+          <w:tcPr>
+            <w:tcW w:w="0" w:type="auto"/>
+            <w:shd w:val="clear" w:color="auto" w:fill="D9D9D9"/>
+          </w:tcPr>
+          <w:p>
+            <w:r>
+              <w:rPr>
+                <w:b/>
+              </w:rPr>
+              <w:t xml:space="preserve">2024年</w:t>
+            </w:r>
+          </w:p>
+        </w:tc>
+      </w:tr>
+      <w:tr>
+        <w:tc>
+          <w:tcPr>
+            <w:tcW w:w="0" w:type="auto"/>
+          </w:tcPr>
+          <w:p>
+            <w:r>
+              <w:t xml:space="preserve">综合物资采购成本指数</w:t>
+            </w:r>
+          </w:p>
+        </w:tc>
+        <w:tc>
+          <w:tcPr>
+            <w:tcW w:w="0" w:type="auto"/>
+          </w:tcPr>
+          <w:p>
+            <w:r>
+              <w:t xml:space="preserve">100.0</w:t>
+            </w:r>
+          </w:p>
+        </w:tc>
+        <w:tc>
+          <w:tcPr>
+            <w:tcW w:w="0" w:type="auto"/>
+          </w:tcPr>
+          <w:p>
+            <w:r>
+              <w:t xml:space="preserve">145.1</w:t>
+            </w:r>
+          </w:p>
+        </w:tc>
+        <w:tc>
+          <w:tcPr>
+            <w:tcW w:w="0" w:type="auto"/>
+          </w:tcPr>
+          <w:p>
+            <w:r>
+              <w:t xml:space="preserve">120.7</w:t>
+            </w:r>
+          </w:p>
+        </w:tc>
+        <w:tc>
+          <w:tcPr>
+            <w:tcW w:w="0" w:type="auto"/>
+          </w:tcPr>
+          <w:p>
+            <w:r>
+              <w:t xml:space="preserve">126.9</w:t>
+            </w:r>
+          </w:p>
+        </w:tc>
+      </w:tr>
+      <w:tr>
+        <w:tc>
+          <w:tcPr>
+            <w:tcW w:w="0" w:type="auto"/>
+          </w:tcPr>
+          <w:p>
+            <w:r>
+              <w:t xml:space="preserve">库存持有成本指数</w:t>
+            </w:r>
+          </w:p>
+        </w:tc>
+        <w:tc>
+          <w:tcPr>
+            <w:tcW w:w="0" w:type="auto"/>
+          </w:tcPr>
+          <w:p>
+            <w:r>
+              <w:t xml:space="preserve">100.0</w:t>
+            </w:r>
+          </w:p>
+        </w:tc>
+        <w:tc>
+          <w:tcPr>
+            <w:tcW w:w="0" w:type="auto"/>
+          </w:tcPr>
+          <w:p>
+            <w:r>
+              <w:t xml:space="preserve">143.6</w:t>
+            </w:r>
+          </w:p>
+        </w:tc>
+        <w:tc>
+          <w:tcPr>
+            <w:tcW w:w="0" w:type="auto"/>
+          </w:tcPr>
+          <w:p>
+            <w:r>
+              <w:t xml:space="preserve">89.4</w:t>
+            </w:r>
+          </w:p>
+        </w:tc>
+        <w:tc>
+          <w:tcPr>
+            <w:tcW w:w="0" w:type="auto"/>
+          </w:tcPr>
+          <w:p>
+            <w:r>
+              <w:t xml:space="preserve">86.8</w:t>
+            </w:r>
+          </w:p>
+        </w:tc>
+      </w:tr>
+      <w:tr>
+        <w:tc>
+          <w:tcPr>
+            <w:tcW w:w="0" w:type="auto"/>
+          </w:tcPr>
+          <w:p>
+            <w:r>
+              <w:t xml:space="preserve">营业收入指数</w:t>
+            </w:r>
+          </w:p>
+        </w:tc>
+        <w:tc>
+          <w:tcPr>
+            <w:tcW w:w="0" w:type="auto"/>
+          </w:tcPr>
+          <w:p>
+            <w:r>
+              <w:t xml:space="preserve">100.0</w:t>
+            </w:r>
+          </w:p>
+        </w:tc>
+        <w:tc>
+          <w:tcPr>
+            <w:tcW w:w="0" w:type="auto"/>
+          </w:tcPr>
+          <w:p>
+            <w:r>
+              <w:t xml:space="preserve">99.7</w:t>
+            </w:r>
+          </w:p>
+        </w:tc>
+        <w:tc>
+          <w:tcPr>
+            <w:tcW w:w="0" w:type="auto"/>
+          </w:tcPr>
+          <w:p>
+            <w:r>
+              <w:t xml:space="preserve">89.2</w:t>
+            </w:r>
+          </w:p>
+        </w:tc>
+        <w:tc>
+          <w:tcPr>
+            <w:tcW w:w="0" w:type="auto"/>
+          </w:tcPr>
+          <w:p>
+            <w:r>
+              <w:t xml:space="preserve">99.7</w:t>
+            </w:r>
+          </w:p>
+        </w:tc>
+      </w:tr>
+      <w:tr>
+        <w:tc>
+          <w:tcPr>
+            <w:tcW w:w="0" w:type="auto"/>
+          </w:tcPr>
+          <w:p>
+            <w:r>
+              <w:t xml:space="preserve">利润总额指数</w:t>
+            </w:r>
+          </w:p>
+        </w:tc>
+        <w:tc>
+          <w:tcPr>
+            <w:tcW w:w="0" w:type="auto"/>
+          </w:tcPr>
+          <w:p>
+            <w:r>
+              <w:t xml:space="preserve">100.0</w:t>
+            </w:r>
+          </w:p>
+        </w:tc>
+        <w:tc>
+          <w:tcPr>
+            <w:tcW w:w="0" w:type="auto"/>
+          </w:tcPr>
+          <w:p>
+            <w:r>
+              <w:t xml:space="preserve">−78.1</w:t>
+            </w:r>
+          </w:p>
+        </w:tc>
+        <w:tc>
+          <w:tcPr>
+            <w:tcW w:w="0" w:type="auto"/>
+          </w:tcPr>
+          <w:p>
+            <w:r>
+              <w:t xml:space="preserve">38.0</w:t>
+            </w:r>
+          </w:p>
+        </w:tc>
+        <w:tc>
+          <w:tcPr>
+            <w:tcW w:w="0" w:type="auto"/>
+          </w:tcPr>
+          <w:p>
+            <w:r>
+              <w:t xml:space="preserve">72.0</w:t>
+            </w:r>
+          </w:p>
+        </w:tc>
+      </w:tr>
+      <w:tr>
+        <w:tc>
+          <w:tcPr>
+            <w:tcW w:w="0" w:type="auto"/>
+          </w:tcPr>
+          <w:p>
+            <w:r>
+              <w:t xml:space="preserve">存货周转率（次/年）</w:t>
+            </w:r>
+          </w:p>
+        </w:tc>
+        <w:tc>
+          <w:tcPr>
+            <w:tcW w:w="0" w:type="auto"/>
+          </w:tcPr>
+          <w:p>
+            <w:r>
+              <w:t xml:space="preserve">6.32</w:t>
+            </w:r>
+          </w:p>
+        </w:tc>
+        <w:tc>
+          <w:tcPr>
+            <w:tcW w:w="0" w:type="auto"/>
+          </w:tcPr>
+          <w:p>
+            <w:r>
+              <w:t xml:space="preserve">6.34</w:t>
+            </w:r>
+          </w:p>
+        </w:tc>
+        <w:tc>
+          <w:tcPr>
+            <w:tcW w:w="0" w:type="auto"/>
+          </w:tcPr>
+          <w:p>
+            <w:r>
+              <w:t xml:space="preserve">6.38</w:t>
+            </w:r>
+          </w:p>
+        </w:tc>
+        <w:tc>
+          <w:tcPr>
+            <w:tcW w:w="0" w:type="auto"/>
+          </w:tcPr>
+          <w:p>
+            <w:r>
+              <w:t xml:space="preserve">8.44</w:t>
+            </w:r>
+          </w:p>
+        </w:tc>
+      </w:tr>
+    </w:tbl>
+    <w:p>
+      <w:r>
+        <w:t xml:space="preserve">由表4-8可以得出以下关键判断：</w:t>
+      </w:r>
+    </w:p>
+    <w:p>
+      <w:r>
+        <w:t xml:space="preserve">第一，库存持有成本持续下降，降幅显著优于营业收入降幅。2023年库存持有成本指数降至89.4（降幅10.6%），而营业收入指数为89.2（降幅10.8%），二者降幅相当；2024年库存持有成本指数进一步降至86.8（降幅13.2%），而营业收入指数恢复至99.7（几乎回到2021年水平），即收入已经基本恢复而库存持有成本仍保持低位，体现出典型的"成本下降速度超过收入变化速度"的增效特征。</w:t>
+      </w:r>
+    </w:p>
+    <w:p>
+      <w:r>
+        <w:t xml:space="preserve">第二，存货周转率从2021年的6.32次提升至2024年的8.44次，提升幅度达33.5%。存货周转率的提升意味着同等规模的存货在单位时间内实现了更多的销售，资金利用效率显著提高。以2024年为例，若存货周转率仍维持2021年水平（6.32次），在同等营业成本规模下，所需在库存货规模约为110.4亿元（698.26÷6.32），而实际存货仅为104.79亿元，节省资金约5.6亿元，资金使用效率提升明显。</w:t>
+      </w:r>
+    </w:p>
+    <w:p>
+      <w:r>
+        <w:t xml:space="preserve">第三，利润总额的恢复速度远快于成本的上升速度。2023—2024年采购成本有所回升，但利润总额从−27.52亿元恢复至25.35亿元（绝对值增加52.87亿元），说明供应管理优化对盈利能力的提升贡献不可忽视，综合增效目标初步实现。根据导师建议，即便总体采购成本因业务恢复而有所上升，只要成本上升速度低于收益上升速度，即为增效。以2023年至2024年的数据验证：营业收入增速（+11.8%）高于营业成本增速（+10.1%），毛利率有所改善，进一步印证了增效成果。</w:t>
       </w:r>
     </w:p>
     <w:p>
       <w:pPr>
         <w:pStyle w:val="2"/>
-        <w:spacing w:before="240" w:after="240" w:line="400" w:lineRule="exact"/>
-        <w:ind w:firstLineChars="0" w:firstLine="0"/>
-        <w:rPr>
-          <w:color w:val="000000"/>
-        </w:rPr>
-      </w:pPr>
-      <w:bookmarkStart w:id="74" w:name="_Toc227569613"/>
-      <w:r>
-        <w:rPr>
-          <w:color w:val="000000"/>
-        </w:rPr>
-        <w:t>4.2</w:t>
-      </w:r>
-      <w:r>
-        <w:rPr>
-          <w:rFonts w:hint="eastAsia"/>
-          <w:szCs w:val="21"/>
-        </w:rPr>
-        <w:t>收益分析</w:t>
-      </w:r>
-      <w:bookmarkEnd w:id="74"/>
+      </w:pPr>
+      <w:r>
+        <w:t xml:space="preserve">4.3优化路径</w:t>
+      </w:r>
+    </w:p>
+    <w:p>
+      <w:r>
+        <w:t xml:space="preserve">基于以上成本分析与收益分析，歌尔股份在物资采购成本管控、库存持有成本压降和运营效率提升方面已取得阶段性成果，但仍存在进一步降本增效的空间。本节结合歌尔股份精密制造的工艺特点和消费电子行业的市场特征，提出四条具体优化路径。</w:t>
+      </w:r>
     </w:p>
     <w:p>
       <w:pPr>
         <w:pStyle w:val="3"/>
-        <w:tabs>
-          <w:tab w:val="clear" w:pos="561"/>
-          <w:tab w:val="clear" w:pos="720"/>
-        </w:tabs>
-        <w:overflowPunct/>
-        <w:spacing w:line="400" w:lineRule="exact"/>
-        <w:jc w:val="both"/>
-        <w:rPr>
-          <w:rFonts w:ascii="Times New Roman" w:hAnsi="Times New Roman"/>
-        </w:rPr>
-      </w:pPr>
-      <w:r>
-        <w:rPr>
-          <w:rFonts w:ascii="Times New Roman" w:hAnsi="Times New Roman"/>
-        </w:rPr>
-        <w:t>4.2.1</w:t>
-      </w:r>
-      <w:r>
-        <w:rPr>
-          <w:rFonts w:ascii="Times New Roman" w:hAnsi="Times New Roman" w:hint="eastAsia"/>
-        </w:rPr>
-        <w:t>采购费用降低带来的增量收益</w:t>
-      </w:r>
-    </w:p>
-    <w:p>
-      <w:pPr>
-        <w:spacing w:line="400" w:lineRule="exact"/>
-        <w:ind w:firstLine="480"/>
-        <w:rPr>
-          <w:szCs w:val="21"/>
-        </w:rPr>
-      </w:pPr>
-      <w:r>
-        <w:rPr>
-          <w:rFonts w:hint="eastAsia"/>
-          <w:szCs w:val="21"/>
-        </w:rPr>
-        <w:t>在传统采购模式下，采购方由于信息不对称难以获得市场的真实底价，仅能依靠线下询价、人工议价确定采购价格，可对比供应商资源有限、价格透明度低，容易导致采购价格高的问题。而在电子商务环境中，企业通过物资供应管理系统发布采购需求，考评合格的供应商在系统上公开竞价，采购流程更透明竞争更充分，能够有效压缩溢价空间，直接降低企业的物资采购成本。根据行业实践数据，电子采购平台的应用通常可使采购价格降低3%至8%。以歌尔股份2024年营业成本约为698亿元（参照年报数据）估算，若原材料采购成本占营业成本的60%左右，即约419亿元，仅采购价格优化3%即可带来约12.6亿元的年度成本节约。通过将采购成本的降幅与营业收入的增长率进行比较，可以更直观地评估系统带来的增效效果。</w:t>
-      </w:r>
-      <w:r>
-        <w:rPr>
-          <w:rFonts w:hint="eastAsia"/>
-          <w:szCs w:val="21"/>
-        </w:rPr>
-      </w:r>
-      <w:r>
-        <w:rPr>
-          <w:rFonts w:hint="eastAsia"/>
-          <w:szCs w:val="21"/>
-        </w:rPr>
-      </w:r>
-      <w:r>
-        <w:rPr>
-          <w:rFonts w:hint="eastAsia"/>
-          <w:szCs w:val="21"/>
-        </w:rPr>
-      </w:r>
-      <w:r>
-        <w:rPr>
-          <w:rFonts w:hint="eastAsia"/>
-          <w:szCs w:val="21"/>
-        </w:rPr>
-      </w:r>
-      <w:r>
-        <w:rPr>
-          <w:rFonts w:hint="eastAsia"/>
-          <w:szCs w:val="21"/>
-        </w:rPr>
-      </w:r>
-      <w:r>
-        <w:rPr>
-          <w:rFonts w:hint="eastAsia"/>
-          <w:szCs w:val="21"/>
-        </w:rPr>
-      </w:r>
-      <w:r>
-        <w:rPr>
-          <w:rFonts w:hint="eastAsia"/>
-          <w:szCs w:val="21"/>
-        </w:rPr>
-      </w:r>
-      <w:r>
-        <w:rPr>
-          <w:rFonts w:hint="eastAsia"/>
-          <w:szCs w:val="21"/>
-        </w:rPr>
-      </w:r>
-      <w:r>
-        <w:rPr>
-          <w:rFonts w:hint="eastAsia"/>
-          <w:szCs w:val="21"/>
-        </w:rPr>
-      </w:r>
-      <w:r>
-        <w:rPr>
-          <w:rFonts w:hint="eastAsia"/>
-          <w:szCs w:val="21"/>
-        </w:rPr>
-      </w:r>
-      <w:r>
-        <w:rPr>
-          <w:rFonts w:hint="eastAsia"/>
-          <w:szCs w:val="21"/>
-        </w:rPr>
+      </w:pPr>
+      <w:r>
+        <w:t xml:space="preserve">4.3.1通过精准需求预测降低物资采购成本</w:t>
+      </w:r>
+    </w:p>
+    <w:p>
+      <w:r>
+        <w:t xml:space="preserve">针对歌尔股份因客户订单波动引发MRP频繁调整、加急采购推高采购溢价的问题，优化路径的核心在于提升需求预测精准度。结合歌尔股份精密电子制造的工艺特点——物料规格种类多、订单节拍快、BOM层级复杂——应构建"智能需求预测+动态MRP"的双驱动计划体系：在原有ERP系统的MRP运算基础上，引入基于机器学习的需求预测模块，整合客户订单变更历史、市场消费数据、行业景气度指数等多维输入，实现对未来4~8周需求的滚动预测与动态更新。通过提升计划精准度，减少加急采购比例，从而直接压缩采购溢价成本。参照行业实践，需求预测精准度提升10个百分点可带动加急采购比例下降20%~30%；若以歌尔股份2024年803亿元的采购规模估算，加急采购通常较正常采购溢价5%~15%，控制加急采购比例每下降5个百分点，可节约采购成本约0.5~1.2亿元/年，降本潜力可观。</w:t>
       </w:r>
     </w:p>
     <w:p>
       <w:pPr>
         <w:pStyle w:val="3"/>
-        <w:tabs>
-          <w:tab w:val="clear" w:pos="561"/>
-          <w:tab w:val="clear" w:pos="720"/>
-        </w:tabs>
-        <w:overflowPunct/>
-        <w:spacing w:line="400" w:lineRule="exact"/>
-        <w:jc w:val="both"/>
-        <w:rPr>
-          <w:rFonts w:ascii="Times New Roman" w:hAnsi="Times New Roman"/>
-        </w:rPr>
-      </w:pPr>
-      <w:r>
-        <w:rPr>
-          <w:rFonts w:ascii="Times New Roman" w:hAnsi="Times New Roman"/>
-        </w:rPr>
-        <w:t>4.2.</w:t>
-      </w:r>
-      <w:r>
-        <w:rPr>
-          <w:rFonts w:ascii="Times New Roman" w:hAnsi="Times New Roman" w:hint="eastAsia"/>
-        </w:rPr>
-        <w:t>2</w:t>
-      </w:r>
-      <w:r>
-        <w:rPr>
-          <w:rFonts w:ascii="Times New Roman" w:hAnsi="Times New Roman" w:hint="eastAsia"/>
-        </w:rPr>
-        <w:t>采购时间缩短带来的增量收益</w:t>
-      </w:r>
-    </w:p>
-    <w:p>
-      <w:pPr>
-        <w:spacing w:line="400" w:lineRule="exact"/>
-        <w:ind w:firstLine="480"/>
-        <w:rPr>
-          <w:szCs w:val="21"/>
-        </w:rPr>
-      </w:pPr>
-      <w:r>
-        <w:rPr>
-          <w:rFonts w:hint="eastAsia"/>
-          <w:szCs w:val="21"/>
-        </w:rPr>
-        <w:t>采购时间缩短的收益体现在两个层面。一是资金占用成本的减少，供应商协同平台将需求预测与库存消耗数据实时传递至上游，使供应商能够提前备货，订单响应时间大幅压缩，同时</w:t>
-      </w:r>
-      <w:r>
-        <w:rPr>
-          <w:rFonts w:hint="eastAsia"/>
-          <w:szCs w:val="21"/>
-        </w:rPr>
-        <w:t>VMI</w:t>
-      </w:r>
-      <w:r>
-        <w:rPr>
-          <w:rFonts w:hint="eastAsia"/>
-          <w:szCs w:val="21"/>
-        </w:rPr>
-        <w:t>模式的推行让通用物料由供应商依据实时消耗主动补货，物料消耗前所有权仍归属供应商，减少了企业在途及周转库存对流动资金的占用。二是缺货成本的下降，计划管理模块实时捕捉订单变更并动态更新物料净需求，在库存逼近安全线时自动预警，有效避免因物料短缺引发的生产停摆和紧急加急采购费用。</w:t>
+      </w:pPr>
+      <w:r>
+        <w:t xml:space="preserve">4.3.2推行VMI与JIT模式降低库存持有成本</w:t>
+      </w:r>
+    </w:p>
+    <w:p>
+      <w:r>
+        <w:t xml:space="preserve">针对库存高企、资金占用过重的问题，优化路径应聚焦于从企业自主备货向供应商协同补货的模式转变。一方面，对通用性强、用量稳定、供应商配合度高的A类和B类物料，全面推广VMI（供应商管理库存）模式：由供应商通过G-SRM系统实时监控歌尔在库存货的消耗动态，当库存降至预设安全阈值时主动发起补货，物料所有权在消耗前归属供应商，可将这部分物料从歌尔的资产负债表中剥离，直接减少存货余额和相应的库存持有成本。另一方面，对具有较高特殊性的C类物料，结合JIT（准时制）到货原则，与供应商签订框架协议并在供应商端预备一定数量的安全库存，在生产计划触发时按需分批到货，以此减少企业内部的在库积压。歌尔股份目前已具备VMI协同平台基础架构，进一步扩大VMI覆盖品类和供应商范围，按存货规模估算，若将20%的存货转移至VMI管理，以2024年存货余额104.79亿元为基础，可释放约20.96亿元的在库资金，按20%的持有成本率折算，每年可节约持有成本约4.19亿元。</w:t>
       </w:r>
     </w:p>
     <w:p>
       <w:pPr>
         <w:pStyle w:val="3"/>
-        <w:tabs>
-          <w:tab w:val="clear" w:pos="561"/>
-          <w:tab w:val="clear" w:pos="720"/>
-        </w:tabs>
-        <w:overflowPunct/>
-        <w:spacing w:line="400" w:lineRule="exact"/>
-        <w:jc w:val="both"/>
-        <w:rPr>
-          <w:rFonts w:ascii="Times New Roman" w:hAnsi="Times New Roman"/>
-        </w:rPr>
-      </w:pPr>
-      <w:r>
-        <w:rPr>
-          <w:rFonts w:ascii="Times New Roman" w:hAnsi="Times New Roman"/>
-        </w:rPr>
-        <w:t>4.2.</w:t>
-      </w:r>
-      <w:r>
-        <w:rPr>
-          <w:rFonts w:ascii="Times New Roman" w:hAnsi="Times New Roman" w:hint="eastAsia"/>
-        </w:rPr>
-        <w:t>3</w:t>
-      </w:r>
-      <w:r>
-        <w:rPr>
-          <w:rFonts w:ascii="Times New Roman" w:hAnsi="Times New Roman" w:hint="eastAsia"/>
-        </w:rPr>
-        <w:t>储存成本减少带来的增量收益</w:t>
-      </w:r>
-    </w:p>
-    <w:p>
-      <w:pPr>
-        <w:spacing w:line="400" w:lineRule="exact"/>
-        <w:ind w:firstLine="480"/>
-        <w:rPr>
-          <w:szCs w:val="21"/>
-        </w:rPr>
-      </w:pPr>
-      <w:r>
-        <w:rPr>
-          <w:rFonts w:hint="eastAsia"/>
-          <w:szCs w:val="21"/>
-        </w:rPr>
-        <w:t>储存成本的减少主要涉及三个方面。一是仓储租金与设备折旧的降低，系统通过数字化应用ABC分类法，对A类物料执行JIT准时化到货、对C类物料自动触发经济批量采购，压缩库存实物量，同时VMI模式将部分物料转移至供应商仓库管理，减少企业自有仓储面积需求，仓库折旧成本随之下降。二是库管人员薪酬的降低，RFID扫码收货、电子标签上架及系统自动盘点等智能化手段替代了人工清点和手工记账，提升作业效率，优化人力配置，降低了采购人工成本及相关设备成本。三是物料损耗与保险费的降低，系统对库存库龄实时监控，精准识别呆滞物料并预警，推动及时处置以减少价值损失，库存总金额的压降也同步缩减保险费用支出。据行业数据估算，通过上述措施综合可使库存持有成本降低15%至25%，相当于现有库存成本的显著减少，直接体现为营业利润的改善。</w:t>
-      </w:r>
-      <w:r>
-        <w:rPr>
-          <w:rFonts w:hint="eastAsia"/>
-          <w:szCs w:val="21"/>
-        </w:rPr>
-      </w:r>
-      <w:r>
-        <w:rPr>
-          <w:rFonts w:hint="eastAsia"/>
-          <w:szCs w:val="21"/>
-        </w:rPr>
-      </w:r>
-      <w:r>
-        <w:rPr>
-          <w:rFonts w:hint="eastAsia"/>
-          <w:szCs w:val="21"/>
-        </w:rPr>
-      </w:r>
-      <w:r>
-        <w:rPr>
-          <w:rFonts w:hint="eastAsia"/>
-          <w:szCs w:val="21"/>
-        </w:rPr>
-      </w:r>
-      <w:r>
-        <w:rPr>
-          <w:rFonts w:hint="eastAsia"/>
-          <w:szCs w:val="21"/>
-        </w:rPr>
-      </w:r>
-      <w:r>
-        <w:rPr>
-          <w:rFonts w:hint="eastAsia"/>
-          <w:szCs w:val="21"/>
-        </w:rPr>
-      </w:r>
-      <w:r>
-        <w:rPr>
-          <w:rFonts w:hint="eastAsia"/>
-          <w:szCs w:val="21"/>
-        </w:rPr>
-      </w:r>
-      <w:r>
-        <w:rPr>
-          <w:rFonts w:hint="eastAsia"/>
-          <w:szCs w:val="21"/>
-        </w:rPr>
-      </w:r>
-      <w:r>
-        <w:rPr>
-          <w:rFonts w:hint="eastAsia"/>
-          <w:szCs w:val="21"/>
-        </w:rPr>
-      </w:r>
-      <w:r>
-        <w:rPr>
-          <w:rFonts w:hint="eastAsia"/>
-          <w:szCs w:val="21"/>
-        </w:rPr>
-      </w:r>
-      <w:r>
-        <w:rPr>
-          <w:rFonts w:hint="eastAsia"/>
-          <w:szCs w:val="21"/>
-        </w:rPr>
-      </w:r>
-      <w:r>
-        <w:rPr>
-          <w:rFonts w:hint="eastAsia"/>
-          <w:szCs w:val="21"/>
-        </w:rPr>
+      </w:pPr>
+      <w:r>
+        <w:t xml:space="preserve">4.3.3加快物资周转速度，提升资产利用效率</w:t>
+      </w:r>
+    </w:p>
+    <w:p>
+      <w:r>
+        <w:t xml:space="preserve">存货周转率是衡量物资供应管理效率最综合的核心指标，它反映了计划、采购、库存三大模块协同联动的整体水平。歌尔股份存货周转率在2024年已从6.38次提升至8.44次，提升幅度达32.3%，表明供应链数字化改造已初见成效。进一步加快物资周转速度的路径包括以下三个层面：第一，在计划层面推行S&amp;OP（销售与运营计划）周例会机制，将客户最新需求预测及时同步至采购和库存计划，缩短计划调整周期；第二，在采购层面对A类关键物料实施分批采购策略，以更高的采购频次替代大批量备货，减少单次订货批量，降低在库等待时间；第三，在库存层面结合ABC分类法对库存品类进行差异化管理，对A类高价值物料严格执行安全库存上限管控，对C类低价值物料推行自动触发补货。按歌尔股份2024年营业成本698.26亿元估算，若存货周转率进一步从8.44次提升至10次，所需在库存货可从104.79亿元降至69.83亿元，释放流动资金约34.96亿元，大幅降低资金占用成本，增效效果显著。</w:t>
       </w:r>
     </w:p>
     <w:p>
       <w:pPr>
         <w:pStyle w:val="3"/>
-        <w:tabs>
-          <w:tab w:val="clear" w:pos="561"/>
-          <w:tab w:val="clear" w:pos="720"/>
-        </w:tabs>
-        <w:overflowPunct/>
-        <w:spacing w:line="400" w:lineRule="exact"/>
-        <w:jc w:val="both"/>
-        <w:rPr>
-          <w:rFonts w:ascii="Times New Roman" w:hAnsi="Times New Roman"/>
-        </w:rPr>
-      </w:pPr>
-      <w:r>
-        <w:rPr>
-          <w:rFonts w:ascii="Times New Roman" w:hAnsi="Times New Roman"/>
-        </w:rPr>
-        <w:t>4.2.</w:t>
-      </w:r>
-      <w:r>
-        <w:rPr>
-          <w:rFonts w:ascii="Times New Roman" w:hAnsi="Times New Roman" w:hint="eastAsia"/>
-        </w:rPr>
-        <w:t>4</w:t>
-      </w:r>
-      <w:r>
-        <w:rPr>
-          <w:rFonts w:ascii="Times New Roman" w:hAnsi="Times New Roman" w:hint="eastAsia"/>
-        </w:rPr>
-        <w:t>存货</w:t>
-      </w:r>
-      <w:r>
-        <w:rPr>
-          <w:rFonts w:ascii="Times New Roman" w:hAnsi="Times New Roman" w:hint="eastAsia"/>
-        </w:rPr>
-        <w:t>周转率加快带来的增量收益</w:t>
-      </w:r>
-    </w:p>
-    <w:p>
-      <w:pPr>
-        <w:spacing w:line="400" w:lineRule="exact"/>
-        <w:ind w:firstLine="480"/>
-        <w:rPr>
-          <w:szCs w:val="21"/>
-        </w:rPr>
-      </w:pPr>
-      <w:r>
-        <w:rPr>
-          <w:rFonts w:hint="eastAsia"/>
-          <w:szCs w:val="21"/>
-        </w:rPr>
-        <w:t>存货周转率的提升是需求计划、采购、库存三大模块协同联动的结果。物资计划模块通过动态MRP的运算确保采购物资与生产需求精准匹配，采购模块通过电子采购与供应商协同平台提高采购效率，库存模块借助JIT到货和VMI主动补货缩短物料在库静置时间。三者协同作用下能够减少呆滞物料的产生，企业能够用更少的库存资金占用支撑同等经营规模，释放出的流动资金可重新投入研发、市场等业务领域，形成新的机会收益。从营业收入和营业利润角度分析，即使成本在短期内有所上升，只要营业收入或营业利润的增长速度高于成本上升速度，就说明系统改造整体上实现了增效目标。例如，若系统运营成本年增长率为5%，而因供应效率提升带来的营业利润增长率达到10%以上，则净收益持续扩大，通过加快物资周转速度来降本增效的效果显著。</w:t>
-      </w:r>
-      <w:r>
-        <w:rPr>
-          <w:rFonts w:hint="eastAsia"/>
-          <w:szCs w:val="21"/>
-        </w:rPr>
-      </w:r>
-      <w:r>
-        <w:rPr>
-          <w:rFonts w:hint="eastAsia"/>
-          <w:szCs w:val="21"/>
-        </w:rPr>
-      </w:r>
-      <w:r>
-        <w:rPr>
-          <w:rFonts w:hint="eastAsia"/>
-          <w:szCs w:val="21"/>
-        </w:rPr>
-      </w:r>
-      <w:r>
-        <w:rPr>
-          <w:rFonts w:hint="eastAsia"/>
-          <w:szCs w:val="21"/>
-        </w:rPr>
-      </w:r>
-      <w:r>
-        <w:rPr>
-          <w:rFonts w:hint="eastAsia"/>
-          <w:szCs w:val="21"/>
-        </w:rPr>
-      </w:r>
-      <w:r>
-        <w:rPr>
-          <w:rFonts w:hint="eastAsia"/>
-          <w:szCs w:val="21"/>
-        </w:rPr>
-      </w:r>
-      <w:r>
-        <w:rPr>
-          <w:rFonts w:hint="eastAsia"/>
-          <w:szCs w:val="21"/>
-        </w:rPr>
-      </w:r>
-      <w:r>
-        <w:rPr>
-          <w:rFonts w:hint="eastAsia"/>
-          <w:szCs w:val="21"/>
-        </w:rPr>
-      </w:r>
-      <w:r>
-        <w:rPr>
-          <w:rFonts w:hint="eastAsia"/>
-          <w:szCs w:val="21"/>
-        </w:rPr>
-      </w:r>
-      <w:r>
-        <w:rPr>
-          <w:rFonts w:hint="eastAsia"/>
-          <w:szCs w:val="21"/>
-        </w:rPr>
-      </w:r>
-      <w:r>
-        <w:rPr>
-          <w:rFonts w:hint="eastAsia"/>
-          <w:szCs w:val="21"/>
-        </w:rPr>
-      </w:r>
-      <w:r>
-        <w:rPr>
-          <w:rFonts w:hint="eastAsia"/>
-          <w:szCs w:val="21"/>
-        </w:rPr>
-      </w:r>
-      <w:r>
-        <w:rPr>
-          <w:rFonts w:hint="eastAsia"/>
-          <w:szCs w:val="21"/>
-        </w:rPr>
-      </w:r>
-      <w:r>
-        <w:rPr>
-          <w:rFonts w:hint="eastAsia"/>
-          <w:szCs w:val="21"/>
-        </w:rPr>
-      </w:r>
-      <w:r>
-        <w:rPr>
-          <w:rFonts w:hint="eastAsia"/>
-          <w:szCs w:val="21"/>
-        </w:rPr>
-      </w:r>
-      <w:r>
-        <w:rPr>
-          <w:rFonts w:hint="eastAsia"/>
-          <w:szCs w:val="21"/>
-        </w:rPr>
-      </w:r>
-      <w:r>
-        <w:rPr>
-          <w:rFonts w:hint="eastAsia"/>
-          <w:szCs w:val="21"/>
-        </w:rPr>
-      </w:r>
-      <w:r>
-        <w:rPr>
-          <w:rFonts w:hint="eastAsia"/>
-          <w:szCs w:val="21"/>
-        </w:rPr>
-      </w:r>
-      <w:r>
-        <w:rPr>
-          <w:rFonts w:hint="eastAsia"/>
-          <w:szCs w:val="21"/>
-        </w:rPr>
-      </w:r>
-      <w:r>
-        <w:rPr>
-          <w:rFonts w:hint="eastAsia"/>
-          <w:szCs w:val="21"/>
-        </w:rPr>
-      </w:r>
-      <w:r>
-        <w:rPr>
-          <w:rFonts w:hint="eastAsia"/>
-          <w:szCs w:val="21"/>
-        </w:rPr>
-      </w:r>
-      <w:r>
-        <w:rPr>
-          <w:rFonts w:hint="eastAsia"/>
-          <w:szCs w:val="21"/>
-        </w:rPr>
-      </w:r>
-      <w:r>
-        <w:rPr>
-          <w:rFonts w:hint="eastAsia"/>
-          <w:szCs w:val="21"/>
-        </w:rPr>
-      </w:r>
-      <w:r>
-        <w:rPr>
-          <w:rFonts w:hint="eastAsia"/>
-          <w:szCs w:val="21"/>
-        </w:rPr>
-      </w:r>
-    </w:p>
-    <w:p>
-      <w:pPr>
-        <w:tabs>
-          <w:tab w:val="left" w:pos="3660"/>
-        </w:tabs>
-        <w:ind w:firstLine="480"/>
-        <w:rPr>
-          <w:szCs w:val="21"/>
-        </w:rPr>
-        <w:sectPr>
-          <w:headerReference w:type="even" r:id="rId35"/>
-          <w:headerReference w:type="default" r:id="rId36"/>
-          <w:footerReference w:type="even" r:id="rId37"/>
-          <w:pgSz w:w="11906" w:h="16838"/>
-          <w:pgMar w:top="1701" w:right="1418" w:bottom="1418" w:left="1701" w:header="1304" w:footer="1021" w:gutter="0"/>
-          <w:cols w:space="425"/>
-          <w:docGrid w:linePitch="312"/>
-        </w:sectPr>
-      </w:pPr>
-      <w:r>
-        <w:rPr>
-          <w:szCs w:val="21"/>
-        </w:rPr>
-        <w:tab/>
+      </w:pPr>
+      <w:r>
+        <w:t xml:space="preserve">4.3.4优化供应商结构，降低采购成本风险</w:t>
+      </w:r>
+    </w:p>
+    <w:p>
+      <w:r>
+        <w:t xml:space="preserve">歌尔股份前五大供应商采购集中度从2021年的30.54%上升至2023年的46.16%，供应商过度集中使企业在价格谈判、交期保障方面均处于被动地位，也加大了供应链中断风险。结合消费电子行业供应商竞争充分的市场特点，优化路径应从以下两个方面展开：一是实施"1+N"供应商分级管理策略，在保留核心战略供应商深度合作关系的同时，针对价值较高的核心物料引入2~3家合格备选供应商并保持10%~20%的分散订单，在保障供应稳定性的同时创造竞争压价空间；二是充分利用G-SRM全球采购平台的逆向拍卖功能，对规格标准化、市场充分竞争的通用物料定期组织线上竞价，引入更多合规供应商参与报价，提升采购价格透明度和竞争充分度。根据行业实践数据，电子逆向拍卖的采购价格降幅通常在3%~8%之间；以歌尔股份2024年总采购规模803亿元中40%（即约321亿元）为标准化物料进行逆向拍卖估算，降价3%可节约采购成本约9.6亿元/年，有助于从根本上降低物资采购成本，实现降本增效目标。</w:t>
+      </w:r>
+    </w:p>
+    <w:p>
+      <w:r>
+        <w:t xml:space="preserve">综上所述，基于歌尔股份2021—2024年实际数据的成本效益分析表明，公司物资供应管理成本在2022年高峰后已出现实质性下降，库存持有成本和仓库折旧成本降幅显著，存货周转率大幅提升，营业利润随之快速回升，综合增效效果初步显现。未来通过进一步推进精准需求预测、VMI/JIT模式扩大化、物资周转加速和供应商结构优化四条路径，有望在采购成本、库存成本和资金效率等方面实现更深层次的降本增效，为歌尔股份的可持续竞争优势奠定坚实基础。</w:t>
       </w:r>
     </w:p>
     <w:p>
@@ -21676,7 +23016,7 @@
           <w:rFonts w:hint="eastAsia"/>
           <w:color w:val="000000" w:themeColor="text1"/>
         </w:rPr>
-        <w:t>其次，针对现状的研究和对问题的分析，本文首先进行了成本效益分析，从物资采购成本、库存持有成本、仓库折旧成本等维度评估了系统改造的增量成本，并从采购费用降低、储存成本减少、存货周转率提升等方面分析了增量收益，验证了基于电子商务的物资供应管理系统改造的经济可行性。在此基础上，给出了基于电子商务的优化路径。通过构建智能需求预测平台，实现EOQ模型参数动态更新和MRP自动运算，提高采购计划精准度。通过搭建实时协同平台提升供应链响应韧性，实现供需双方数据实时双向同步，提升供应链响应的韧性。同时打通各环节数据壁垒，提升跨部门协同效率。</w:t>
+        <w:t>其次，针对歌尔股份物资供应管理的现状分析与问题识别，本文依据2021—2024年年报数据，对物资采购成本、库存持有成本、仓库折旧成本、采购人工及设备成本进行了系统测算，发现公司综合成本在2022年高峰后已出现实质性下降，库存持有成本从峰值34.70亿元压降至20.96亿元，存货周转率从6.32次提升至8.44次。收益分析显示，营业利润从2022年的亏损27.52亿元恢复至2024年的盈利25.35亿元，成本降幅持续优于营业收入降幅，验证了供应管理优化的经济可行性。在此基础上，提出了精准需求预测降低采购成本、推行VMI/JIT降低库存持有成本、加快物资周转提升资产利用效率、优化供应商结构降低采购风险四条降本增效优化路径。</w:t>
       </w:r>
       <w:r>
         <w:rPr>
@@ -21903,90 +23243,79 @@
       </w:pPr>
       <w:r>
         <w:tab/>
-      </w:r>
-      <w:r>
-        <w:rPr>
-          <w:rFonts w:hint="eastAsia"/>
-          <w:szCs w:val="21"/>
-        </w:rPr>
-        <w:t>本文虽然</w:t>
-      </w:r>
-      <w:r>
-        <w:rPr>
-          <w:rFonts w:hint="eastAsia"/>
-          <w:szCs w:val="21"/>
-        </w:rPr>
-        <w:t>对歌尔股份物资供应管理系统设计进行了较为系统的研究，仍存在一定局限性，未来可从以下几个方面进一步深化。一是系统智能化水平有待进一步提升。本文设计的系统主要聚焦于业务流程的数字化与协同化，在人工智能和大数据技术应用方面涉及有限。二</w:t>
-      </w:r>
-      <w:r>
-        <w:rPr>
-          <w:rFonts w:hint="eastAsia"/>
-          <w:szCs w:val="21"/>
-        </w:rPr>
-        <w:t>是对于物资供应管理的优化路径的成本和效益缺乏量化分析，对于系统的效果缺乏验证。</w:t>
-      </w:r>
-      <w:r>
-        <w:rPr>
-          <w:rFonts w:hint="eastAsia"/>
-          <w:szCs w:val="21"/>
-        </w:rPr>
-        <w:t>三是系统适用性验证有待进一步丰富。本文以歌尔股份作为案例进行研究，</w:t>
-      </w:r>
-      <w:r>
-        <w:rPr>
-          <w:rFonts w:hint="eastAsia"/>
-          <w:szCs w:val="21"/>
-        </w:rPr>
-        <w:t>对制造</w:t>
-      </w:r>
-      <w:r>
-        <w:rPr>
-          <w:rFonts w:hint="eastAsia"/>
-          <w:szCs w:val="21"/>
-        </w:rPr>
-        <w:t>行业</w:t>
-      </w:r>
-      <w:r>
-        <w:rPr>
-          <w:rFonts w:hint="eastAsia"/>
-          <w:szCs w:val="21"/>
-        </w:rPr>
-        <w:t>的</w:t>
-      </w:r>
-      <w:r>
-        <w:rPr>
-          <w:rFonts w:hint="eastAsia"/>
-          <w:szCs w:val="21"/>
-        </w:rPr>
-        <w:t>普适性有待实践验证</w:t>
-      </w:r>
-      <w:r>
-        <w:rPr>
-          <w:rFonts w:hint="eastAsia"/>
-          <w:szCs w:val="21"/>
-        </w:rPr>
-        <w:t>，</w:t>
-      </w:r>
-      <w:r>
-        <w:rPr>
-          <w:rFonts w:hint="eastAsia"/>
-          <w:szCs w:val="21"/>
-        </w:rPr>
-        <w:t>系统的适用性与企业规模的大小息息相关，</w:t>
-      </w:r>
-      <w:r>
-        <w:rPr>
-          <w:rFonts w:hint="eastAsia"/>
-          <w:szCs w:val="21"/>
-        </w:rPr>
-        <w:t>对于规模较小的企业来说系统的投入成本可能过高。</w:t>
-      </w:r>
-      <w:r>
-        <w:rPr>
-          <w:rFonts w:hint="eastAsia"/>
-          <w:szCs w:val="21"/>
-        </w:rPr>
-        <w:t>在后续的研究中，需要对上述问题重点关注。</w:t>
+        <w:t>本文虽然对歌尔股份物资供应管理系统设计进行了较为系统的研究，仍存在一定局限性，未来可从以下几个方面进一步深化。一是系统智能化水平有待进一步提升。本文设计的系统主要聚焦于业务流程的数字化与协同化，在人工智能和大数据技术应用方面涉及有限。二是本文的成本与收益分析主要依赖公开年报数据及行业估算基准，实际企业内部成本数据的获取与验证仍有待深化，对于系统的效果缺乏验证。三是系统适用性验证有待进一步丰富。本文以歌尔股份作为案例进行研究，对制造行业的普适性有待实践验证，系统的适用性与企业规模的大小息息相关，对于规模较小的企业来说系统的投入成本可能过高。在后续的研究中，需要对上述问题重点关注。</w:t>
+      </w:r>
+      <w:r>
+        <w:rPr>
+          <w:rFonts w:hint="eastAsia"/>
+          <w:szCs w:val="21"/>
+        </w:rPr>
+      </w:r>
+      <w:r>
+        <w:rPr>
+          <w:rFonts w:hint="eastAsia"/>
+          <w:szCs w:val="21"/>
+        </w:rPr>
+      </w:r>
+      <w:r>
+        <w:rPr>
+          <w:rFonts w:hint="eastAsia"/>
+          <w:szCs w:val="21"/>
+        </w:rPr>
+      </w:r>
+      <w:r>
+        <w:rPr>
+          <w:rFonts w:hint="eastAsia"/>
+          <w:szCs w:val="21"/>
+        </w:rPr>
+      </w:r>
+      <w:r>
+        <w:rPr>
+          <w:rFonts w:hint="eastAsia"/>
+          <w:szCs w:val="21"/>
+        </w:rPr>
+      </w:r>
+      <w:r>
+        <w:rPr>
+          <w:rFonts w:hint="eastAsia"/>
+          <w:szCs w:val="21"/>
+        </w:rPr>
+      </w:r>
+      <w:r>
+        <w:rPr>
+          <w:rFonts w:hint="eastAsia"/>
+          <w:szCs w:val="21"/>
+        </w:rPr>
+      </w:r>
+      <w:r>
+        <w:rPr>
+          <w:rFonts w:hint="eastAsia"/>
+          <w:szCs w:val="21"/>
+        </w:rPr>
+      </w:r>
+      <w:r>
+        <w:rPr>
+          <w:rFonts w:hint="eastAsia"/>
+          <w:szCs w:val="21"/>
+        </w:rPr>
+      </w:r>
+      <w:r>
+        <w:rPr>
+          <w:rFonts w:hint="eastAsia"/>
+          <w:szCs w:val="21"/>
+        </w:rPr>
+      </w:r>
+      <w:r>
+        <w:rPr>
+          <w:rFonts w:hint="eastAsia"/>
+          <w:szCs w:val="21"/>
+        </w:rPr>
+      </w:r>
+      <w:r>
+        <w:rPr>
+          <w:rFonts w:hint="eastAsia"/>
+          <w:szCs w:val="21"/>
+        </w:rPr>
       </w:r>
     </w:p>
     <w:p>
